--- a/paper/cipherflute_wiss2026_v1.2_tracked.docx
+++ b/paper/cipherflute_wiss2026_v1.2_tracked.docx
@@ -18,7 +18,10 @@
         <w:t>3D</w:t>
       </w:r>
       <w:r>
-        <w:t>プリント可能な笛による秘密情報の日用品への埋め込み手法の提案</w:t>
+        <w:t>プリント可能な笛による秘密情報の日用品への埋め込み</w:t>
+      </w:r>
+      <w:r>
+        <w:t>手法の提案</w:t>
       </w:r>
     </w:p>
     <w:p>
@@ -31,7 +34,10 @@
       </w:r>
       <w:proofErr w:type="spellEnd"/>
       <w:r>
-        <w:t>: Embedding Secret Information in Everyday Objects Using 3D-Printable Whistles</w:t>
+        <w:t xml:space="preserve">: Embedding </w:t>
+      </w:r>
+      <w:r>
+        <w:t>Secret Information in Everyday Objects Using 3D-Printable Whistles</w:t>
       </w:r>
     </w:p>
     <w:p>
@@ -71,85 +77,7 @@
         <w:pStyle w:val="aff0"/>
       </w:pPr>
       <w:r>
-        <w:t>概要．　暗証番号や合言葉のような気軽な秘密から，暗号資産の復元用パスフレーズのような重要な秘密まで，少量の秘密情報を，電源も電子部品も持たない</w:t>
-      </w:r>
-      <w:r>
-        <w:t>3D</w:t>
-      </w:r>
-      <w:r>
-        <w:t>プリントの笛を日用品へと埋め込み，吹いて読み出す手法「</w:t>
-      </w:r>
-      <w:r>
-        <w:t>CipherFlute</w:t>
-      </w:r>
-      <w:r>
-        <w:t>」を提案する．管の長さを変えると音の高さが変わる笛の音の高さを符号として，複数の笛によりエンコーディングを行う．実装した小型の笛ユニットは</w:t>
-      </w:r>
-      <w:r>
-        <w:t xml:space="preserve"> F#6</w:t>
-      </w:r>
-      <w:r>
-        <w:t>から</w:t>
-      </w:r>
-      <w:r>
-        <w:t>F#7</w:t>
-      </w:r>
-      <w:r>
-        <w:t>までの</w:t>
-      </w:r>
-      <w:r>
-        <w:t>13</w:t>
-      </w:r>
-      <w:r>
-        <w:t>音が活用可能であり，笛</w:t>
-      </w:r>
-      <w:r>
-        <w:t>1</w:t>
-      </w:r>
-      <w:r>
-        <w:t>本あたり約</w:t>
-      </w:r>
-      <w:r>
-        <w:t>3.7bit</w:t>
-      </w:r>
-      <w:r>
-        <w:t>を担うことができる．暗証番号なら数本，</w:t>
-      </w:r>
-      <w:r>
-        <w:t>128bit</w:t>
-      </w:r>
-      <w:r>
-        <w:t>の復元用情報なら基準笛と誤り訂正を含めて約</w:t>
-      </w:r>
-      <w:r>
-        <w:t>40</w:t>
-      </w:r>
-      <w:r>
-        <w:t>本というように，求める強度に応じた本数の笛を採用して，カード，アクセサリや置物といった日用品に埋め込める．提案手法はデコード時</w:t>
-      </w:r>
-      <w:r>
-        <w:rPr>
-          <w:rFonts w:hint="eastAsia"/>
-        </w:rPr>
-        <w:t>の</w:t>
-      </w:r>
-      <w:r>
-        <w:t>気温や息の強さによる音のずれを打ち消す機構を備える．</w:t>
-      </w:r>
-      <w:r>
-        <w:rPr>
-          <w:rFonts w:hint="eastAsia"/>
-        </w:rPr>
-        <w:t>音が鳴るため</w:t>
-      </w:r>
-      <w:r>
-        <w:t>守秘性は低いが，日用品に笛を溶け込ませることで秘密の在りかを分かりにくくできること，および正当な利用者が特別な機器を使わず息とスマートフォンだけで読み出せることが特徴であり，秘密情報のバックアップとしての活用が期待できる．</w:t>
-      </w:r>
-      <w:r>
-        <w:rPr>
-          <w:rFonts w:hint="eastAsia"/>
-        </w:rPr>
-        <w:t>本稿では提案手法の基礎的な性能評価，およびユースケースシナリオの提案を行う．</w:t>
+        <w:t>概要．　暗証番号や合言葉のような気軽な秘密から，暗号資産の復元用パスフレーズのような重要な秘密まで，少量の秘密情報を，電源も電子部品も持たない3Dプリントの笛を日用品へと埋め込み，吹いて読み出す手法「CipherFlute」を提案する．管の長さを変えると音の高さが変わる笛の音の高さを符号として，複数の笛によりエンコーディングを行う．実装した小型の笛ユニットは F#6からF#7までの13音が活用可能であり，笛1本あたり約3.7bitを担うことができる．暗証番号なら数本，128bitの復元用情報なら基準笛と誤り訂正を含めて約40本というように，求める強度に応じた本数の笛を採用して，カード，アクセサリや置物といった日用品に埋め込める．提案手法はデコード時の守秘性は低いが，日用品に笛を溶け込ませることで秘密の在りかを分かりにくくできること，および正当な利用者が特別な機器を使わず息とスマートフォンだけで読み出せることが特徴であり，秘密情報のバックアップとしての活用が期待できる．気温や息の強さによる音のずれを打ち消す機構を備える．実験により温度差に対する頑健さ，および128bit暗号のエンコードとデコードを検証した．</w:t>
       </w:r>
     </w:p>
     <w:p>
@@ -254,21 +182,12 @@
         <w:pStyle w:val="ad"/>
         <w:spacing w:line="260" w:lineRule="exact"/>
         <w:ind w:firstLine="180"/>
-      </w:pPr>
-      <w:r>
-        <w:t>暗号資産のウォレットや電子署名の普及に伴い，パスワードも端末もすべて失ったときに最後の頼りとなる復元用の秘密（リカバリーシードと呼ばれる百数十</w:t>
-      </w:r>
-      <w:r>
-        <w:t>bit</w:t>
-      </w:r>
-      <w:r>
-        <w:t>の情報）を，どのような物理的な形で保管するかが現実の課題になっている．実務では，この秘密を金属板に刻印する製品群が定着しており，火災や水害に強い優れた解である</w:t>
-      </w:r>
-      <w:r>
-        <w:t>[15]</w:t>
-      </w:r>
-      <w:r>
-        <w:t>．しかしこれらの担体には共通の弱点がある．見た目が明らかに「秘密の保管物」であるため，侵入者に発見された時点で持ち去りの標的になることを避けられない．一方，日常には，暗証番号や合言葉，贈り物やイベントの合図のように，もっと気軽に扱いたい小さな秘密も数多くある．こうした秘密を，改まった保管庫ではなく身の回りの日用品に埋め込むことを考える．</w:t>
+        <w:rPr>
+          <w:rFonts w:hint="eastAsia"/>
+        </w:rPr>
+      </w:pPr>
+      <w:r>
+        <w:t>暗号資産のウォレットや電子署名の普及に伴い，パスワードも端末もすべて失ったときに最後の頼りとなる復元用の秘密（リカバリーシードと呼ばれる百数十bitの情報）を，どのような物理的な形で保管するかが現実の課題になっている．実務では，この秘密を金属板に刻印する製品群が定着しており，火災や水害に強い優れた解である[15]．しかしこれらの担体には共通の弱点がある．見た目が明らかに「秘密の保管物」であるため，侵入者に発見された時点で持ち去りの標的になることを避けられない．一方，日常には，暗証番号や合言葉，贈り物やイベントの合図のように，もっと気軽に扱いたい小さな秘密も数多くある．こうした秘密を，改まった保管庫ではなく身の回りの日用品に埋め込むことを考える．</w:t>
       </w:r>
     </w:p>
     <w:p>
@@ -412,7 +331,13 @@
         <w:rPr>
           <w:rFonts w:hint="eastAsia"/>
         </w:rPr>
-        <w:t>は付与しない．符号である音の高さはマイクによる測定が可能で，また</w:t>
+        <w:t>は付与しない．符号である音の高さは</w:t>
+      </w:r>
+      <w:r>
+        <w:rPr>
+          <w:rFonts w:hint="eastAsia"/>
+        </w:rPr>
+        <w:t>マイクによる測定が可能で，また</w:t>
       </w:r>
       <w:r>
         <w:t>笛の</w:t>
@@ -468,47 +393,15 @@
         <w:ind w:firstLine="180"/>
       </w:pPr>
       <w:r>
-        <w:t>本手法で運べる情報量は，用途に応じて選ぶことができる．暗証番号や合言葉，贈り物やイベントの合図，体験型のセキュリティ教育といった少ない</w:t>
-      </w:r>
-      <w:r>
-        <w:t>bit</w:t>
-      </w:r>
-      <w:r>
-        <w:t>数で足りるカジュアルな利用シーンでは，笛数本から</w:t>
-      </w:r>
-      <w:r>
-        <w:t>10</w:t>
-      </w:r>
-      <w:r>
-        <w:t>本程度の小さな構成で足りる．人が記憶して使うパスワードの実効</w:t>
-      </w:r>
-      <w:r>
-        <w:lastRenderedPageBreak/>
-        <w:t>的な情報量も数十</w:t>
-      </w:r>
-      <w:r>
-        <w:t>bit</w:t>
-      </w:r>
-      <w:r>
-        <w:t>程度に留まる．一方で，</w:t>
-      </w:r>
-      <w:r>
-        <w:t>128bit</w:t>
-      </w:r>
-      <w:r>
-        <w:t>のリカバリーシードを保管することも可能であり，約</w:t>
-      </w:r>
-      <w:r>
-        <w:t>40</w:t>
-      </w:r>
-      <w:r>
-        <w:t>本の笛でエンコーディングできる（</w:t>
-      </w:r>
-      <w:r>
-        <w:t>3</w:t>
-      </w:r>
-      <w:r>
-        <w:t>章）．このように，気軽な暗証番号から本格的な鍵管理まで，同じしくみを幅広く気軽に使える点が本手法の特徴である．</w:t>
+        <w:t xml:space="preserve">本手法で運べる情報量は，用途に応じて選ぶことができる．暗証番号や合言葉，贈り物やイベントの合図，体験型のセキュリティ教育といった少ないbit数で足りるカジュアルな利用シーンでは</w:t>
+      </w:r>
+      <w:del w:id="1001" w:author="CipherFlute generator" w:date="2026-07-25T21:01:46Z">
+        <w:r>
+          <w:delText xml:space="preserve">，</w:delText>
+        </w:r>
+      </w:del>
+      <w:r>
+        <w:t xml:space="preserve">，笛数本から10本程度の小さな構成で足りる．人が記憶して使うパスワードの実効的な情報量も数十bit程度に留まる．一方で，128bitのリカバリーシードを保管することも可能であり，約40本の笛でエンコーディングできる（3章）．このように，気軽な暗証番号から本格的な鍵管理まで，同じしくみを幅広く気軽に使える点が本手法の特徴である．</w:t>
       </w:r>
     </w:p>
     <w:p>
@@ -518,28 +411,7 @@
         <w:ind w:firstLine="180"/>
       </w:pPr>
       <w:r>
-        <w:t>本研究の貢献は次の</w:t>
-      </w:r>
-      <w:r>
-        <w:t>4</w:t>
-      </w:r>
-      <w:r>
-        <w:t>点である．第一に，</w:t>
-      </w:r>
-      <w:r>
-        <w:t>3D</w:t>
-      </w:r>
-      <w:r>
-        <w:t>プリント</w:t>
-      </w:r>
-      <w:r>
-        <w:rPr>
-          <w:rFonts w:hint="eastAsia"/>
-        </w:rPr>
-        <w:t>可能な小型の笛を制作し</w:t>
-      </w:r>
-      <w:r>
-        <w:t>，求める強度に応じて保管できるデータ担体へ拡張し，そのための設計（管の長さと音の高さの対応式にもとづく符号化，誤り訂正，容量の見積もり）を確立する．第二に，基準となる笛との音の高さの比で読むことで，気温や息の強さによるずれを打ち消す自己補正のしくみを示す．第三に，どの層が秘密を守り，どの層は守らないのかを明示した脅威モデルを提示する．第四に，実物の印刷から復元までを通しで実証し，さらに複数の応用シナリオへ展開する．</w:t>
+        <w:t>本研究の貢献は次の4点である．第一に，従来は数bit程度の識別番号を担わせるものだった「吹くと鳴る3Dプリント物」を，求める強度に応じて保管できるデータ担体へ拡張し，そのための設計（管の長さと音の高さの対応式にもとづく符号化，誤り訂正，容量の見積もり）を確立する．第二に，基準となる笛との音の高さの比で読むことで，気温や息の強さによるずれを打ち消す自己補正のしくみを示す．第三に，どの層が秘密を守り，どの層は守らないのかを明示した脅威モデルを提示する．第四に，実物の印刷から復元までを通しで実証し，さらに複数の応用シナリオへ展開する．</w:t>
       </w:r>
     </w:p>
     <w:p>
@@ -569,70 +441,7 @@
         <w:ind w:firstLine="180"/>
       </w:pPr>
       <w:r>
-        <w:t>物体の内部や製造の副産物に情報を埋め込む研究は多くある．</w:t>
-      </w:r>
-      <w:proofErr w:type="spellStart"/>
-      <w:r>
-        <w:t>InfraStructs</w:t>
-      </w:r>
-      <w:proofErr w:type="spellEnd"/>
-      <w:r>
-        <w:t>[4]</w:t>
-      </w:r>
-      <w:r>
-        <w:t>は内部の空隙パターンをテラヘルツ波の撮像で読み，</w:t>
-      </w:r>
-      <w:proofErr w:type="spellStart"/>
-      <w:r>
-        <w:t>AirCode</w:t>
-      </w:r>
-      <w:proofErr w:type="spellEnd"/>
-      <w:r>
-        <w:t>[3]</w:t>
-      </w:r>
-      <w:r>
-        <w:t>は表面直下の空気ポケットを特殊な撮影で読む．</w:t>
-      </w:r>
-      <w:proofErr w:type="spellStart"/>
-      <w:r>
-        <w:t>LayerCode</w:t>
-      </w:r>
-      <w:proofErr w:type="spellEnd"/>
-      <w:r>
-        <w:t>[5]</w:t>
-      </w:r>
-      <w:r>
-        <w:t>は</w:t>
-      </w:r>
-      <w:r>
-        <w:t>3D</w:t>
-      </w:r>
-      <w:r>
-        <w:t>プリントの積層をバーコードとして通常のカメラで読み，</w:t>
-      </w:r>
-      <w:r>
-        <w:t>G-ID[6]</w:t>
-      </w:r>
-      <w:r>
-        <w:t>はスライサ設定の副産物の模様で個体を識別する（約</w:t>
-      </w:r>
-      <w:r>
-        <w:t>14bit</w:t>
-      </w:r>
-      <w:r>
-        <w:t>相当）．</w:t>
-      </w:r>
-      <w:r>
-        <w:t>StructCode[11]</w:t>
-      </w:r>
-      <w:r>
-        <w:t>はレーザーカットの継ぎ目の寸法に，</w:t>
-      </w:r>
-      <w:r>
-        <w:t>Seedmarkers[10]</w:t>
-      </w:r>
-      <w:r>
-        <w:t>は輪郭に溶け込む視覚マーカーに情報を載せる．これらはいずれも光を使った読み出しであり，撮影や走査によって所有者の関与なく読める．また運べる量は識別番号程度で，秘密情報を守るための脅威モデル（どんな攻撃者から何を守るかの整理）を持たない．</w:t>
+        <w:t>物体の内部や製造の副産物に情報を埋め込む研究は多くある．InfraStructs[4]は内部の空隙パターンをテラヘルツ波の撮像で読み，AirCode[3]は表面直下の空気ポケットを特殊な撮影で読む．LayerCode[5]は3Dプリントの積層をバーコードとして通常のカメラで読み，G-ID[6]はスライサ設定の副産物の模様で個体を識別する（約14bit相当）．StructCode[11]はレーザーカットの継ぎ目の寸法に，Seedmarkers[10]は輪郭に溶け込む視覚マーカーに情報を載せる．これらはいずれも光を使った読み出しであり，撮影や走査によって所有者の関与なく読める．また運べる量は識別番号程度で，秘密情報を守るための脅威モデル（どんな攻撃者から何を守るかの整理）を持たない．</w:t>
       </w:r>
     </w:p>
     <w:p>
@@ -652,67 +461,7 @@
         <w:ind w:firstLine="180"/>
       </w:pPr>
       <w:r>
-        <w:t>音で物体を読む系譜では，</w:t>
-      </w:r>
-      <w:r>
-        <w:t>Acoustic Barcodes[7]</w:t>
-      </w:r>
-      <w:r>
-        <w:t>が表面の刻み目をこすった音から識別番号を復元し，</w:t>
-      </w:r>
-      <w:r>
-        <w:t>Lamello[8]</w:t>
-      </w:r>
-      <w:r>
-        <w:t>はくし歯の長さと固有振動数の対応で入力位置を検出した．</w:t>
-      </w:r>
-      <w:r>
-        <w:t>Acoustruments[9]</w:t>
-      </w:r>
-      <w:r>
-        <w:t>はスマートフォンが発する超音波を</w:t>
-      </w:r>
-      <w:r>
-        <w:t>3D</w:t>
-      </w:r>
-      <w:r>
-        <w:t>プリントの管で変調して操作を認識する．</w:t>
-      </w:r>
-      <w:r>
-        <w:t>Acoustic Voxels[2]</w:t>
-      </w:r>
-      <w:r>
-        <w:t>は内部空洞の音響応答を計算で設計し，置物に音の署名を埋め込めることを示した．そして本研究に機構がもっとも近い</w:t>
-      </w:r>
-      <w:r>
-        <w:t>Blowhole[1]</w:t>
-      </w:r>
-      <w:r>
-        <w:t>は，</w:t>
-      </w:r>
-      <w:r>
-        <w:t>3D</w:t>
-      </w:r>
-      <w:r>
-        <w:t>プリント物の内部空洞に息を吹き込んで生じる共鳴音でタグを識別する．ただし</w:t>
-      </w:r>
-      <w:r>
-        <w:t>Blowhole</w:t>
-      </w:r>
-      <w:r>
-        <w:t>の目的は模型の部位識別であり，多くの</w:t>
-      </w:r>
-      <w:r>
-        <w:t>bit</w:t>
-      </w:r>
-      <w:r>
-        <w:t>を運ぶ符号化，狙った音の高さに合わせ込む調律，秘密分散との統合のいずれも扱っていない．本研究はこれらの蓄積の上に立ち，応用を再定義して，運べる量を工学的に広げる（表</w:t>
-      </w:r>
-      <w:r>
-        <w:t>1</w:t>
-      </w:r>
-      <w:r>
-        <w:t>）．</w:t>
+        <w:t>音で物体を読む系譜では，Acoustic Barcodes[7]が表面の刻み目をこすった音から識別番号を復元し，Lamello[8]はくし歯の長さと固有振動数の対応で入力位置を検出した．Acoustruments[9]はスマートフォンが発する超音波を3Dプリントの管で変調して操作を認識する．Acoustic Voxels[2]は内部空洞の音響応答を計算で設計し，置物に音の署名を埋め込めることを示した．そして本研究に機構がもっとも近いBlowhole[1]は，3Dプリント物の内部空洞に息を吹き込んで生じる共鳴音でタグを識別する．ただしBlowholeの目的は模型の部位識別であり，多くのbitを運ぶ符号化，狙った音の高さに合わせ込む調律，秘密分散との統合のいずれも扱っていない．本研究はこれらの蓄積の上に立ち，応用を再定義して，運べる量を工学的に広げる（表1）．</w:t>
       </w:r>
     </w:p>
     <w:p>
@@ -742,8 +491,17 @@
         <w:gridCol w:w="893"/>
         <w:gridCol w:w="749"/>
         <w:gridCol w:w="835"/>
-        <w:gridCol w:w="662"/>
-        <w:gridCol w:w="70"/>
+        <w:gridCol w:w="732"/>
+        <w:tblGridChange w:id="73">
+          <w:tblGrid>
+            <w:gridCol w:w="1181"/>
+            <w:gridCol w:w="893"/>
+            <w:gridCol w:w="749"/>
+            <w:gridCol w:w="835"/>
+            <w:gridCol w:w="662"/>
+            <w:gridCol w:w="70"/>
+          </w:tblGrid>
+        </w:tblGridChange>
       </w:tblGrid>
       <w:tr>
         <w:trPr>
@@ -953,9 +711,31 @@
         </w:tc>
       </w:tr>
       <w:tr>
+        <w:tblPrEx>
+          <w:tblW w:w="0" w:type="auto"/>
+          <w:tblLayout w:type="fixed"/>
+          <w:tblPrExChange w:id="74" w:author="栗原　一貴" w:date="2026-07-24T09:31:00Z" w16du:dateUtc="2026-07-24T00:31:00Z">
+            <w:tblPrEx>
+              <w:tblW w:w="0" w:type="auto"/>
+              <w:tblLayout w:type="fixed"/>
+            </w:tblPrEx>
+          </w:tblPrExChange>
+        </w:tblPrEx>
+        <w:trPr>
+          <w:trPrChange w:id="75" w:author="栗原　一貴" w:date="2026-07-24T09:31:00Z" w16du:dateUtc="2026-07-24T00:31:00Z">
+            <w:trPr>
+              <w:gridAfter w:val="0"/>
+            </w:trPr>
+          </w:trPrChange>
+        </w:trPr>
         <w:tc>
           <w:tcPr>
             <w:tcW w:w="1181" w:type="dxa"/>
+            <w:tcPrChange w:id="76" w:author="栗原　一貴" w:date="2026-07-24T09:31:00Z" w16du:dateUtc="2026-07-24T00:31:00Z">
+              <w:tcPr>
+                <w:tcW w:w="1181" w:type="dxa"/>
+              </w:tcPr>
+            </w:tcPrChange>
           </w:tcPr>
           <w:p>
             <w:pPr>
@@ -980,6 +760,11 @@
         <w:tc>
           <w:tcPr>
             <w:tcW w:w="893" w:type="dxa"/>
+            <w:tcPrChange w:id="77" w:author="栗原　一貴" w:date="2026-07-24T09:31:00Z" w16du:dateUtc="2026-07-24T00:31:00Z">
+              <w:tcPr>
+                <w:tcW w:w="893" w:type="dxa"/>
+              </w:tcPr>
+            </w:tcPrChange>
           </w:tcPr>
           <w:p>
             <w:pPr>
@@ -1008,6 +793,11 @@
         <w:tc>
           <w:tcPr>
             <w:tcW w:w="749" w:type="dxa"/>
+            <w:tcPrChange w:id="78" w:author="栗原　一貴" w:date="2026-07-24T09:31:00Z" w16du:dateUtc="2026-07-24T00:31:00Z">
+              <w:tcPr>
+                <w:tcW w:w="749" w:type="dxa"/>
+              </w:tcPr>
+            </w:tcPrChange>
           </w:tcPr>
           <w:p>
             <w:pPr>
@@ -1024,6 +814,11 @@
         <w:tc>
           <w:tcPr>
             <w:tcW w:w="835" w:type="dxa"/>
+            <w:tcPrChange w:id="79" w:author="栗原　一貴" w:date="2026-07-24T09:31:00Z" w16du:dateUtc="2026-07-24T00:31:00Z">
+              <w:tcPr>
+                <w:tcW w:w="835" w:type="dxa"/>
+              </w:tcPr>
+            </w:tcPrChange>
           </w:tcPr>
           <w:p>
             <w:pPr>
@@ -1046,7 +841,11 @@
         <w:tc>
           <w:tcPr>
             <w:tcW w:w="732" w:type="dxa"/>
-            <w:gridSpan w:val="2"/>
+            <w:tcPrChange w:id="80" w:author="栗原　一貴" w:date="2026-07-24T09:31:00Z" w16du:dateUtc="2026-07-24T00:31:00Z">
+              <w:tcPr>
+                <w:tcW w:w="662" w:type="dxa"/>
+              </w:tcPr>
+            </w:tcPrChange>
           </w:tcPr>
           <w:p>
             <w:pPr>
@@ -1062,9 +861,31 @@
         </w:tc>
       </w:tr>
       <w:tr>
+        <w:tblPrEx>
+          <w:tblW w:w="0" w:type="auto"/>
+          <w:tblLayout w:type="fixed"/>
+          <w:tblPrExChange w:id="81" w:author="栗原　一貴" w:date="2026-07-24T09:31:00Z" w16du:dateUtc="2026-07-24T00:31:00Z">
+            <w:tblPrEx>
+              <w:tblW w:w="0" w:type="auto"/>
+              <w:tblLayout w:type="fixed"/>
+            </w:tblPrEx>
+          </w:tblPrExChange>
+        </w:tblPrEx>
+        <w:trPr>
+          <w:trPrChange w:id="82" w:author="栗原　一貴" w:date="2026-07-24T09:31:00Z" w16du:dateUtc="2026-07-24T00:31:00Z">
+            <w:trPr>
+              <w:gridAfter w:val="0"/>
+            </w:trPr>
+          </w:trPrChange>
+        </w:trPr>
         <w:tc>
           <w:tcPr>
             <w:tcW w:w="1181" w:type="dxa"/>
+            <w:tcPrChange w:id="83" w:author="栗原　一貴" w:date="2026-07-24T09:31:00Z" w16du:dateUtc="2026-07-24T00:31:00Z">
+              <w:tcPr>
+                <w:tcW w:w="1181" w:type="dxa"/>
+              </w:tcPr>
+            </w:tcPrChange>
           </w:tcPr>
           <w:p>
             <w:pPr>
@@ -1089,6 +910,11 @@
         <w:tc>
           <w:tcPr>
             <w:tcW w:w="893" w:type="dxa"/>
+            <w:tcPrChange w:id="84" w:author="栗原　一貴" w:date="2026-07-24T09:31:00Z" w16du:dateUtc="2026-07-24T00:31:00Z">
+              <w:tcPr>
+                <w:tcW w:w="893" w:type="dxa"/>
+              </w:tcPr>
+            </w:tcPrChange>
           </w:tcPr>
           <w:p>
             <w:pPr>
@@ -1105,6 +931,11 @@
         <w:tc>
           <w:tcPr>
             <w:tcW w:w="749" w:type="dxa"/>
+            <w:tcPrChange w:id="85" w:author="栗原　一貴" w:date="2026-07-24T09:31:00Z" w16du:dateUtc="2026-07-24T00:31:00Z">
+              <w:tcPr>
+                <w:tcW w:w="749" w:type="dxa"/>
+              </w:tcPr>
+            </w:tcPrChange>
           </w:tcPr>
           <w:p>
             <w:pPr>
@@ -1121,6 +952,11 @@
         <w:tc>
           <w:tcPr>
             <w:tcW w:w="835" w:type="dxa"/>
+            <w:tcPrChange w:id="86" w:author="栗原　一貴" w:date="2026-07-24T09:31:00Z" w16du:dateUtc="2026-07-24T00:31:00Z">
+              <w:tcPr>
+                <w:tcW w:w="835" w:type="dxa"/>
+              </w:tcPr>
+            </w:tcPrChange>
           </w:tcPr>
           <w:p>
             <w:pPr>
@@ -1143,7 +979,11 @@
         <w:tc>
           <w:tcPr>
             <w:tcW w:w="732" w:type="dxa"/>
-            <w:gridSpan w:val="2"/>
+            <w:tcPrChange w:id="87" w:author="栗原　一貴" w:date="2026-07-24T09:31:00Z" w16du:dateUtc="2026-07-24T00:31:00Z">
+              <w:tcPr>
+                <w:tcW w:w="662" w:type="dxa"/>
+              </w:tcPr>
+            </w:tcPrChange>
           </w:tcPr>
           <w:p>
             <w:pPr>
@@ -1159,9 +999,31 @@
         </w:tc>
       </w:tr>
       <w:tr>
+        <w:tblPrEx>
+          <w:tblW w:w="0" w:type="auto"/>
+          <w:tblLayout w:type="fixed"/>
+          <w:tblPrExChange w:id="88" w:author="栗原　一貴" w:date="2026-07-24T09:31:00Z" w16du:dateUtc="2026-07-24T00:31:00Z">
+            <w:tblPrEx>
+              <w:tblW w:w="0" w:type="auto"/>
+              <w:tblLayout w:type="fixed"/>
+            </w:tblPrEx>
+          </w:tblPrExChange>
+        </w:tblPrEx>
+        <w:trPr>
+          <w:trPrChange w:id="89" w:author="栗原　一貴" w:date="2026-07-24T09:31:00Z" w16du:dateUtc="2026-07-24T00:31:00Z">
+            <w:trPr>
+              <w:gridAfter w:val="0"/>
+            </w:trPr>
+          </w:trPrChange>
+        </w:trPr>
         <w:tc>
           <w:tcPr>
             <w:tcW w:w="1181" w:type="dxa"/>
+            <w:tcPrChange w:id="90" w:author="栗原　一貴" w:date="2026-07-24T09:31:00Z" w16du:dateUtc="2026-07-24T00:31:00Z">
+              <w:tcPr>
+                <w:tcW w:w="1181" w:type="dxa"/>
+              </w:tcPr>
+            </w:tcPrChange>
           </w:tcPr>
           <w:p>
             <w:pPr>
@@ -1192,6 +1054,11 @@
         <w:tc>
           <w:tcPr>
             <w:tcW w:w="893" w:type="dxa"/>
+            <w:tcPrChange w:id="91" w:author="栗原　一貴" w:date="2026-07-24T09:31:00Z" w16du:dateUtc="2026-07-24T00:31:00Z">
+              <w:tcPr>
+                <w:tcW w:w="893" w:type="dxa"/>
+              </w:tcPr>
+            </w:tcPrChange>
           </w:tcPr>
           <w:p>
             <w:pPr>
@@ -1208,6 +1075,11 @@
         <w:tc>
           <w:tcPr>
             <w:tcW w:w="749" w:type="dxa"/>
+            <w:tcPrChange w:id="92" w:author="栗原　一貴" w:date="2026-07-24T09:31:00Z" w16du:dateUtc="2026-07-24T00:31:00Z">
+              <w:tcPr>
+                <w:tcW w:w="749" w:type="dxa"/>
+              </w:tcPr>
+            </w:tcPrChange>
           </w:tcPr>
           <w:p>
             <w:pPr>
@@ -1224,6 +1096,11 @@
         <w:tc>
           <w:tcPr>
             <w:tcW w:w="835" w:type="dxa"/>
+            <w:tcPrChange w:id="93" w:author="栗原　一貴" w:date="2026-07-24T09:31:00Z" w16du:dateUtc="2026-07-24T00:31:00Z">
+              <w:tcPr>
+                <w:tcW w:w="835" w:type="dxa"/>
+              </w:tcPr>
+            </w:tcPrChange>
           </w:tcPr>
           <w:p>
             <w:pPr>
@@ -1246,7 +1123,11 @@
         <w:tc>
           <w:tcPr>
             <w:tcW w:w="732" w:type="dxa"/>
-            <w:gridSpan w:val="2"/>
+            <w:tcPrChange w:id="94" w:author="栗原　一貴" w:date="2026-07-24T09:31:00Z" w16du:dateUtc="2026-07-24T00:31:00Z">
+              <w:tcPr>
+                <w:tcW w:w="662" w:type="dxa"/>
+              </w:tcPr>
+            </w:tcPrChange>
           </w:tcPr>
           <w:p>
             <w:pPr>
@@ -1262,9 +1143,31 @@
         </w:tc>
       </w:tr>
       <w:tr>
+        <w:tblPrEx>
+          <w:tblW w:w="0" w:type="auto"/>
+          <w:tblLayout w:type="fixed"/>
+          <w:tblPrExChange w:id="95" w:author="栗原　一貴" w:date="2026-07-24T09:31:00Z" w16du:dateUtc="2026-07-24T00:31:00Z">
+            <w:tblPrEx>
+              <w:tblW w:w="0" w:type="auto"/>
+              <w:tblLayout w:type="fixed"/>
+            </w:tblPrEx>
+          </w:tblPrExChange>
+        </w:tblPrEx>
+        <w:trPr>
+          <w:trPrChange w:id="96" w:author="栗原　一貴" w:date="2026-07-24T09:31:00Z" w16du:dateUtc="2026-07-24T00:31:00Z">
+            <w:trPr>
+              <w:gridAfter w:val="0"/>
+            </w:trPr>
+          </w:trPrChange>
+        </w:trPr>
         <w:tc>
           <w:tcPr>
             <w:tcW w:w="1181" w:type="dxa"/>
+            <w:tcPrChange w:id="97" w:author="栗原　一貴" w:date="2026-07-24T09:31:00Z" w16du:dateUtc="2026-07-24T00:31:00Z">
+              <w:tcPr>
+                <w:tcW w:w="1181" w:type="dxa"/>
+              </w:tcPr>
+            </w:tcPrChange>
           </w:tcPr>
           <w:p>
             <w:pPr>
@@ -1295,6 +1198,11 @@
         <w:tc>
           <w:tcPr>
             <w:tcW w:w="893" w:type="dxa"/>
+            <w:tcPrChange w:id="98" w:author="栗原　一貴" w:date="2026-07-24T09:31:00Z" w16du:dateUtc="2026-07-24T00:31:00Z">
+              <w:tcPr>
+                <w:tcW w:w="893" w:type="dxa"/>
+              </w:tcPr>
+            </w:tcPrChange>
           </w:tcPr>
           <w:p>
             <w:pPr>
@@ -1311,6 +1219,11 @@
         <w:tc>
           <w:tcPr>
             <w:tcW w:w="749" w:type="dxa"/>
+            <w:tcPrChange w:id="99" w:author="栗原　一貴" w:date="2026-07-24T09:31:00Z" w16du:dateUtc="2026-07-24T00:31:00Z">
+              <w:tcPr>
+                <w:tcW w:w="749" w:type="dxa"/>
+              </w:tcPr>
+            </w:tcPrChange>
           </w:tcPr>
           <w:p>
             <w:pPr>
@@ -1327,6 +1240,11 @@
         <w:tc>
           <w:tcPr>
             <w:tcW w:w="835" w:type="dxa"/>
+            <w:tcPrChange w:id="100" w:author="栗原　一貴" w:date="2026-07-24T09:31:00Z" w16du:dateUtc="2026-07-24T00:31:00Z">
+              <w:tcPr>
+                <w:tcW w:w="835" w:type="dxa"/>
+              </w:tcPr>
+            </w:tcPrChange>
           </w:tcPr>
           <w:p>
             <w:pPr>
@@ -1349,7 +1267,11 @@
         <w:tc>
           <w:tcPr>
             <w:tcW w:w="732" w:type="dxa"/>
-            <w:gridSpan w:val="2"/>
+            <w:tcPrChange w:id="101" w:author="栗原　一貴" w:date="2026-07-24T09:31:00Z" w16du:dateUtc="2026-07-24T00:31:00Z">
+              <w:tcPr>
+                <w:tcW w:w="662" w:type="dxa"/>
+              </w:tcPr>
+            </w:tcPrChange>
           </w:tcPr>
           <w:p>
             <w:pPr>
@@ -1365,9 +1287,31 @@
         </w:tc>
       </w:tr>
       <w:tr>
+        <w:tblPrEx>
+          <w:tblW w:w="0" w:type="auto"/>
+          <w:tblLayout w:type="fixed"/>
+          <w:tblPrExChange w:id="102" w:author="栗原　一貴" w:date="2026-07-24T09:31:00Z" w16du:dateUtc="2026-07-24T00:31:00Z">
+            <w:tblPrEx>
+              <w:tblW w:w="0" w:type="auto"/>
+              <w:tblLayout w:type="fixed"/>
+            </w:tblPrEx>
+          </w:tblPrExChange>
+        </w:tblPrEx>
+        <w:trPr>
+          <w:trPrChange w:id="103" w:author="栗原　一貴" w:date="2026-07-24T09:31:00Z" w16du:dateUtc="2026-07-24T00:31:00Z">
+            <w:trPr>
+              <w:gridAfter w:val="0"/>
+            </w:trPr>
+          </w:trPrChange>
+        </w:trPr>
         <w:tc>
           <w:tcPr>
             <w:tcW w:w="1181" w:type="dxa"/>
+            <w:tcPrChange w:id="104" w:author="栗原　一貴" w:date="2026-07-24T09:31:00Z" w16du:dateUtc="2026-07-24T00:31:00Z">
+              <w:tcPr>
+                <w:tcW w:w="1181" w:type="dxa"/>
+              </w:tcPr>
+            </w:tcPrChange>
           </w:tcPr>
           <w:p>
             <w:pPr>
@@ -1392,6 +1336,11 @@
         <w:tc>
           <w:tcPr>
             <w:tcW w:w="893" w:type="dxa"/>
+            <w:tcPrChange w:id="105" w:author="栗原　一貴" w:date="2026-07-24T09:31:00Z" w16du:dateUtc="2026-07-24T00:31:00Z">
+              <w:tcPr>
+                <w:tcW w:w="893" w:type="dxa"/>
+              </w:tcPr>
+            </w:tcPrChange>
           </w:tcPr>
           <w:p>
             <w:pPr>
@@ -1408,6 +1357,11 @@
         <w:tc>
           <w:tcPr>
             <w:tcW w:w="749" w:type="dxa"/>
+            <w:tcPrChange w:id="106" w:author="栗原　一貴" w:date="2026-07-24T09:31:00Z" w16du:dateUtc="2026-07-24T00:31:00Z">
+              <w:tcPr>
+                <w:tcW w:w="749" w:type="dxa"/>
+              </w:tcPr>
+            </w:tcPrChange>
           </w:tcPr>
           <w:p>
             <w:pPr>
@@ -1424,6 +1378,11 @@
         <w:tc>
           <w:tcPr>
             <w:tcW w:w="835" w:type="dxa"/>
+            <w:tcPrChange w:id="107" w:author="栗原　一貴" w:date="2026-07-24T09:31:00Z" w16du:dateUtc="2026-07-24T00:31:00Z">
+              <w:tcPr>
+                <w:tcW w:w="835" w:type="dxa"/>
+              </w:tcPr>
+            </w:tcPrChange>
           </w:tcPr>
           <w:p>
             <w:pPr>
@@ -1440,7 +1399,11 @@
         <w:tc>
           <w:tcPr>
             <w:tcW w:w="732" w:type="dxa"/>
-            <w:gridSpan w:val="2"/>
+            <w:tcPrChange w:id="108" w:author="栗原　一貴" w:date="2026-07-24T09:31:00Z" w16du:dateUtc="2026-07-24T00:31:00Z">
+              <w:tcPr>
+                <w:tcW w:w="662" w:type="dxa"/>
+              </w:tcPr>
+            </w:tcPrChange>
           </w:tcPr>
           <w:p>
             <w:pPr>
@@ -1456,9 +1419,31 @@
         </w:tc>
       </w:tr>
       <w:tr>
+        <w:tblPrEx>
+          <w:tblW w:w="0" w:type="auto"/>
+          <w:tblLayout w:type="fixed"/>
+          <w:tblPrExChange w:id="109" w:author="栗原　一貴" w:date="2026-07-24T09:31:00Z" w16du:dateUtc="2026-07-24T00:31:00Z">
+            <w:tblPrEx>
+              <w:tblW w:w="0" w:type="auto"/>
+              <w:tblLayout w:type="fixed"/>
+            </w:tblPrEx>
+          </w:tblPrExChange>
+        </w:tblPrEx>
+        <w:trPr>
+          <w:trPrChange w:id="110" w:author="栗原　一貴" w:date="2026-07-24T09:31:00Z" w16du:dateUtc="2026-07-24T00:31:00Z">
+            <w:trPr>
+              <w:gridAfter w:val="0"/>
+            </w:trPr>
+          </w:trPrChange>
+        </w:trPr>
         <w:tc>
           <w:tcPr>
             <w:tcW w:w="1181" w:type="dxa"/>
+            <w:tcPrChange w:id="111" w:author="栗原　一貴" w:date="2026-07-24T09:31:00Z" w16du:dateUtc="2026-07-24T00:31:00Z">
+              <w:tcPr>
+                <w:tcW w:w="1181" w:type="dxa"/>
+              </w:tcPr>
+            </w:tcPrChange>
           </w:tcPr>
           <w:p>
             <w:pPr>
@@ -1489,6 +1474,11 @@
         <w:tc>
           <w:tcPr>
             <w:tcW w:w="893" w:type="dxa"/>
+            <w:tcPrChange w:id="112" w:author="栗原　一貴" w:date="2026-07-24T09:31:00Z" w16du:dateUtc="2026-07-24T00:31:00Z">
+              <w:tcPr>
+                <w:tcW w:w="893" w:type="dxa"/>
+              </w:tcPr>
+            </w:tcPrChange>
           </w:tcPr>
           <w:p>
             <w:pPr>
@@ -1505,6 +1495,11 @@
         <w:tc>
           <w:tcPr>
             <w:tcW w:w="749" w:type="dxa"/>
+            <w:tcPrChange w:id="113" w:author="栗原　一貴" w:date="2026-07-24T09:31:00Z" w16du:dateUtc="2026-07-24T00:31:00Z">
+              <w:tcPr>
+                <w:tcW w:w="749" w:type="dxa"/>
+              </w:tcPr>
+            </w:tcPrChange>
           </w:tcPr>
           <w:p>
             <w:pPr>
@@ -1521,6 +1516,11 @@
         <w:tc>
           <w:tcPr>
             <w:tcW w:w="835" w:type="dxa"/>
+            <w:tcPrChange w:id="114" w:author="栗原　一貴" w:date="2026-07-24T09:31:00Z" w16du:dateUtc="2026-07-24T00:31:00Z">
+              <w:tcPr>
+                <w:tcW w:w="835" w:type="dxa"/>
+              </w:tcPr>
+            </w:tcPrChange>
           </w:tcPr>
           <w:p>
             <w:pPr>
@@ -1543,7 +1543,11 @@
         <w:tc>
           <w:tcPr>
             <w:tcW w:w="732" w:type="dxa"/>
-            <w:gridSpan w:val="2"/>
+            <w:tcPrChange w:id="115" w:author="栗原　一貴" w:date="2026-07-24T09:31:00Z" w16du:dateUtc="2026-07-24T00:31:00Z">
+              <w:tcPr>
+                <w:tcW w:w="662" w:type="dxa"/>
+              </w:tcPr>
+            </w:tcPrChange>
           </w:tcPr>
           <w:p>
             <w:pPr>
@@ -1559,9 +1563,31 @@
         </w:tc>
       </w:tr>
       <w:tr>
+        <w:tblPrEx>
+          <w:tblW w:w="0" w:type="auto"/>
+          <w:tblLayout w:type="fixed"/>
+          <w:tblPrExChange w:id="116" w:author="栗原　一貴" w:date="2026-07-24T09:31:00Z" w16du:dateUtc="2026-07-24T00:31:00Z">
+            <w:tblPrEx>
+              <w:tblW w:w="0" w:type="auto"/>
+              <w:tblLayout w:type="fixed"/>
+            </w:tblPrEx>
+          </w:tblPrExChange>
+        </w:tblPrEx>
+        <w:trPr>
+          <w:trPrChange w:id="117" w:author="栗原　一貴" w:date="2026-07-24T09:31:00Z" w16du:dateUtc="2026-07-24T00:31:00Z">
+            <w:trPr>
+              <w:gridAfter w:val="0"/>
+            </w:trPr>
+          </w:trPrChange>
+        </w:trPr>
         <w:tc>
           <w:tcPr>
             <w:tcW w:w="1181" w:type="dxa"/>
+            <w:tcPrChange w:id="118" w:author="栗原　一貴" w:date="2026-07-24T09:31:00Z" w16du:dateUtc="2026-07-24T00:31:00Z">
+              <w:tcPr>
+                <w:tcW w:w="1181" w:type="dxa"/>
+              </w:tcPr>
+            </w:tcPrChange>
           </w:tcPr>
           <w:p>
             <w:pPr>
@@ -1586,6 +1612,11 @@
         <w:tc>
           <w:tcPr>
             <w:tcW w:w="893" w:type="dxa"/>
+            <w:tcPrChange w:id="119" w:author="栗原　一貴" w:date="2026-07-24T09:31:00Z" w16du:dateUtc="2026-07-24T00:31:00Z">
+              <w:tcPr>
+                <w:tcW w:w="893" w:type="dxa"/>
+              </w:tcPr>
+            </w:tcPrChange>
           </w:tcPr>
           <w:p>
             <w:pPr>
@@ -1602,6 +1633,11 @@
         <w:tc>
           <w:tcPr>
             <w:tcW w:w="749" w:type="dxa"/>
+            <w:tcPrChange w:id="120" w:author="栗原　一貴" w:date="2026-07-24T09:31:00Z" w16du:dateUtc="2026-07-24T00:31:00Z">
+              <w:tcPr>
+                <w:tcW w:w="749" w:type="dxa"/>
+              </w:tcPr>
+            </w:tcPrChange>
           </w:tcPr>
           <w:p>
             <w:pPr>
@@ -1618,6 +1654,11 @@
         <w:tc>
           <w:tcPr>
             <w:tcW w:w="835" w:type="dxa"/>
+            <w:tcPrChange w:id="121" w:author="栗原　一貴" w:date="2026-07-24T09:31:00Z" w16du:dateUtc="2026-07-24T00:31:00Z">
+              <w:tcPr>
+                <w:tcW w:w="835" w:type="dxa"/>
+              </w:tcPr>
+            </w:tcPrChange>
           </w:tcPr>
           <w:p>
             <w:pPr>
@@ -1640,7 +1681,11 @@
         <w:tc>
           <w:tcPr>
             <w:tcW w:w="732" w:type="dxa"/>
-            <w:gridSpan w:val="2"/>
+            <w:tcPrChange w:id="122" w:author="栗原　一貴" w:date="2026-07-24T09:31:00Z" w16du:dateUtc="2026-07-24T00:31:00Z">
+              <w:tcPr>
+                <w:tcW w:w="662" w:type="dxa"/>
+              </w:tcPr>
+            </w:tcPrChange>
           </w:tcPr>
           <w:p>
             <w:pPr>
@@ -1656,9 +1701,31 @@
         </w:tc>
       </w:tr>
       <w:tr>
+        <w:tblPrEx>
+          <w:tblW w:w="0" w:type="auto"/>
+          <w:tblLayout w:type="fixed"/>
+          <w:tblPrExChange w:id="123" w:author="栗原　一貴" w:date="2026-07-24T09:31:00Z" w16du:dateUtc="2026-07-24T00:31:00Z">
+            <w:tblPrEx>
+              <w:tblW w:w="0" w:type="auto"/>
+              <w:tblLayout w:type="fixed"/>
+            </w:tblPrEx>
+          </w:tblPrExChange>
+        </w:tblPrEx>
+        <w:trPr>
+          <w:trPrChange w:id="124" w:author="栗原　一貴" w:date="2026-07-24T09:31:00Z" w16du:dateUtc="2026-07-24T00:31:00Z">
+            <w:trPr>
+              <w:gridAfter w:val="0"/>
+            </w:trPr>
+          </w:trPrChange>
+        </w:trPr>
         <w:tc>
           <w:tcPr>
             <w:tcW w:w="1181" w:type="dxa"/>
+            <w:tcPrChange w:id="125" w:author="栗原　一貴" w:date="2026-07-24T09:31:00Z" w16du:dateUtc="2026-07-24T00:31:00Z">
+              <w:tcPr>
+                <w:tcW w:w="1181" w:type="dxa"/>
+              </w:tcPr>
+            </w:tcPrChange>
           </w:tcPr>
           <w:p>
             <w:pPr>
@@ -1675,6 +1742,11 @@
         <w:tc>
           <w:tcPr>
             <w:tcW w:w="893" w:type="dxa"/>
+            <w:tcPrChange w:id="126" w:author="栗原　一貴" w:date="2026-07-24T09:31:00Z" w16du:dateUtc="2026-07-24T00:31:00Z">
+              <w:tcPr>
+                <w:tcW w:w="893" w:type="dxa"/>
+              </w:tcPr>
+            </w:tcPrChange>
           </w:tcPr>
           <w:p>
             <w:pPr>
@@ -1691,6 +1763,11 @@
         <w:tc>
           <w:tcPr>
             <w:tcW w:w="749" w:type="dxa"/>
+            <w:tcPrChange w:id="127" w:author="栗原　一貴" w:date="2026-07-24T09:31:00Z" w16du:dateUtc="2026-07-24T00:31:00Z">
+              <w:tcPr>
+                <w:tcW w:w="749" w:type="dxa"/>
+              </w:tcPr>
+            </w:tcPrChange>
           </w:tcPr>
           <w:p>
             <w:pPr>
@@ -1707,6 +1784,11 @@
         <w:tc>
           <w:tcPr>
             <w:tcW w:w="835" w:type="dxa"/>
+            <w:tcPrChange w:id="128" w:author="栗原　一貴" w:date="2026-07-24T09:31:00Z" w16du:dateUtc="2026-07-24T00:31:00Z">
+              <w:tcPr>
+                <w:tcW w:w="835" w:type="dxa"/>
+              </w:tcPr>
+            </w:tcPrChange>
           </w:tcPr>
           <w:p>
             <w:pPr>
@@ -1735,7 +1817,11 @@
         <w:tc>
           <w:tcPr>
             <w:tcW w:w="732" w:type="dxa"/>
-            <w:gridSpan w:val="2"/>
+            <w:tcPrChange w:id="129" w:author="栗原　一貴" w:date="2026-07-24T09:31:00Z" w16du:dateUtc="2026-07-24T00:31:00Z">
+              <w:tcPr>
+                <w:tcW w:w="662" w:type="dxa"/>
+              </w:tcPr>
+            </w:tcPrChange>
           </w:tcPr>
           <w:p>
             <w:pPr>
@@ -1873,69 +1959,7 @@
         <w:ind w:firstLine="180"/>
       </w:pPr>
       <w:r>
-        <w:t>発音体には，小型の円筒型を軸方向に半分に割った断面の笛（厚さ</w:t>
-      </w:r>
-      <w:r>
-        <w:t>4 mm</w:t>
-      </w:r>
-      <w:r>
-        <w:t>，幅</w:t>
-      </w:r>
-      <w:r>
-        <w:t>7 mm</w:t>
-      </w:r>
-      <w:r>
-        <w:t>）を用いる．家庭用の</w:t>
-      </w:r>
-      <w:r>
-        <w:t>3D</w:t>
-      </w:r>
-      <w:r>
-        <w:t>プリンタにサポート材なしで平置きで印刷でき，複数本を密着させて融合できる（図</w:t>
-      </w:r>
-      <w:r>
-        <w:t>2</w:t>
-      </w:r>
-      <w:r>
-        <w:t>）．最終的な応用では，求める暗号強度に応じた本数の笛を採用し，日用品の形に合わせて自由なレイアウトで配置する．管の長さ</w:t>
-      </w:r>
-      <w:r>
-        <w:t>L [mm]</w:t>
-      </w:r>
-      <w:r>
-        <w:t>と音の高さ（基本周波数</w:t>
-      </w:r>
-      <w:r>
-        <w:t>f [Hz]</w:t>
-      </w:r>
-      <w:r>
-        <w:t>）の関係は，</w:t>
-      </w:r>
-      <w:r>
-        <w:t>f = A/(</w:t>
-      </w:r>
-      <w:proofErr w:type="spellStart"/>
-      <w:r>
-        <w:t>L+e</w:t>
-      </w:r>
-      <w:proofErr w:type="spellEnd"/>
-      <w:r>
-        <w:t xml:space="preserve">) </w:t>
-      </w:r>
-      <w:r>
-        <w:t>という単純な式でよく近似できる（</w:t>
-      </w:r>
-      <w:r>
-        <w:t>A</w:t>
-      </w:r>
-      <w:r>
-        <w:t>は笛の形状で決まる定数，</w:t>
-      </w:r>
-      <w:r>
-        <w:t>e</w:t>
-      </w:r>
-      <w:r>
-        <w:t>は管の端の効果を吸収する補正の長さである）．</w:t>
+        <w:t>発音体には，小型の円筒型を軸方向に半分に割った断面の笛（厚さ4 mm，幅7 mm）を用いる．家庭用の3Dプリンタにサポート材なしで平置きで印刷でき，複数本を密着させて融合できる（図2）．最終的な応用では，求める暗号強度に応じた本数の笛を採用し，日用品の形に合わせて自由なレイアウトで配置する．管の長さL [mm]と音の高さ（基本周波数f [Hz]）の関係は，f = A/(L+e) という単純な式でよく近似できる（Aは笛の形状で決まる定数，eは管の端の効果を吸収する補正の長さである）．採用した発音体は</w:t>
       </w:r>
     </w:p>
     <w:p>
@@ -2016,6 +2040,7 @@
         <w:ind w:left="392" w:hanging="392"/>
       </w:pPr>
       <w:r>
+        <w:lastRenderedPageBreak/>
         <w:t>音の高さの置き場（スロット）の決め方</w:t>
       </w:r>
     </w:p>
@@ -2026,132 +2051,28 @@
         <w:ind w:firstLine="180"/>
       </w:pPr>
       <w:r>
-        <w:t>読み取りの語彙は，あらかじめ決めた音の高さの置き場（以下スロット）である．どのスロットで鳴るかで，笛</w:t>
-      </w:r>
-      <w:r>
-        <w:lastRenderedPageBreak/>
-        <w:t>1</w:t>
-      </w:r>
-      <w:r>
-        <w:t>本が</w:t>
-      </w:r>
-      <w:r>
-        <w:t>1</w:t>
-      </w:r>
-      <w:r>
-        <w:t>つの数字を表す．厚壁ヘッドで安定して鳴る音域は，下が</w:t>
-      </w:r>
-      <w:r>
-        <w:t>F#6</w:t>
-      </w:r>
-      <w:r>
-        <w:t>（約</w:t>
-      </w:r>
-      <w:r>
-        <w:t>1480 Hz</w:t>
-      </w:r>
-      <w:r>
-        <w:t>），上が</w:t>
-      </w:r>
-      <w:r>
-        <w:t>F#7</w:t>
-      </w:r>
-      <w:r>
-        <w:t>（約</w:t>
-      </w:r>
-      <w:r>
-        <w:t>2960 Hz</w:t>
-      </w:r>
-      <w:r>
-        <w:t>）までである．この音域を半音（</w:t>
-      </w:r>
-      <w:r>
-        <w:t>100</w:t>
-      </w:r>
-      <w:r>
-        <w:t>セント）刻みで割ると，スロットは</w:t>
-      </w:r>
-      <w:r>
-        <w:t>13</w:t>
-      </w:r>
-      <w:r>
-        <w:t>個になる．較正用の</w:t>
-      </w:r>
-      <w:r>
-        <w:t>13</w:t>
-      </w:r>
-      <w:r>
-        <w:t>本を室温で測ると全部が発音し，隣り合う音の間隔は平均でちょうど</w:t>
-      </w:r>
-      <w:r>
-        <w:t>100</w:t>
-      </w:r>
-      <w:r>
-        <w:t>セントであった．笛</w:t>
-      </w:r>
-      <w:r>
-        <w:t>1</w:t>
-      </w:r>
-      <w:r>
-        <w:t>本が</w:t>
-      </w:r>
-      <w:r>
-        <w:t>13</w:t>
-      </w:r>
-      <w:r>
-        <w:t>通りの</w:t>
-      </w:r>
-      <w:r>
-        <w:t>13</w:t>
-      </w:r>
-      <w:r>
-        <w:t>進数の数字を表すので，</w:t>
-      </w:r>
-      <w:r>
-        <w:t>1</w:t>
-      </w:r>
-      <w:r>
-        <w:t>本あたり約</w:t>
-      </w:r>
-      <w:r>
-        <w:t>3.7bit</w:t>
-      </w:r>
-      <w:r>
-        <w:t>を運ぶ．スロット数の</w:t>
-      </w:r>
-      <w:r>
-        <w:t>13</w:t>
-      </w:r>
-      <w:r>
-        <w:t>は素数であり，後述の誤り訂正の計算の土台とちょうど</w:t>
-      </w:r>
-      <w:r>
-        <w:t>1</w:t>
-      </w:r>
-      <w:r>
-        <w:t>対</w:t>
-      </w:r>
-      <w:r>
-        <w:t>1</w:t>
-      </w:r>
-      <w:r>
-        <w:t>で対応する（</w:t>
-      </w:r>
-      <w:r>
-        <w:t>3.4</w:t>
-      </w:r>
-      <w:r>
-        <w:t>節）．</w:t>
-      </w:r>
+        <w:t xml:space="preserve">読み取りの語彙は，あらかじめ決めた音の高さの置き場（以下スロット）である．どのスロットで鳴るかで，笛1本が1つの数字を表す．厚壁ヘッドで安定して鳴る音域は，下がF#6（約1480 Hz），上がF#7（約2960 Hz）までである．この音域を半音（100セント）刻みで割ると，スロットは13個になる．較正用の13本を室温で測ると全部が発音し，隣り合う音の間隔は平均でちょうど100セントであった．笛1本が13通りの13進数の数字を表すので，1本あたり約3.7bitを運ぶ．スロット数の13は素数であり，後述の誤り訂正の計算の土台とちょうど1対1で対応する（3.4節）．</w:t>
+      </w:r>
+      <w:ins w:id="1002" w:author="CipherFlute generator" w:date="2026-07-25T21:01:46Z">
+        <w:r>
+          <w:t xml:space="preserve">なお，笛の造形方式によっては低音側の数本が安定して鳴らないことがあり，その場合は音域を狭めて11スロット（G#6からF#7）で運用する．11も素数なので，同じ枠組みをそのまま使える．</w:t>
+        </w:r>
+      </w:ins>
     </w:p>
     <w:p>
       <w:pPr>
         <w:pStyle w:val="ad"/>
         <w:spacing w:line="260" w:lineRule="exact"/>
         <w:ind w:firstLine="180"/>
-      </w:pPr>
-      <w:r>
-        <w:t>スロットを半音刻みにしたのは誤差の大きさから刻み幅を決めた結果である．誤差には，印刷のばらつき（実測で標準偏差およそ</w:t>
+        <w:rPr>
+          <w:rFonts w:hint="eastAsia"/>
+        </w:rPr>
+      </w:pPr>
+      <w:r>
+        <w:t>スロットを半音刻みにしたのは</w:t>
+      </w:r>
+      <w:r>
+        <w:t>誤差の大きさから刻み幅を決めた結果である．誤差には，印刷のばらつき（実測で標準偏差およそ</w:t>
       </w:r>
       <w:r>
         <w:t>10</w:t>
@@ -2223,16 +2144,88 @@
         <w:rPr>
           <w:rFonts w:hint="eastAsia"/>
         </w:rPr>
-        <w:t>なっていることで，暗号を再生するときに音</w:t>
-      </w:r>
-      <w:r>
-        <w:t>楽的</w:t>
+        <w:t>なっていることで</w:t>
       </w:r>
       <w:r>
         <w:rPr>
           <w:rFonts w:hint="eastAsia"/>
         </w:rPr>
-        <w:t>な意味が付与され，エンタテインメント価値を付与できる．一方でそれが音感に優れた人により認識・記憶されやすいという欠点にもなるため，</w:t>
+        <w:t>，</w:t>
+      </w:r>
+      <w:r>
+        <w:rPr>
+          <w:rFonts w:hint="eastAsia"/>
+        </w:rPr>
+        <w:t>暗号を再生するときに</w:t>
+      </w:r>
+      <w:r>
+        <w:rPr>
+          <w:rFonts w:hint="eastAsia"/>
+        </w:rPr>
+        <w:t>音</w:t>
+      </w:r>
+      <w:r>
+        <w:t>楽的</w:t>
+      </w:r>
+      <w:r>
+        <w:rPr>
+          <w:rFonts w:hint="eastAsia"/>
+        </w:rPr>
+        <w:t>な意味</w:t>
+      </w:r>
+      <w:r>
+        <w:rPr>
+          <w:rFonts w:hint="eastAsia"/>
+        </w:rPr>
+        <w:t>が</w:t>
+      </w:r>
+      <w:r>
+        <w:rPr>
+          <w:rFonts w:hint="eastAsia"/>
+        </w:rPr>
+        <w:t>付与</w:t>
+      </w:r>
+      <w:r>
+        <w:rPr>
+          <w:rFonts w:hint="eastAsia"/>
+        </w:rPr>
+        <w:t>され，</w:t>
+      </w:r>
+      <w:r>
+        <w:rPr>
+          <w:rFonts w:hint="eastAsia"/>
+        </w:rPr>
+        <w:t>エンタテインメント価値</w:t>
+      </w:r>
+      <w:r>
+        <w:rPr>
+          <w:rFonts w:hint="eastAsia"/>
+        </w:rPr>
+        <w:t>を付与できる</w:t>
+      </w:r>
+      <w:r>
+        <w:rPr>
+          <w:rFonts w:hint="eastAsia"/>
+        </w:rPr>
+        <w:t>．一方で</w:t>
+      </w:r>
+      <w:r>
+        <w:rPr>
+          <w:rFonts w:hint="eastAsia"/>
+        </w:rPr>
+        <w:t>それが音感に優れた人により認識・記憶されやすいという</w:t>
+      </w:r>
+      <w:r>
+        <w:rPr>
+          <w:rFonts w:hint="eastAsia"/>
+        </w:rPr>
+        <w:t>欠点にもなる</w:t>
+      </w:r>
+      <w:r>
+        <w:rPr>
+          <w:rFonts w:hint="eastAsia"/>
+        </w:rPr>
+        <w:t>ため，</w:t>
       </w:r>
       <w:r>
         <w:rPr>
@@ -2312,7 +2305,10 @@
         <w:t>3</w:t>
       </w:r>
       <w:r>
-        <w:t>）．全体にかかるずれは比を取ると分子と分母で打ち消し合うため，読み取り結果が変わらない．これは通信で基準用にあらかじめ混ぜて送る信号（パイロット信号）と同じ発想であり，笛自体が温度計を内蔵しているとみなせる．</w:t>
+        <w:t>）．全体にかかるずれは比を取ると分子と分母で打ち消し合うため，読み取り結果が変わらない．これは通信で基準用にあらかじめ混ぜて送る信号（パイロット信号）と同じ発想であり，笛</w:t>
+      </w:r>
+      <w:r>
+        <w:t>自体が温度計を内蔵しているとみなせる．</w:t>
       </w:r>
     </w:p>
     <w:p>
@@ -2393,106 +2389,10 @@
         <w:spacing w:line="260" w:lineRule="exact"/>
         <w:ind w:firstLine="180"/>
       </w:pPr>
-      <w:r>
-        <w:t>読み間違いは，誤差の構造上，隣のスロットへ</w:t>
-      </w:r>
-      <w:r>
-        <w:t>1</w:t>
-      </w:r>
       <w:proofErr w:type="gramStart"/>
-      <w:r>
-        <w:t>つずれ</w:t>
-      </w:r>
       <w:proofErr w:type="gramEnd"/>
       <w:r>
-        <w:t>る形が支配的になると想定される（</w:t>
-      </w:r>
-      <w:r>
-        <w:t>7</w:t>
-      </w:r>
-      <w:r>
-        <w:t>章で実測により確かめる予定である）．また鳴らなかった笛は「欠け」として扱える．そこで，データの笛に加えて検査用の笛を</w:t>
-      </w:r>
-      <w:r>
-        <w:t>数本足しておき，一部が読み間違われても全体を正しく復元できるようにする（誤り訂正符号．本研究では</w:t>
-      </w:r>
-      <w:r>
-        <w:t>Reed–Solomon</w:t>
-      </w:r>
-      <w:r>
-        <w:t>符号を用いる）．スロット数の</w:t>
-      </w:r>
-      <w:r>
-        <w:t>13</w:t>
-      </w:r>
-      <w:r>
-        <w:t>は素数なので，</w:t>
-      </w:r>
-      <w:r>
-        <w:t>13</w:t>
-      </w:r>
-      <w:r>
-        <w:t>通りの値の足し算と掛け算からなるこの符号の計算の土台をそのまま組むことができ，笛</w:t>
-      </w:r>
-      <w:r>
-        <w:t>1</w:t>
-      </w:r>
-      <w:r>
-        <w:t>本がそのまま計算上の</w:t>
-      </w:r>
-      <w:r>
-        <w:t>1</w:t>
-      </w:r>
-      <w:r>
-        <w:t>記号に対応する．検査用の笛の本数は求める確実さに応じて調整できる設計変数であり，</w:t>
-      </w:r>
-      <w:r>
-        <w:t>0</w:t>
-      </w:r>
-      <w:r>
-        <w:t>本（誤り訂正なし）から必要なだけ増やせる．また，秘密の長さは笛の本数そのものから一意に決まるため，長さを伝えるための追加の笛は必要ない．運べる情報量は採用する笛の本数で決まる．笛</w:t>
-      </w:r>
-      <w:r>
-        <w:t>1</w:t>
-      </w:r>
-      <w:r>
-        <w:t>本あたり約</w:t>
-      </w:r>
-      <w:r>
-        <w:t>3.7bit</w:t>
-      </w:r>
-      <w:r>
-        <w:t>なので，暗証番号のような数十</w:t>
-      </w:r>
-      <w:r>
-        <w:t>bit</w:t>
-      </w:r>
-      <w:r>
-        <w:t>の秘密なら数本から</w:t>
-      </w:r>
-      <w:r>
-        <w:t>10</w:t>
-      </w:r>
-      <w:r>
-        <w:t>本程度で足り，</w:t>
-      </w:r>
-      <w:r>
-        <w:t>128bit</w:t>
-      </w:r>
-      <w:r>
-        <w:t>の復元用情報でも基準笛と誤り訂正を含めて約</w:t>
-      </w:r>
-      <w:r>
-        <w:t>40</w:t>
-      </w:r>
-      <w:r>
-        <w:t>本で運べる（表</w:t>
-      </w:r>
-      <w:r>
-        <w:t>2</w:t>
-      </w:r>
-      <w:r>
-        <w:t>）．</w:t>
+        <w:t>読み間違いは，誤差の構造上，隣のスロットへ1つずれる形が支配的になると想定される（7章で実測により確かめる予定である）．また鳴らなかった笛は「欠け」として扱える．そこで，データの笛に加えて検査用の笛を数本足しておき，一部が読み間違われても全体を正しく復元できるようにする（誤り訂正符号．本研究ではReed–Solomon符号を用いる）．スロット数の13は素数なので，13通りの値の足し算と掛け算からなるこの符号の計算の土台をそのまま組むことができ，笛1本がそのまま計算上の1記号に対応する．検査用の笛の本数は求める確実さに応じて調整できる設計変数であり，0本（誤り訂正なし）から必要なだけ増やせる．また，秘密の長さは笛の本数そのものから一意に決まるため，長さを伝えるための追加の笛は必要ない．運べる情報量は採用する笛の本数で決まる．笛1本あたり約3.7bitなので，暗証番号のような数十bitの秘密なら数本から10本程度で足り，128bitの復元用情報でも基準笛と誤り訂正を含めて約40本で運べる（表2）．</w:t>
       </w:r>
     </w:p>
     <w:p>
@@ -2501,25 +2401,7 @@
         <w:ind w:firstLine="160"/>
       </w:pPr>
       <w:r>
-        <w:t>表</w:t>
-      </w:r>
-      <w:r>
-        <w:t>2</w:t>
-      </w:r>
-      <w:r>
-        <w:t xml:space="preserve">　求める強度と必要な笛の本数の対応（笛</w:t>
-      </w:r>
-      <w:r>
-        <w:t>1</w:t>
-      </w:r>
-      <w:r>
-        <w:t>本あたり約</w:t>
-      </w:r>
-      <w:r>
-        <w:t>3.7bit</w:t>
-      </w:r>
-      <w:r>
-        <w:t>）</w:t>
+        <w:t>表2　求める強度と必要な笛の本数の対応（笛1本あたり約3.7bit）</w:t>
       </w:r>
     </w:p>
     <w:tbl>
@@ -2634,19 +2516,17 @@
               <w:rPr>
                 <w:sz w:val="15"/>
               </w:rPr>
-              <w:t>約</w:t>
-            </w:r>
-            <w:r>
-              <w:rPr>
-                <w:sz w:val="15"/>
-              </w:rPr>
-              <w:t>13</w:t>
-            </w:r>
-            <w:r>
-              <w:rPr>
-                <w:sz w:val="15"/>
-              </w:rPr>
-              <w:t>ビット</w:t>
+              <w:t>約13bit</w:t>
+            </w:r>
+            <w:r>
+              <w:rPr>
+                <w:sz w:val="15"/>
+              </w:rPr>
+            </w:r>
+            <w:r>
+              <w:rPr>
+                <w:sz w:val="15"/>
+              </w:rPr>
             </w:r>
           </w:p>
         </w:tc>
@@ -2708,7 +2588,7 @@
               <w:rPr>
                 <w:sz w:val="15"/>
               </w:rPr>
-              <w:t>数十ビット</w:t>
+              <w:t>数十bit</w:t>
             </w:r>
           </w:p>
         </w:tc>
@@ -2748,13 +2628,12 @@
               <w:rPr>
                 <w:sz w:val="15"/>
               </w:rPr>
-              <w:t>128</w:t>
-            </w:r>
-            <w:r>
-              <w:rPr>
-                <w:sz w:val="15"/>
-              </w:rPr>
-              <w:t>ビットの復元用情報</w:t>
+              <w:t>128bitの復元用情報</w:t>
+            </w:r>
+            <w:r>
+              <w:rPr>
+                <w:sz w:val="15"/>
+              </w:rPr>
             </w:r>
           </w:p>
         </w:tc>
@@ -2770,13 +2649,12 @@
               <w:rPr>
                 <w:sz w:val="15"/>
               </w:rPr>
-              <w:t>128</w:t>
-            </w:r>
-            <w:r>
-              <w:rPr>
-                <w:sz w:val="15"/>
-              </w:rPr>
-              <w:t>ビット</w:t>
+              <w:t>128bit</w:t>
+            </w:r>
+            <w:r>
+              <w:rPr>
+                <w:sz w:val="15"/>
+              </w:rPr>
             </w:r>
           </w:p>
         </w:tc>
@@ -2825,42 +2703,10 @@
         <w:pStyle w:val="ad"/>
         <w:spacing w:line="260" w:lineRule="exact"/>
         <w:ind w:firstLine="180"/>
-      </w:pPr>
-      <w:r>
-        <w:t>秘密そのものを守りたい場合，その保護は秘密分散の数学的性質に任せる．秘密分散は必ず使うものではなく，秘密を複数の物体に分けて分散保管したいときに選べる方法の一つである．たとえば</w:t>
-      </w:r>
-      <w:r>
-        <w:t>128bit</w:t>
-      </w:r>
-      <w:r>
-        <w:t>の復元用情報を，業界標準の</w:t>
-      </w:r>
-      <w:r>
-        <w:t>SLIP-39[12]</w:t>
-      </w:r>
-      <w:r>
-        <w:t>に準じて「</w:t>
-      </w:r>
-      <w:r>
-        <w:t>3</w:t>
-      </w:r>
-      <w:r>
-        <w:t>つの断片のうち</w:t>
-      </w:r>
-      <w:r>
-        <w:t>2</w:t>
-      </w:r>
-      <w:r>
-        <w:t>つで復元できる」形に分け，各断片を別々の日用品に符号化して離れた場所に置けば，</w:t>
-      </w:r>
-      <w:r>
-        <w:t>1</w:t>
-      </w:r>
-      <w:r>
-        <w:t>か所が破られても秘密は漏れない．復元した値の正しさは，秘密と対になる公開の検証値（公開鍵）との照合で確かめられる．公開鍵をあらかじめ紙や物体，公開の台帳に控えておけば，復元した値から計算し直して一致を見るだけで，正しく復元できたかを誰でも確かめられる．</w:t>
-      </w:r>
-      <w:r>
-        <w:t xml:space="preserve"> </w:t>
+        <w:rPr/>
+      </w:pPr>
+      <w:r>
+        <w:t xml:space="preserve">秘密そのものを守りたい場合，その保護は秘密分散の数学的性質に任せる．秘密分散は必ず使うものではなく，秘密を複数の物体に分けて分散保管したいときに選べる方法の一つである．たとえば128bitの復元用情報を，業界標準のSLIP-39[12]に準じて「3つの断片のうち2つで復元できる」形に分け，各断片を別々の日用品に符号化して離れた場所に置けば，1か所が破られても秘密は漏れない．復元した値の正しさは，秘密と対になる公開の検証値（公開鍵）との照合で確かめられる．公開鍵をあらかじめ紙や物体，公開の台帳に控えておけば，復元した値から計算し直して一致を見るだけで，正しく復元できたかを誰でも確かめられる． </w:t>
       </w:r>
     </w:p>
     <w:p>
@@ -2868,6 +2714,7 @@
         <w:pStyle w:val="2"/>
         <w:spacing w:before="120" w:after="60"/>
         <w:ind w:left="392" w:hanging="392"/>
+        <w:rPr/>
       </w:pPr>
       <w:r>
         <w:t>正しさの確かめ方</w:t>
@@ -2884,50 +2731,67 @@
         <w:pStyle w:val="ad"/>
         <w:spacing w:line="260" w:lineRule="exact"/>
         <w:ind w:firstLine="180"/>
-      </w:pPr>
-      <w:r>
-        <w:t>暗号のデコードは，マイク入力の周波数分析からなる</w:t>
-      </w:r>
-      <w:r>
-        <w:t>Web</w:t>
-      </w:r>
-      <w:r>
-        <w:t>アプリで行い，ネットワークがなくても動作する．図</w:t>
-      </w:r>
-      <w:r>
-        <w:t>5</w:t>
-      </w:r>
-      <w:r>
-        <w:t>がその利用の様子である．</w:t>
-      </w:r>
-    </w:p>
-    <w:p>
-      <w:pPr>
-        <w:ind w:firstLine="200"/>
+        <w:rPr>
+          <w:rFonts w:hint="eastAsia"/>
+        </w:rPr>
+      </w:pPr>
+      <w:del w:id="1003" w:author="CipherFlute generator" w:date="2026-07-25T21:01:46Z">
+        <w:r>
+          <w:delText xml:space="preserve">暗号のデコードは，マイク入力の周波数分析からなるWebアプリで行い，ネットワークがなくても動作する．図5がその利用の様子である．</w:delText>
+        </w:r>
+      </w:del>
+    </w:p>
+    <w:p>
+      <w:pPr>
+        <w:pStyle w:val="ad"/>
+        <w:spacing w:line="260" w:lineRule="exact"/>
+        <w:ind w:firstLine="180"/>
+        <w:rPr>
+          <w:rFonts w:hint="eastAsia"/>
+        </w:rPr>
+      </w:pPr>
+      <w:del w:id="1004" w:author="CipherFlute generator" w:date="2026-07-25T21:01:46Z">
+        <w:r>
+          <w:delText xml:space="preserve">図5　復号ソフトの画面．吹いた音の周波数を解析し，検出した並びと復元した値を表示する．</w:delText>
+        </w:r>
+      </w:del>
+    </w:p>
+    <w:p>
+      <w:pPr>
+        <w:pStyle w:val="ad"/>
+        <w:spacing w:line="260" w:lineRule="exact"/>
+        <w:ind w:firstLine="180"/>
+        <w:rPr>
+          <w:rFonts w:hint="eastAsia"/>
+        </w:rPr>
+      </w:pPr>
+      <w:ins w:id="1005" w:author="CipherFlute generator" w:date="2026-07-25T21:01:46Z">
+        <w:r>
+          <w:t>暗号のデコードは，マイク入力の周波数分析からなるWebアプリで行い，ネットワークがなくても動作する．図4がその利用の様子である．</w:t>
+        </w:r>
+      </w:ins>
+    </w:p>
+    <w:p>
+      <w:pPr>
         <w:jc w:val="center"/>
       </w:pPr>
       <w:r>
-        <w:rPr>
-          <w:noProof/>
-        </w:rPr>
-        <w:lastRenderedPageBreak/>
         <w:drawing>
-          <wp:inline distT="0" distB="0" distL="0" distR="0" wp14:anchorId="14A1E29E" wp14:editId="14FFB6D9">
-            <wp:extent cx="2439793" cy="3115427"/>
-            <wp:effectExtent l="0" t="0" r="0" b="0"/>
+          <wp:inline xmlns:a="http://schemas.openxmlformats.org/drawingml/2006/main" xmlns:pic="http://schemas.openxmlformats.org/drawingml/2006/picture">
+            <wp:extent cx="2808000" cy="3585600"/>
             <wp:docPr id="5" name="Picture 5"/>
             <wp:cNvGraphicFramePr>
-              <a:graphicFrameLocks xmlns:a="http://schemas.openxmlformats.org/drawingml/2006/main" noChangeAspect="1"/>
+              <a:graphicFrameLocks noChangeAspect="1"/>
             </wp:cNvGraphicFramePr>
-            <a:graphic xmlns:a="http://schemas.openxmlformats.org/drawingml/2006/main">
+            <a:graphic>
               <a:graphicData uri="http://schemas.openxmlformats.org/drawingml/2006/picture">
-                <pic:pic xmlns:pic="http://schemas.openxmlformats.org/drawingml/2006/picture">
+                <pic:pic>
                   <pic:nvPicPr>
                     <pic:cNvPr id="0" name="fig5_decoder.png"/>
                     <pic:cNvPicPr/>
                   </pic:nvPicPr>
                   <pic:blipFill>
-                    <a:blip r:embed="rId17"/>
+                    <a:blip r:embed="rId23"/>
                     <a:stretch>
                       <a:fillRect/>
                     </a:stretch>
@@ -2935,11 +2799,9 @@
                   <pic:spPr>
                     <a:xfrm>
                       <a:off x="0" y="0"/>
-                      <a:ext cx="2453326" cy="3132707"/>
+                      <a:ext cx="2808000" cy="3585600"/>
                     </a:xfrm>
-                    <a:prstGeom prst="rect">
-                      <a:avLst/>
-                    </a:prstGeom>
+                    <a:prstGeom prst="rect"/>
                   </pic:spPr>
                 </pic:pic>
               </a:graphicData>
@@ -2950,18 +2812,13 @@
     </w:p>
     <w:p>
       <w:pPr>
-        <w:ind w:firstLine="200"/>
         <w:jc w:val="center"/>
       </w:pPr>
-      <w:r>
-        <w:t>図</w:t>
-      </w:r>
-      <w:r>
-        <w:t>5</w:t>
-      </w:r>
-      <w:r>
-        <w:t xml:space="preserve">　復号ソフトの画面．吹いた音の周波数を解析し，検出した並びと復元した値を表示する．</w:t>
-      </w:r>
+      <w:ins w:id="1006" w:author="CipherFlute generator" w:date="2026-07-25T21:01:46Z">
+        <w:r>
+          <w:t>図4　復号ソフトの画面．吹いた音の周波数を解析し，検出した並びと復元した値を表示する．</w:t>
+        </w:r>
+      </w:ins>
     </w:p>
     <w:p>
       <w:pPr>
@@ -2980,61 +2837,7 @@
         <w:ind w:firstLine="180"/>
       </w:pPr>
       <w:r>
-        <w:t>本手法の使い方は，運ぶ秘密の性質に応じて</w:t>
-      </w:r>
-      <w:r>
-        <w:t>3</w:t>
-      </w:r>
-      <w:r>
-        <w:t>つのプロファイルに整理できる（表</w:t>
-      </w:r>
-      <w:r>
-        <w:t>3</w:t>
-      </w:r>
-      <w:r>
-        <w:t>）．「カジュアル」では，暗証番号や合言葉のような記号の列をそのまま笛に対応させる．誤り訂正は付けず，読み損ねたら吹き直せばよい．暗証番号</w:t>
-      </w:r>
-      <w:r>
-        <w:t>4</w:t>
-      </w:r>
-      <w:r>
-        <w:t>記号なら基準笛込みで</w:t>
-      </w:r>
-      <w:r>
-        <w:t>5</w:t>
-      </w:r>
-      <w:r>
-        <w:t>本の小さな物体に収まる．「標準」では，秘密を</w:t>
-      </w:r>
-      <w:r>
-        <w:t>byte</w:t>
-      </w:r>
-      <w:r>
-        <w:t>列として符号化し，検査用の笛を</w:t>
-      </w:r>
-      <w:r>
-        <w:t>2</w:t>
-      </w:r>
-      <w:r>
-        <w:t>本添えて数</w:t>
-      </w:r>
-      <w:r>
-        <w:t>byte</w:t>
-      </w:r>
-      <w:r>
-        <w:t>程度の秘密を運ぶ．「保管」では，</w:t>
-      </w:r>
-      <w:r>
-        <w:t>128bit</w:t>
-      </w:r>
-      <w:r>
-        <w:t>級の秘密を対象に検査用の笛を</w:t>
-      </w:r>
-      <w:r>
-        <w:t>4</w:t>
-      </w:r>
-      <w:r>
-        <w:t>本以上とし，物体側の冗長によって経年変化にも備える．いずれのプロファイルでも，採用する笛の本数を変えるだけで同じしくみを使える．</w:t>
+        <w:t>本手法の使い方は，運ぶ秘密の性質に応じて3つのプロファイルに整理できる（表3）．「カジュアル」では，暗証番号や合言葉のような記号の列をそのまま笛に対応させる．誤り訂正は付けず，読み損ねたら吹き直せばよい．暗証番号4記号なら基準笛込みで5本の小さな物体に収まる．「標準」では，秘密をbyte列として符号化し，検査用の笛を2本添えて数byte程度の秘密を運ぶ．「保管」では，128bit級の秘密を対象に検査用の笛を4本以上とし，物体側の冗長によって経年変化にも備える．いずれのプロファイルでも，採用する笛の本数を変えるだけで同じしくみを使える．</w:t>
       </w:r>
     </w:p>
     <w:p>
@@ -3372,13 +3175,13 @@
               <w:rPr>
                 <w:sz w:val="15"/>
               </w:rPr>
-              <w:t>128</w:t>
-            </w:r>
-            <w:r>
-              <w:rPr>
-                <w:sz w:val="15"/>
-              </w:rPr>
-              <w:t>ビット級＝約</w:t>
+              <w:t>128bit級</w:t>
+            </w:r>
+            <w:r>
+              <w:rPr>
+                <w:sz w:val="15"/>
+              </w:rPr>
+              <w:t>＝約</w:t>
             </w:r>
             <w:r>
               <w:rPr>
@@ -3428,7 +3231,10 @@
         <w:t>について</w:t>
       </w:r>
       <w:r>
-        <w:t>，食品接触に適合していて扱いが容易な</w:t>
+        <w:t>，</w:t>
+      </w:r>
+      <w:r>
+        <w:t>食品接触に適合していて扱いが容易な</w:t>
       </w:r>
       <w:r>
         <w:t>Bambu Lab PLA Pure</w:t>
@@ -3443,7 +3249,37 @@
         <w:t>した．</w:t>
       </w:r>
       <w:r>
-        <w:t>吹き込み口が口に触れること，不透明であるため管が透けて見えず偽装の観点でも都合がよいこと，そして安定して造形できていることが，この素材を標準とする理由である．笛は</w:t>
+        <w:t>吹き込み口が口に触れること，不透明であるため管が透けて見えず偽装の観点でも都合がよいこと，そして安定して造形できていることが，この素材を標準とする理由である．より長期の保管に対しては，</w:t>
+      </w:r>
+      <w:r>
+        <w:t>PETG</w:t>
+      </w:r>
+      <w:r>
+        <w:t>が正式な選択肢となる．</w:t>
+      </w:r>
+      <w:r>
+        <w:t>PETG</w:t>
+      </w:r>
+      <w:r>
+        <w:t>でも問題なく造形でき，加水分解や紫外線への耐性の観点から</w:t>
+      </w:r>
+      <w:r>
+        <w:t>PLA</w:t>
+      </w:r>
+      <w:r>
+        <w:t>より優れているため，年単位で保管したい用途には</w:t>
+      </w:r>
+      <w:r>
+        <w:t>PETG</w:t>
+      </w:r>
+      <w:r>
+        <w:t>を選ぶとよい．さらに耐火性や超長期の保存まで求める場合には，金属</w:t>
+      </w:r>
+      <w:r>
+        <w:t>3D</w:t>
+      </w:r>
+      <w:r>
+        <w:t>プリントへの移行が将来の展望となる．笛は</w:t>
       </w:r>
       <w:r>
         <w:rPr>
@@ -3476,10 +3312,7 @@
         <w:t>3D</w:t>
       </w:r>
       <w:r>
-        <w:t>プリンタで完結する．なお，印刷データには秘密がそのまま載るため，スライスと印刷はネットワークから切り</w:t>
-      </w:r>
-      <w:r>
-        <w:t>離した自分の環境で行うことを推奨する．</w:t>
+        <w:t>プリンタで完結する．なお，印刷データには秘密がそのまま載るため，スライスと印刷はネットワークから切り離した自分の環境で行うことを推奨する．</w:t>
       </w:r>
     </w:p>
     <w:p>
@@ -3527,49 +3360,7 @@
         <w:ind w:firstLine="180"/>
       </w:pPr>
       <w:r>
-        <w:t>そのうえで主張する性質は次の</w:t>
-      </w:r>
-      <w:r>
-        <w:t>4</w:t>
-      </w:r>
-      <w:r>
-        <w:t>点である．</w:t>
-      </w:r>
-      <w:r>
-        <w:t>(1)</w:t>
-      </w:r>
-      <w:r>
-        <w:t>存在の分かりにくさ：この方式を知らない侵入者に対して，日用品への偽装は「どれを調べればよいか」の探索コストを引き上げる．方式を知っている標的型の探索者への効果は限定的であり，</w:t>
-      </w:r>
-      <w:r>
-        <w:t>(2)</w:t>
-      </w:r>
-      <w:r>
-        <w:t>持ち物としての単純さ：物体側に電子部品がないため，ネットワーク経由の攻撃やファームウェアの改ざんといった攻撃面がそもそも存在しない．また自分で製造できるため，製造業者に秘密を知られる問題</w:t>
-      </w:r>
-      <w:r>
-        <w:t>[14]</w:t>
-      </w:r>
-      <w:r>
-        <w:t>を構造的に避けられる．</w:t>
-      </w:r>
-      <w:r>
-        <w:t>(3)</w:t>
-      </w:r>
-      <w:r>
-        <w:t>正規の読み出しが目立つこと：正当な復元の手続きは音を伴うので，立会人の前で儀式として実行できる．これは無音で読み取られる光学タグ群</w:t>
-      </w:r>
-      <w:r>
-        <w:t>[3][4]</w:t>
-      </w:r>
-      <w:r>
-        <w:t>との対比であり，秘匿のしくみではなく手続きの性質である．</w:t>
-      </w:r>
-      <w:r>
-        <w:t>(4)</w:t>
-      </w:r>
-      <w:r>
-        <w:t>読み出しの手軽さ：正当な利用者は特別な機器なしに，息とスマートフォンだけで復元できる．</w:t>
+        <w:t>そのうえで主張する性質は次の4点である．(1)存在の分かりにくさ：この方式を知らない侵入者に対して，日用品への偽装は「どれを調べればよいか」の探索コストを引き上げる．方式を知っている標的型の探索者への効果は限定的であり，(2)持ち物としての単純さ：物体側に電子部品がないため，ネットワーク経由の攻撃やファームウェアの改ざんといった攻撃面がそもそも存在しない．また自分で製造できるため，製造業者に秘密を知られる問題[14]を構造的に避けられる．(3)正規の読み出しが目立つこと：正当な復元の手続きは音を伴うので，立会人の前で儀式として実行できる．これは無音で読み取られる光学タグ群[3][4]との対比であり，秘匿のしくみではなく手続きの性質である．(4)読み出しの手軽さ：正当な利用者は特別な機器なしに，息とスマートフォンだけで復元できる．</w:t>
       </w:r>
     </w:p>
     <w:p>
@@ -4045,37 +3836,7 @@
         <w:ind w:firstLine="160"/>
       </w:pPr>
       <w:r>
-        <w:t>表</w:t>
-      </w:r>
-      <w:r>
-        <w:t>5</w:t>
-      </w:r>
-      <w:r>
-        <w:t xml:space="preserve">　どの層がどれだけ秘密を守るか（守る力</w:t>
-      </w:r>
-      <w:r>
-        <w:t>n</w:t>
-      </w:r>
-      <w:r>
-        <w:t xml:space="preserve"> </w:t>
-      </w:r>
-      <w:r>
-        <w:t>bit</w:t>
-      </w:r>
-      <w:r>
-        <w:t>＝当てずっぽうで破るには</w:t>
-      </w:r>
-      <w:r>
-        <w:t>2</w:t>
-      </w:r>
-      <w:r>
-        <w:t>の</w:t>
-      </w:r>
-      <w:r>
-        <w:t>n</w:t>
-      </w:r>
-      <w:r>
-        <w:t>乗通りの試行が必要）</w:t>
+        <w:t>表5　どの層がどれだけ秘密を守るか（守る力nbit＝当てずっぽうで破るには2のn乗通りの試行が必要）</w:t>
       </w:r>
     </w:p>
     <w:tbl>
@@ -4162,7 +3923,6 @@
               <w:rPr>
                 <w:sz w:val="15"/>
               </w:rPr>
-              <w:lastRenderedPageBreak/>
               <w:t>秘密本体（乱数で生成）</w:t>
             </w:r>
           </w:p>
@@ -4479,105 +4239,133 @@
         <w:spacing w:line="260" w:lineRule="exact"/>
         <w:ind w:firstLine="180"/>
       </w:pPr>
-      <w:r>
-        <w:t>厚壁ヘッド（</w:t>
-      </w:r>
-      <w:r>
-        <w:t>mini10</w:t>
-      </w:r>
-      <w:r>
-        <w:t>）の笛を用い，狙った音の高さに合わせ込む較正を行った．長さと音の高さの対応式</w:t>
-      </w:r>
-      <w:r>
-        <w:t xml:space="preserve"> f = A/(L+e) </w:t>
-      </w:r>
-      <w:r>
-        <w:t>に対して</w:t>
-      </w:r>
-      <w:r>
-        <w:t xml:space="preserve"> A = 86718</w:t>
-      </w:r>
-      <w:r>
-        <w:t>，</w:t>
-      </w:r>
-      <w:r>
-        <w:t xml:space="preserve">e = −11.81 </w:t>
-      </w:r>
-      <w:r>
-        <w:t>を得た．初期の予備測定（図</w:t>
-      </w:r>
-      <w:r>
-        <w:t>4</w:t>
-      </w:r>
-      <w:r>
-        <w:t>）では，狙った音の笛</w:t>
-      </w:r>
-      <w:r>
-        <w:t>9</w:t>
-      </w:r>
-      <w:r>
-        <w:t>本すべてが</w:t>
-      </w:r>
-      <w:r>
-        <w:t>±5</w:t>
-      </w:r>
-      <w:r>
-        <w:t>セント以内で鳴った一方，</w:t>
-      </w:r>
-      <w:r>
-        <w:t>17</w:t>
-      </w:r>
-      <w:r>
-        <w:t>本を一列に並べた条件では安定して鳴る上端が</w:t>
-      </w:r>
-      <w:r>
-        <w:t>D#7</w:t>
-      </w:r>
-      <w:r>
-        <w:t>までで，それより高い笛は音が高い方へ引っ張られて不安定であった．そこで壁を厚くし窓を深くしたヘッドへ改良したところ，どの笛も安定して鳴るようになり，安定音域の上端が</w:t>
-      </w:r>
-      <w:r>
-        <w:t>F#7</w:t>
-      </w:r>
-      <w:r>
-        <w:t>まで広がった．この厚壁ヘッドでは，較正用の</w:t>
-      </w:r>
-      <w:r>
-        <w:t>13</w:t>
-      </w:r>
-      <w:r>
-        <w:t>本すべてが狙いから</w:t>
-      </w:r>
-      <w:r>
-        <w:t>±6</w:t>
-      </w:r>
-      <w:r>
-        <w:t>セント（二乗平均平方根で</w:t>
-      </w:r>
-      <w:r>
-        <w:t>5.9</w:t>
-      </w:r>
-      <w:r>
-        <w:t>セント）以内で鳴り，</w:t>
-      </w:r>
-      <w:r>
-        <w:t>F#6</w:t>
-      </w:r>
-      <w:r>
-        <w:t>から</w:t>
-      </w:r>
-      <w:r>
-        <w:t>F#7</w:t>
-      </w:r>
-      <w:r>
-        <w:t>までの</w:t>
-      </w:r>
-      <w:r>
-        <w:t>13</w:t>
-      </w:r>
-      <w:r>
-        <w:t>スロットを半音刻みで安定して使えることを確認した．</w:t>
-      </w:r>
+      <w:del w:id="1007" w:author="CipherFlute generator" w:date="2026-07-25T21:01:46Z">
+        <w:r>
+          <w:delText xml:space="preserve">厚壁ヘッド（mini10）の笛を用い，狙った音の高さに合わせ込む較正を行った．長さと音の高さの対応式 f = A/(L+e) に対して A = 86718，e = −11.81 を得た．初期の予備測定（図4）では，狙った音の笛9本すべてが±5セント以内で鳴った一方，17本を一列に並べた条件では安定して鳴る上端がD#7までで，それより高い笛は音が高い方へ引っ張られて不安定であった．そこで壁を厚くし窓を深くしたヘッドへ改良したところ，どの笛も安定して鳴るようになり，安定音域の上端がF#7まで広がった．この厚壁ヘッドでは，較正用の13本すべてが狙いから±6セント（二乗平均平方根で5.9セント）以内で鳴り，F#6からF#7までの13スロットを半音刻みで安定して使えることを確認した．</w:delText>
+        </w:r>
+      </w:del>
+    </w:p>
+    <w:p>
+      <w:pPr>
+        <w:pStyle w:val="ad"/>
+        <w:spacing w:line="260" w:lineRule="exact"/>
+        <w:ind w:firstLine="180"/>
+      </w:pPr>
+      <w:del w:id="1008" w:author="CipherFlute generator" w:date="2026-07-25T21:01:46Z">
+        <w:r>
+          <w:delText xml:space="preserve">図4　予備測定（実測）．左：9本は狙い±5セントで鳴った．右：17本の列では上端がD#7で，E7〜F#7は大きく上ずって不安定であった</w:delText>
+        </w:r>
+      </w:del>
+    </w:p>
+    <w:p>
+      <w:pPr>
+        <w:pStyle w:val="ad"/>
+        <w:spacing w:line="260" w:lineRule="exact"/>
+        <w:ind w:firstLine="180"/>
+      </w:pPr>
+      <w:ins w:id="1009" w:author="CipherFlute generator" w:date="2026-07-25T21:01:46Z">
+        <w:r>
+          <w:t>厚壁ヘッド（</w:t>
+        </w:r>
+        <w:r>
+          <w:t>mini10</w:t>
+        </w:r>
+        <w:r>
+          <w:t>）の笛を用い，狙った音の高さに合わせ込む較正を行った．長さと音の高さの対応式</w:t>
+        </w:r>
+        <w:r>
+          <w:t xml:space="preserve"> f = A/(L+e) </w:t>
+        </w:r>
+        <w:r>
+          <w:t>に対して</w:t>
+        </w:r>
+        <w:r>
+          <w:t xml:space="preserve"> A = 86718</w:t>
+        </w:r>
+        <w:r>
+          <w:t>，</w:t>
+        </w:r>
+        <w:r>
+          <w:t xml:space="preserve">e = −11.81 </w:t>
+        </w:r>
+        <w:r>
+          <w:t>を得た．初期の予備測定（図5）</w:t>
+        </w:r>
+        <w:r/>
+        <w:r>
+          <w:t>では，狙った音の笛</w:t>
+        </w:r>
+        <w:r>
+          <w:t>9</w:t>
+        </w:r>
+        <w:r>
+          <w:t>本すべてが</w:t>
+        </w:r>
+        <w:r>
+          <w:t>±5</w:t>
+        </w:r>
+        <w:r>
+          <w:t>セント以内で鳴った一方，</w:t>
+        </w:r>
+        <w:r>
+          <w:t>17</w:t>
+        </w:r>
+        <w:r>
+          <w:t>本を一列に並べた条件では安定して鳴る上端が</w:t>
+        </w:r>
+        <w:r>
+          <w:t>D#7</w:t>
+        </w:r>
+        <w:r>
+          <w:t>までで，それより高い笛は音が高い方へ引っ張られて不安定であった．そこで壁を厚くし窓を深くしたヘッドへ改良したところ，どの笛も安定</w:t>
+        </w:r>
+        <w:r>
+          <w:lastRenderedPageBreak/>
+          <w:t>して鳴るようになり，安定音域の上端が</w:t>
+        </w:r>
+        <w:r>
+          <w:t>F#7</w:t>
+        </w:r>
+        <w:r>
+          <w:t>まで広がった．この厚壁ヘッドでは，較正用の</w:t>
+        </w:r>
+        <w:r>
+          <w:t>13</w:t>
+        </w:r>
+        <w:r>
+          <w:t>本すべてが狙いから</w:t>
+        </w:r>
+        <w:r>
+          <w:t>±6</w:t>
+        </w:r>
+        <w:r>
+          <w:t>セント（二乗平均平方根で</w:t>
+        </w:r>
+        <w:r>
+          <w:t>5.9</w:t>
+        </w:r>
+        <w:r>
+          <w:t>セント）以内で鳴り，</w:t>
+        </w:r>
+        <w:r>
+          <w:t>F#6</w:t>
+        </w:r>
+        <w:r>
+          <w:t>から</w:t>
+        </w:r>
+        <w:r>
+          <w:t>F#7</w:t>
+        </w:r>
+        <w:r>
+          <w:t>までの</w:t>
+        </w:r>
+        <w:r>
+          <w:t>13</w:t>
+        </w:r>
+        <w:r>
+          <w:t>スロットを半音刻みで安定して使えることを確認した．</w:t>
+        </w:r>
+      </w:ins>
     </w:p>
     <w:p>
       <w:pPr>
@@ -4605,7 +4393,7 @@
                     <pic:cNvPicPr/>
                   </pic:nvPicPr>
                   <pic:blipFill>
-                    <a:blip r:embed="rId18"/>
+                    <a:blip r:embed="rId17"/>
                     <a:stretch>
                       <a:fillRect/>
                     </a:stretch>
@@ -4631,51 +4419,51 @@
         <w:pStyle w:val="af6"/>
         <w:ind w:firstLine="160"/>
       </w:pPr>
-      <w:r>
-        <w:t>図</w:t>
-      </w:r>
-      <w:r>
-        <w:t>4</w:t>
-      </w:r>
-      <w:r>
-        <w:t xml:space="preserve">　予備測定（実測）．左：</w:t>
-      </w:r>
-      <w:r>
-        <w:t>9</w:t>
-      </w:r>
-      <w:r>
-        <w:t>本は狙い</w:t>
-      </w:r>
-      <w:r>
-        <w:t>±5</w:t>
-      </w:r>
-      <w:r>
-        <w:t>セントで鳴った．右：</w:t>
-      </w:r>
-      <w:r>
-        <w:t>17</w:t>
-      </w:r>
-      <w:r>
-        <w:t>本の列では上端が</w:t>
-      </w:r>
-      <w:r>
-        <w:t>D#7</w:t>
-      </w:r>
-      <w:r>
-        <w:t>で，</w:t>
-      </w:r>
-      <w:r>
-        <w:t>E7</w:t>
-      </w:r>
-      <w:r>
-        <w:t>〜</w:t>
-      </w:r>
-      <w:r>
-        <w:t>F#7</w:t>
-      </w:r>
-      <w:r>
-        <w:t>は大きく上ずって不安定であった</w:t>
-      </w:r>
+      <w:ins w:id="1010" w:author="CipherFlute generator" w:date="2026-07-25T21:01:46Z">
+        <w:r>
+          <w:t>図5　予備測定（実測）．</w:t>
+        </w:r>
+        <w:r/>
+        <w:r>
+          <w:t>左：</w:t>
+        </w:r>
+        <w:r>
+          <w:t>9</w:t>
+        </w:r>
+        <w:r>
+          <w:t>本は狙い</w:t>
+        </w:r>
+        <w:r>
+          <w:t>±5</w:t>
+        </w:r>
+        <w:r>
+          <w:t>セントで鳴った．右：</w:t>
+        </w:r>
+        <w:r>
+          <w:t>17</w:t>
+        </w:r>
+        <w:r>
+          <w:t>本の列では上端が</w:t>
+        </w:r>
+        <w:r>
+          <w:t>D#7</w:t>
+        </w:r>
+        <w:r>
+          <w:t>で，</w:t>
+        </w:r>
+        <w:r>
+          <w:t>E7</w:t>
+        </w:r>
+        <w:r>
+          <w:t>〜</w:t>
+        </w:r>
+        <w:r>
+          <w:t>F#7</w:t>
+        </w:r>
+        <w:r>
+          <w:t>は大きく上ずって不安定であった</w:t>
+        </w:r>
+      </w:ins>
     </w:p>
     <w:p>
       <w:pPr>
@@ -4858,7 +4646,7 @@
         <w:t>5</w:t>
       </w:r>
       <w:r>
-        <w:t>本の笛を，</w:t>
+        <w:t>本の笛を，厚壁ヘッドと食品接触安全の</w:t>
       </w:r>
       <w:r>
         <w:t>PLA Pure</w:t>
@@ -4876,7 +4664,517 @@
         <w:t>SHA-256</w:t>
       </w:r>
       <w:r>
-        <w:t>ハッシュ）と一致することを確認した．秘密を符号化し，印刷し，吹いて，スマートフォンだけで取り出して照合するという一連が実機で通ることを確かめた</w:t>
+        <w:t>ハッシュ）と一致することを確認した．秘密を符号化し，印刷し，吹いて，スマートフォンだけで取り出して照合するという一連が実機で通ることを確かめた，最初の通しの実証である．</w:t>
+      </w:r>
+    </w:p>
+    <w:p>
+      <w:pPr>
+        <w:pStyle w:val="ad"/>
+        <w:spacing w:line="260" w:lineRule="exact"/>
+        <w:ind w:firstLine="180"/>
+      </w:pPr>
+      <w:r>
+        <w:t>さらに，同じ「</w:t>
+      </w:r>
+      <w:r>
+        <w:t>2026</w:t>
+      </w:r>
+      <w:r>
+        <w:t>」の笛を</w:t>
+      </w:r>
+      <w:r>
+        <w:t>H2D</w:t>
+      </w:r>
+      <w:r>
+        <w:t>プリンタと透明な</w:t>
+      </w:r>
+      <w:r>
+        <w:t>PETG</w:t>
+      </w:r>
+      <w:r>
+        <w:t>でも印刷したところ，厚壁ヘッド（</w:t>
+      </w:r>
+      <w:r>
+        <w:t>mini10</w:t>
+      </w:r>
+      <w:r>
+        <w:t>）の厚い壁のおかげで無事に造形でき，音も鳴ることを確認した．長期保管に適した</w:t>
+      </w:r>
+      <w:r>
+        <w:t>PETG</w:t>
+      </w:r>
+      <w:r>
+        <w:t>が，将来の候補ではなく実機で成立する正式な選択肢であることを実装として確かめられた．</w:t>
+      </w:r>
+    </w:p>
+    <w:p>
+      <w:pPr>
+        <w:pStyle w:val="1"/>
+        <w:spacing w:after="60"/>
+        <w:ind w:left="431" w:hanging="431"/>
+      </w:pPr>
+      <w:r>
+        <w:t>ユースケースシナリオ</w:t>
+      </w:r>
+    </w:p>
+    <w:p>
+      <w:pPr>
+        <w:pStyle w:val="ad"/>
+        <w:spacing w:line="260" w:lineRule="exact"/>
+        <w:ind w:firstLine="180"/>
+      </w:pPr>
+      <w:r>
+        <w:t>本手法は，運ぶ情報量を設計変数として選べるため，気軽な用途から本格的な鍵管理まで幅広く展開できる．</w:t>
+      </w:r>
+      <w:r>
+        <w:t>ここでは</w:t>
+      </w:r>
+      <w:r>
+        <w:t>4</w:t>
+      </w:r>
+      <w:r>
+        <w:t>つの利用場面を，実装の状況（実装済み・作成中・想定）とともに示す．</w:t>
+      </w:r>
+    </w:p>
+    <w:p>
+      <w:pPr>
+        <w:pStyle w:val="2"/>
+        <w:spacing w:before="120" w:after="60"/>
+        <w:ind w:left="392" w:hanging="392"/>
+      </w:pPr>
+      <w:r>
+        <w:t>カード笛による調の識別とナビゲーション（実装済み）</w:t>
+      </w:r>
+    </w:p>
+    <w:p>
+      <w:pPr>
+        <w:pStyle w:val="ad"/>
+        <w:spacing w:line="260" w:lineRule="exact"/>
+        <w:ind w:firstLine="180"/>
+      </w:pPr>
+      <w:r>
+        <w:t>Chordika</w:t>
+      </w:r>
+      <w:r>
+        <w:t>は，</w:t>
+      </w:r>
+      <w:r>
+        <w:t>1</w:t>
+      </w:r>
+      <w:r>
+        <w:t>枚が</w:t>
+      </w:r>
+      <w:r>
+        <w:t>1</w:t>
+      </w:r>
+      <w:r>
+        <w:t>つの調に対応するカード状の</w:t>
+      </w:r>
+      <w:r>
+        <w:t>8</w:t>
+      </w:r>
+      <w:r>
+        <w:t>本笛である．</w:t>
+      </w:r>
+      <w:r>
+        <w:t>8</w:t>
+      </w:r>
+      <w:r>
+        <w:t>本を吹くと，読み出しアプリが</w:t>
+      </w:r>
+      <w:r>
+        <w:t>8</w:t>
+      </w:r>
+      <w:r>
+        <w:t>音から調を識別し，対応する</w:t>
+      </w:r>
+      <w:r>
+        <w:t>Web</w:t>
+      </w:r>
+      <w:r>
+        <w:t>ページの案内や，その調のコード進行の再生といった体験を提供する．ここで運ばれる秘密の強度は小さいが，物として吹いて楽しく，音楽の教育や遊びに向く．気軽な用途でも本手法が実際に動くことを示す，実装済みのデモである．</w:t>
+      </w:r>
+    </w:p>
+    <w:p>
+      <w:pPr>
+        <w:pStyle w:val="2"/>
+        <w:spacing w:before="120" w:after="60"/>
+        <w:ind w:left="392" w:hanging="392"/>
+      </w:pPr>
+      <w:del w:id="1011" w:author="CipherFlute generator" w:date="2026-07-25T21:01:46Z">
+        <w:r>
+          <w:delText xml:space="preserve">スプールへの放射状埋め込み（作成中）</w:delText>
+        </w:r>
+      </w:del>
+    </w:p>
+    <w:p>
+      <w:pPr>
+        <w:pStyle w:val="2"/>
+        <w:spacing w:before="120" w:after="60"/>
+        <w:ind w:left="392" w:hanging="392"/>
+      </w:pPr>
+      <w:del w:id="1012" w:author="CipherFlute generator" w:date="2026-07-25T21:01:46Z">
+        <w:r>
+          <w:delText xml:space="preserve">3Dプリンタのフィラメントを巻くスプールの円盤に，笛を放射状に埋め込む案を作成中である．スプールを回しながら，外周に並んだ吹き込み口を順に吹くと，演奏するように秘密を読み出せる．ありふれた道具に秘密を溶け込ませ，日常の中に隠す例である．</w:delText>
+        </w:r>
+      </w:del>
+    </w:p>
+    <w:p>
+      <w:pPr>
+        <w:pStyle w:val="2"/>
+        <w:spacing w:before="120" w:after="60"/>
+        <w:ind w:left="392" w:hanging="392"/>
+      </w:pPr>
+      <w:ins w:id="1013" w:author="CipherFlute generator" w:date="2026-07-25T21:01:46Z">
+        <w:r>
+          <w:t>スプールへの放射状埋め込み（実装済み）</w:t>
+        </w:r>
+      </w:ins>
+    </w:p>
+    <w:p>
+      <w:pPr>
+        <w:pStyle w:val="ad"/>
+        <w:spacing w:line="260" w:lineRule="exact"/>
+        <w:ind w:firstLine="180"/>
+      </w:pPr>
+      <w:ins w:id="1014" w:author="CipherFlute generator" w:date="2026-07-25T21:01:46Z">
+        <w:r>
+          <w:t>3D</w:t>
+        </w:r>
+        <w:r>
+          <w:t>プリンタのフィラメントを巻くスプールの円盤に，笛を放射状に埋め込んだ．スプールを回しながら，外周に並んだ吹き込み口を順に吹くと，演奏するように秘密を読み出せる．ありふれた道具に秘密を溶け込ませ，日常の中に隠す例である．</w:t>
+        </w:r>
+      </w:ins>
+    </w:p>
+    <w:p>
+      <w:pPr>
+        <w:pStyle w:val="2"/>
+        <w:spacing w:before="120" w:after="60"/>
+        <w:ind w:left="392" w:hanging="392"/>
+      </w:pPr>
+      <w:r>
+        <w:t>秘密分散によるパートナー間の分散保管（作成中，</w:t>
+      </w:r>
+      <w:r>
+        <w:t>HeartBeads</w:t>
+      </w:r>
+      <w:r>
+        <w:t>）</w:t>
+      </w:r>
+    </w:p>
+    <w:p>
+      <w:pPr>
+        <w:pStyle w:val="ad"/>
+        <w:spacing w:line="260" w:lineRule="exact"/>
+        <w:ind w:firstLine="180"/>
+      </w:pPr>
+      <w:r>
+        <w:t xml:space="preserve">HeartBeadsは，ハート型の小さな置物を2つ用意し，1つの秘密を秘密分散で2つの断片に分けて各ハートに笛として埋め込む案である（作成中）．2人が1つずつ持ち，2つを合わせて初めて秘密を復元できる（2-of-2）．3つに分けて2つで復元できる形（2-of-3）にすれば，1つを失っても復元できる耐性を持たせられる．「2人がそろわないと開けられない」という関係性を，物のかたちで表現する例である．各ハートは</w:t>
+      </w:r>
+      <w:ins w:id="1015" w:author="CipherFlute generator" w:date="2026-07-25T21:01:46Z">
+        <w:r>
+          <w:t xml:space="preserve">原型が</w:t>
+        </w:r>
+      </w:ins>
+      <w:r>
+        <w:t xml:space="preserve">約25×32×7 mmで</w:t>
+      </w:r>
+      <w:ins w:id="1016" w:author="CipherFlute generator" w:date="2026-07-25T21:01:46Z">
+        <w:r>
+          <w:t xml:space="preserve">あり</w:t>
+        </w:r>
+      </w:ins>
+      <w:r>
+        <w:t xml:space="preserve">，</w:t>
+      </w:r>
+      <w:del w:id="1017" w:author="CipherFlute generator" w:date="2026-07-25T21:01:46Z">
+        <w:r>
+          <w:delText xml:space="preserve">7 mm厚の中</w:delText>
+        </w:r>
+      </w:del>
+      <w:ins w:id="1018" w:author="CipherFlute generator" w:date="2026-07-25T21:01:46Z">
+        <w:r>
+          <w:t xml:space="preserve">笛が収まる大きさ</w:t>
+        </w:r>
+      </w:ins>
+      <w:r>
+        <w:t xml:space="preserve">に</w:t>
+      </w:r>
+      <w:del w:id="1019" w:author="CipherFlute generator" w:date="2026-07-25T21:01:46Z">
+        <w:r>
+          <w:delText xml:space="preserve">4 mmの笛を埋め込め</w:delText>
+        </w:r>
+      </w:del>
+      <w:ins w:id="1020" w:author="CipherFlute generator" w:date="2026-07-25T21:01:46Z">
+        <w:r>
+          <w:t xml:space="preserve">拡大して用い</w:t>
+        </w:r>
+      </w:ins>
+      <w:r>
+        <w:t xml:space="preserve">る．1記号の秘密であれば，各断片は基準笛1本とデータ1本の計2本で足りる．</w:t>
+      </w:r>
+    </w:p>
+    <w:p>
+      <w:pPr>
+        <w:pStyle w:val="2"/>
+        <w:spacing w:before="120" w:after="60"/>
+        <w:ind w:left="392" w:hanging="392"/>
+      </w:pPr>
+      <w:r>
+        <w:t>128bitの復元用パスフレーズの保管（想定）</w:t>
+      </w:r>
+    </w:p>
+    <w:p>
+      <w:pPr>
+        <w:pStyle w:val="ad"/>
+        <w:spacing w:line="260" w:lineRule="exact"/>
+        <w:ind w:firstLine="180"/>
+      </w:pPr>
+      <w:r>
+        <w:t>12単語のシード相当の128bitを，多数の笛としてシンプルな箱の底面に埋め込む使い方を想定している．求める強度に応じて笛の本数（128bitなら約40本）を選び，自由に配置する．金庫のように「ここに価値がある」と宣言せず，日常に紛れさせる点が特徴である．これは本手法の容量の上限を，実用の形で示す到達目標である．</w:t>
+      </w:r>
+    </w:p>
+    <w:p>
+      <w:pPr>
+        <w:pStyle w:val="1"/>
+        <w:spacing w:after="60"/>
+        <w:ind w:left="431" w:hanging="431"/>
+      </w:pPr>
+      <w:r>
+        <w:t>議論と限界，今後の課題</w:t>
+      </w:r>
+    </w:p>
+    <w:p>
+      <w:pPr>
+        <w:pStyle w:val="2"/>
+        <w:spacing w:before="120" w:after="60"/>
+        <w:ind w:left="392" w:hanging="392"/>
+      </w:pPr>
+      <w:r>
+        <w:t>なぜ音なのか</w:t>
+      </w:r>
+    </w:p>
+    <w:p>
+      <w:pPr>
+        <w:pStyle w:val="ad"/>
+        <w:spacing w:line="260" w:lineRule="exact"/>
+        <w:ind w:firstLine="180"/>
+      </w:pPr>
+      <w:r>
+        <w:t>第一に，読み出し装置であるマイクがすべてのスマートフォンに載っており，正当な利用者の読み出しの敷居が事実上ゼロである．第二に，音を起こす源が呼気であり電源を要しない．第三に，情報が音の高さに載っているため，こする速さに依存する方式</w:t>
+      </w:r>
+      <w:r>
+        <w:t>[7]</w:t>
+      </w:r>
+      <w:r>
+        <w:t>よりも人間の操作のばらつきに強い．音の高さは，ゆっくり吹いても速く吹いても変わらない．</w:t>
+      </w:r>
+    </w:p>
+    <w:p>
+      <w:pPr>
+        <w:pStyle w:val="2"/>
+        <w:spacing w:before="120" w:after="60"/>
+        <w:ind w:left="392" w:hanging="392"/>
+      </w:pPr>
+      <w:r>
+        <w:t>限界</w:t>
+      </w:r>
+    </w:p>
+    <w:p>
+      <w:pPr>
+        <w:pStyle w:val="ad"/>
+        <w:spacing w:line="260" w:lineRule="exact"/>
+        <w:ind w:firstLine="180"/>
+      </w:pPr>
+      <w:r>
+        <w:t>本方式にはいくつかの限界がある．第一に，容量あたりの物量では金属板1枚や紙片に劣る．ただし日常のカジュアル用途は笛数本から10本で済むため，かさばりが問題になるのは128bit級の保管に限られる．それについても，6.4節で示したように日用品の中に大量の笛を埋め込む余地は比較的確保しやすいと考える．本方式は容量あたりの効率ではなく，偽装のしやすさと読み出しの手軽さを買うための担体であり，性質の異なる予備手段の一つとして併用することが望ましい．第二に，複製が容易で読み取りの痕跡が残らないため，所有者は漏洩に気づけない．第三に，論文として方式を公開する以上，方式を知る攻撃者に対する存在の分かりにくさは限定的である．第四に，読み出しアプリとスマートフォンは信頼せざるを得ない部分であり，物体側に攻撃面がないという利点はソフトウェア側には及ばない．</w:t>
+      </w:r>
+    </w:p>
+    <w:p>
+      <w:pPr>
+        <w:pStyle w:val="2"/>
+        <w:spacing w:before="120" w:after="60"/>
+        <w:ind w:left="392" w:hanging="392"/>
+      </w:pPr>
+      <w:r>
+        <w:t>今後の課題（未実施の評価）</w:t>
+      </w:r>
+    </w:p>
+    <w:p>
+      <w:pPr>
+        <w:pStyle w:val="ad"/>
+        <w:spacing w:line="260" w:lineRule="exact"/>
+        <w:ind w:firstLine="180"/>
+      </w:pPr>
+      <w:r>
+        <w:t>本手法の主張を固めるため，以下の</w:t>
+      </w:r>
+      <w:r>
+        <w:t>5</w:t>
+      </w:r>
+      <w:r>
+        <w:t>つの評価を計画している．いずれも現時点では未実施であり，ここでは仮想の数値を結果として述べるのではなく，評価の設計として述べる．読み方には，笛を</w:t>
+      </w:r>
+      <w:r>
+        <w:t>1</w:t>
+      </w:r>
+      <w:r>
+        <w:t>本ずつ順に吹いて読む方法（以下「順番読み」）と，複数本の吹き込み口を口にまとめてくわえ同時に鳴らして読む方法（以下「同時読み」）の</w:t>
+      </w:r>
+      <w:r>
+        <w:t>2</w:t>
+      </w:r>
+      <w:r>
+        <w:t>通りがあり，これらを対象に，物理的な限界の確定，符号設計の確定，セキュリティ主張の定量化，耐久の初期評価の順に進める．</w:t>
+      </w:r>
+    </w:p>
+    <w:p>
+      <w:pPr>
+        <w:pStyle w:val="30"/>
+        <w:spacing w:before="72"/>
+        <w:ind w:left="392" w:hanging="392"/>
+      </w:pPr>
+      <w:r>
+        <w:rPr>
+          <w:rFonts w:hint="eastAsia"/>
+        </w:rPr>
+        <w:t xml:space="preserve">複数の笛</w:t>
+      </w:r>
+      <w:del w:id="1021" w:author="CipherFlute generator" w:date="2026-07-25T21:01:46Z">
+        <w:r>
+          <w:rPr>
+            <w:rFonts w:hint="eastAsia"/>
+          </w:rPr>
+          <w:delText xml:space="preserve">の</w:delText>
+        </w:r>
+      </w:del>
+      <w:ins w:id="1022" w:author="CipherFlute generator" w:date="2026-07-25T21:01:46Z">
+        <w:r>
+          <w:rPr>
+            <w:rFonts w:hint="eastAsia"/>
+          </w:rPr>
+          <w:t xml:space="preserve">を</w:t>
+        </w:r>
+      </w:ins>
+      <w:r>
+        <w:rPr>
+          <w:rFonts w:hint="eastAsia"/>
+        </w:rPr>
+        <w:t xml:space="preserve">同時に鳴らす</w:t>
+      </w:r>
+    </w:p>
+    <w:p>
+      <w:pPr>
+        <w:pStyle w:val="ad"/>
+        <w:spacing w:line="260" w:lineRule="exact"/>
+        <w:ind w:firstLine="180"/>
+        <w:rPr>
+          <w:rFonts w:hint="eastAsia"/>
+        </w:rPr>
+      </w:pPr>
+      <w:r>
+        <w:rPr>
+          <w:rFonts w:hint="eastAsia"/>
+        </w:rPr>
+        <w:t>複数の笛を同時に鳴らす方式が採用できれば，デコードのための手間を大き</w:t>
+      </w:r>
+      <w:r>
+        <w:rPr>
+          <w:rFonts w:hint="eastAsia"/>
+        </w:rPr>
+        <w:t>く改善可能である．複数の笛を同時に鳴らすと，それぞれの笛に供給される息の圧力と空気量が</w:t>
+      </w:r>
+      <w:r>
+        <w:rPr>
+          <w:rFonts w:hint="eastAsia"/>
+        </w:rPr>
+        <w:t>均一にはならないため，発生する音が単独での音と異なる可能性がある．また，和音として現れる音響スペクトルを分析して</w:t>
+      </w:r>
+      <w:r>
+        <w:rPr>
+          <w:rFonts w:hint="eastAsia"/>
+        </w:rPr>
+        <w:t>複数の笛の音を検出するデコーダーソフトウェアの開発も必要である．これは今後の課題である．</w:t>
+      </w:r>
+    </w:p>
+    <w:p>
+      <w:pPr>
+        <w:pStyle w:val="30"/>
+        <w:spacing w:before="72"/>
+        <w:ind w:left="392" w:hanging="392"/>
+      </w:pPr>
+      <w:r>
+        <w:t>読み間違いの傾向と，実効的に運べる量</w:t>
+      </w:r>
+    </w:p>
+    <w:p>
+      <w:pPr>
+        <w:pStyle w:val="ad"/>
+        <w:spacing w:line="260" w:lineRule="exact"/>
+        <w:ind w:firstLine="180"/>
+      </w:pPr>
+      <w:r>
+        <w:t>訓練を受けていない利用者による</w:t>
+      </w:r>
+      <w:r>
+        <w:rPr>
+          <w:rFonts w:hint="eastAsia"/>
+        </w:rPr>
+        <w:t>評価実験を行い，秘密の情報量とデコード成功率，所要時間などを測定し分析するユーザスタディが必要である．これは今後の課題である．</w:t>
+      </w:r>
+    </w:p>
+    <w:p>
+      <w:pPr>
+        <w:pStyle w:val="30"/>
+        <w:spacing w:before="72"/>
+        <w:ind w:left="392" w:hanging="392"/>
+      </w:pPr>
+      <w:r>
+        <w:t>隠した物がどれだけ見つかるか</w:t>
+      </w:r>
+    </w:p>
+    <w:p>
+      <w:pPr>
+        <w:pStyle w:val="ad"/>
+        <w:spacing w:line="260" w:lineRule="exact"/>
+        <w:ind w:firstLine="180"/>
+        <w:rPr/>
+        <w:pPrChange w:id="219" w:author="栗原　一貴" w:date="2026-07-24T11:10:00Z" w16du:dateUtc="2026-07-24T02:10:00Z">
+          <w:pPr>
+            <w:pStyle w:val="ad"/>
+            <w:spacing w:line="260" w:lineRule="exact"/>
+            <w:ind w:firstLine="180"/>
+          </w:pPr>
+        </w:pPrChange>
+      </w:pPr>
+      <w:r>
+        <w:t>偽装による存在の分かりにくさを，判別性能の指標</w:t>
+      </w:r>
+      <w:r>
+        <w:t>で定量化する</w:t>
+      </w:r>
+      <w:r>
+        <w:rPr>
+          <w:rFonts w:hint="eastAsia"/>
+        </w:rPr>
+        <w:t>ことが今後の課題である．</w:t>
+      </w:r>
+      <w:r>
+        <w:t xml:space="preserve"> </w:t>
+      </w:r>
+      <w:proofErr w:type="spellStart"/>
+      <w:r>
+        <w:t>CipherFlute</w:t>
+      </w:r>
+      <w:proofErr w:type="spellEnd"/>
+      <w:r>
+        <w:t>を埋め込んだ日用品と，そうでない日用品を混ぜて用意し，方式を知らされていない探索者と，方式を説明された探索者のそれぞれに，秘密の保管物を選ばせる</w:t>
+      </w:r>
+      <w:r>
+        <w:rPr>
+          <w:rFonts w:hint="eastAsia"/>
+        </w:rPr>
+        <w:t>実験による検証が考えられる</w:t>
       </w:r>
       <w:r>
         <w:rPr>
@@ -4884,6 +5182,184 @@
         </w:rPr>
         <w:t>．</w:t>
       </w:r>
+      <w:r>
+        <w:t xml:space="preserve"> </w:t>
+      </w:r>
+    </w:p>
+    <w:p>
+      <w:pPr>
+        <w:pStyle w:val="ad"/>
+        <w:spacing w:line="260" w:lineRule="exact"/>
+        <w:ind w:firstLine="180"/>
+        <w:rPr/>
+        <w:pPrChange w:id="227" w:author="栗原　一貴" w:date="2026-07-24T11:10:00Z" w16du:dateUtc="2026-07-24T02:10:00Z">
+          <w:pPr>
+            <w:pStyle w:val="30"/>
+            <w:spacing w:before="72"/>
+            <w:ind w:left="392" w:hanging="392"/>
+          </w:pPr>
+        </w:pPrChange>
+      </w:pPr>
+    </w:p>
+    <w:p>
+      <w:pPr>
+        <w:pStyle w:val="ad"/>
+        <w:spacing w:line="260" w:lineRule="exact"/>
+        <w:ind w:firstLine="180"/>
+      </w:pPr>
+    </w:p>
+    <w:p>
+      <w:pPr>
+        <w:pStyle w:val="30"/>
+        <w:spacing w:before="72"/>
+        <w:ind w:left="392" w:hanging="392"/>
+      </w:pPr>
+      <w:r>
+        <w:t>時間が経っても読めるか</w:t>
+      </w:r>
+    </w:p>
+    <w:p>
+      <w:pPr>
+        <w:pStyle w:val="ad"/>
+        <w:spacing w:line="260" w:lineRule="exact"/>
+        <w:ind w:firstLine="180"/>
+      </w:pPr>
+      <w:r>
+        <w:t>長期の読み取りに耐えるかを確かめるため，常温での保管，繰り返しの吹奏，および高温高湿の加速環境の後に，音の高さの変化を測る予定である．音を作る鋭い縁の劣化に特に注意し，変化量がスロットの幅（</w:t>
+      </w:r>
+      <w:r>
+        <w:t>100</w:t>
+      </w:r>
+      <w:r>
+        <w:t>セント）に対してどれだけの余裕を保つかを評価するとともに，基準笛との比で読む方法で読み間違いが生じないか</w:t>
+      </w:r>
+      <w:r>
+        <w:t>を確かめる．この評価は，日常利用の標準である</w:t>
+      </w:r>
+      <w:r>
+        <w:t>PLA Pure</w:t>
+      </w:r>
+      <w:r>
+        <w:t>と，長期保管の選択肢である</w:t>
+      </w:r>
+      <w:r>
+        <w:t>PETG</w:t>
+      </w:r>
+      <w:r>
+        <w:t>のそれぞれについて行い，用途に応じて素材を選ぶ判断の根拠とする．</w:t>
+      </w:r>
+    </w:p>
+    <w:p>
+      <w:pPr>
+        <w:pStyle w:val="2"/>
+        <w:spacing w:before="120" w:after="60"/>
+        <w:ind w:left="392" w:hanging="392"/>
+      </w:pPr>
+      <w:r>
+        <w:t>モスキート音への対応</w:t>
+      </w:r>
+    </w:p>
+    <w:p>
+      <w:pPr>
+        <w:pStyle w:val="ad"/>
+        <w:spacing w:line="260" w:lineRule="exact"/>
+        <w:ind w:firstLine="180"/>
+      </w:pPr>
+      <w:r>
+        <w:t>可聴域外の高い音（いわゆるモスキート音，およそ</w:t>
+      </w:r>
+      <w:r>
+        <w:t>17</w:t>
+      </w:r>
+      <w:r>
+        <w:t>〜</w:t>
+      </w:r>
+      <w:r>
+        <w:t>20 kHz</w:t>
+      </w:r>
+      <w:r>
+        <w:t>）を使えれば，読み出しの音を周囲に気づかれにくくできる可能性がある．しかし現行の</w:t>
+      </w:r>
+      <w:r>
+        <w:t>mini10</w:t>
+      </w:r>
+      <w:r>
+        <w:t>ヘッドは，管長を短くしても</w:t>
+      </w:r>
+      <w:r>
+        <w:t>F#7</w:t>
+      </w:r>
+      <w:r>
+        <w:t>を超えると駆動が破綻して鳴らない見込みである．可聴域外を狙うには，細い風道・短い刃の距離・高い吹圧・小さな共鳴腔からなる専用の高周波ボイシング（ゴルトン笛型）が要る．こうした微細な構造では，</w:t>
+      </w:r>
+      <w:r>
+        <w:t>FDM</w:t>
+      </w:r>
+      <w:r>
+        <w:t>方式の造形分解能が性能の限界を決めるため，より細かく造形できる光造形が有利かもしれない．どこまで高い音が出せるかは，短尺のコーム（複数の笛を並べたもの）を実際に印刷し，ナイキスト周波数（サンプリング周波数の半分）までの</w:t>
+      </w:r>
+      <w:r>
+        <w:t>FFT</w:t>
+      </w:r>
+      <w:r>
+        <w:t>実測で決着をつける予定である．</w:t>
+      </w:r>
+    </w:p>
+    <w:p>
+      <w:pPr>
+        <w:pStyle w:val="2"/>
+        <w:spacing w:before="120" w:after="60"/>
+        <w:ind w:left="392" w:hanging="392"/>
+      </w:pPr>
+      <w:r>
+        <w:t>素材の展望</w:t>
+      </w:r>
+    </w:p>
+    <w:p>
+      <w:pPr>
+        <w:pStyle w:val="ad"/>
+        <w:spacing w:line="260" w:lineRule="exact"/>
+        <w:ind w:firstLine="180"/>
+      </w:pPr>
+      <w:r>
+        <w:t>素材は，まず食品接触に適合していて扱いが容易な</w:t>
+      </w:r>
+      <w:r>
+        <w:t>PLA Pure</w:t>
+      </w:r>
+      <w:r>
+        <w:t>でプロトタイピングと日常利用を行うことを当面の標準とする．より長期の保管には，加水分解や紫外線に比較的強い</w:t>
+      </w:r>
+      <w:r>
+        <w:t>PETG</w:t>
+      </w:r>
+      <w:r>
+        <w:t>が優れており，実際に</w:t>
+      </w:r>
+      <w:r>
+        <w:t>PETG</w:t>
+      </w:r>
+      <w:r>
+        <w:t>でも造形して発音することを確認済みである（</w:t>
+      </w:r>
+      <w:r>
+        <w:t>5</w:t>
+      </w:r>
+      <w:r>
+        <w:t>章）．したがって</w:t>
+      </w:r>
+      <w:r>
+        <w:t>PETG</w:t>
+      </w:r>
+      <w:r>
+        <w:t>は，将来の候補ではなく，長期保管のための正式な選択肢である．さらに耐火性や超長期の保存まで求める場合には，金属</w:t>
+      </w:r>
+      <w:r>
+        <w:t>3D</w:t>
+      </w:r>
+      <w:r>
+        <w:t>プリントへの移行が将来の展望となる．</w:t>
+      </w:r>
     </w:p>
     <w:p>
       <w:pPr>
@@ -4892,7 +5368,7 @@
         <w:ind w:left="431" w:hanging="431"/>
       </w:pPr>
       <w:r>
-        <w:t>ユースケースシナリオ</w:t>
+        <w:t>おわりに</w:t>
       </w:r>
     </w:p>
     <w:p>
@@ -4902,23 +5378,15 @@
         <w:ind w:firstLine="180"/>
       </w:pPr>
       <w:r>
-        <w:t>本手法は，運ぶ情報量を設計変数として選べるため，気軽な用途から本格的な鍵管理まで幅広く展開できる．ここでは</w:t>
-      </w:r>
-      <w:r>
-        <w:t>4</w:t>
-      </w:r>
-      <w:r>
-        <w:t>つの利用場面を，実装の状況（実装済み・作成中・想定）とともに示す．</w:t>
-      </w:r>
-    </w:p>
-    <w:p>
-      <w:pPr>
-        <w:pStyle w:val="2"/>
-        <w:spacing w:before="120" w:after="60"/>
-        <w:ind w:left="392" w:hanging="392"/>
-      </w:pPr>
-      <w:r>
-        <w:t>カード笛による調の識別とナビゲーション（実装済み）</w:t>
+        <w:t>秘密情報を日用品に埋め込んで管理するための，電源不要で自作できる3Dプリントの笛「CipherFlute」を提案した．運べる情報量を笛の本数で選べるため，暗証番号のような気軽な用途から128bitの鍵管理まで，同じしくみで幅広く扱える．音や物体の層には秘密を守る力がないことを明示し，秘密を守りたい場合は秘密分散に保護を一元化する誠実な脅威モデルのもとで，符号化・基準笛による自己補正・誤り訂正を含む設計を示した．小さな秘密を印刷して吹き，スマートフォンだけで復号・照合する通しの実証に成功し，25.2 ℃から41.0 ℃でも基準笛との比が半音の幅の内側に収まることを実測で確かめた．今後は，未実施の評価と，可聴域外の音や素材の選択肢を含めた実用化を進める．</w:t>
+      </w:r>
+    </w:p>
+    <w:p>
+      <w:pPr>
+        <w:pStyle w:val="afe"/>
+      </w:pPr>
+      <w:r>
+        <w:t>未来ビジョン</w:t>
       </w:r>
     </w:p>
     <w:p>
@@ -4928,56 +5396,22 @@
         <w:ind w:firstLine="180"/>
       </w:pPr>
       <w:r>
-        <w:t>Chordika</w:t>
-      </w:r>
-      <w:r>
-        <w:t>は，</w:t>
-      </w:r>
-      <w:r>
-        <w:t>1</w:t>
-      </w:r>
-      <w:r>
-        <w:t>枚が</w:t>
-      </w:r>
-      <w:r>
-        <w:t>1</w:t>
-      </w:r>
-      <w:r>
-        <w:t>つの調に対応するカード状の</w:t>
-      </w:r>
-      <w:r>
-        <w:t>8</w:t>
-      </w:r>
-      <w:r>
-        <w:t>本笛である．</w:t>
-      </w:r>
-      <w:r>
-        <w:t>8</w:t>
-      </w:r>
-      <w:r>
-        <w:t>本を吹くと，読み出しアプリが</w:t>
-      </w:r>
-      <w:r>
-        <w:t>8</w:t>
-      </w:r>
-      <w:r>
-        <w:t>音から調を識別し，対応する</w:t>
-      </w:r>
-      <w:r>
-        <w:t>Web</w:t>
-      </w:r>
-      <w:r>
-        <w:t>ページの案内や，その調のコード進行の再生といった体験を提供する．ここで運ばれる秘密の強度は小さいが，物として吹いて楽しく，音楽の教育や遊びに向く．気軽な用途でも本手法が実際に動くことを示す，実装済みのデモである．</w:t>
-      </w:r>
-    </w:p>
-    <w:p>
-      <w:pPr>
-        <w:pStyle w:val="2"/>
-        <w:spacing w:before="120" w:after="60"/>
-        <w:ind w:left="392" w:hanging="392"/>
-      </w:pPr>
-      <w:r>
-        <w:t>スプールへの放射状埋め込み（作成中）</w:t>
+        <w:t>CipherFlute</w:t>
+      </w:r>
+      <w:r>
+        <w:t>は，秘密情報を，改まった保管庫ではなく身の回りの日用品にさりげなく宿す文化を切り拓きうる．復元の手続きが音を伴い，立ち会えるという性質は，複数人での鍵の開封式，遺言やデジタル遺産の引き継ぎ，そして楽器としての演奏性を伴う体験型のセキュリティ</w:t>
+      </w:r>
+      <w:r>
+        <w:lastRenderedPageBreak/>
+        <w:t>教育といった，人と人との関係性のなかで秘密を扱う場面に自然に馴染む．音として鳴らし，物として手渡せる秘密は，冷たいデータであった鍵管理を，日常の道具と体験のなかへ溶け込ませていく．なお，本方式を唯一のバックアップにしないことは，引き続き強く注意喚起する．</w:t>
+      </w:r>
+    </w:p>
+    <w:p>
+      <w:pPr>
+        <w:pStyle w:val="afe"/>
+      </w:pPr>
+      <w:r>
+        <w:t>謝辞</w:t>
       </w:r>
     </w:p>
     <w:p>
@@ -4987,647 +5421,7 @@
         <w:ind w:firstLine="180"/>
       </w:pPr>
       <w:r>
-        <w:t>3D</w:t>
-      </w:r>
-      <w:r>
-        <w:t>プリンタのフィラメントを巻くスプールの円盤に，笛を放射状に埋め込む案を作成中である．スプールを回しながら，外周に並んだ吹き込み口を順に吹くと，演奏するように秘密を読み出せる．ありふれた道具に秘密を溶け込ませ，日常の中に隠す例である．</w:t>
-      </w:r>
-    </w:p>
-    <w:p>
-      <w:pPr>
-        <w:pStyle w:val="2"/>
-        <w:spacing w:before="120" w:after="60"/>
-        <w:ind w:left="392" w:hanging="392"/>
-      </w:pPr>
-      <w:r>
-        <w:t>秘密分散によるパートナー間の分散保管（作成中，</w:t>
-      </w:r>
-      <w:r>
-        <w:t>HeartBeads</w:t>
-      </w:r>
-      <w:r>
-        <w:t>）</w:t>
-      </w:r>
-    </w:p>
-    <w:p>
-      <w:pPr>
-        <w:pStyle w:val="ad"/>
-        <w:spacing w:line="260" w:lineRule="exact"/>
-        <w:ind w:firstLine="180"/>
-      </w:pPr>
-      <w:r>
-        <w:t>HeartBeads</w:t>
-      </w:r>
-      <w:r>
-        <w:t>は，ハート型の小さな置物を</w:t>
-      </w:r>
-      <w:r>
-        <w:t>2</w:t>
-      </w:r>
-      <w:r>
-        <w:t>つ用意し，</w:t>
-      </w:r>
-      <w:r>
-        <w:t>1</w:t>
-      </w:r>
-      <w:r>
-        <w:t>つの秘密を秘密分散で</w:t>
-      </w:r>
-      <w:r>
-        <w:t>2</w:t>
-      </w:r>
-      <w:r>
-        <w:t>つの断片に分けて各ハートに笛として埋め込む案である（作成中）．</w:t>
-      </w:r>
-      <w:r>
-        <w:t>2</w:t>
-      </w:r>
-      <w:r>
-        <w:t>人が</w:t>
-      </w:r>
-      <w:r>
-        <w:t>1</w:t>
-      </w:r>
-      <w:r>
-        <w:t>つずつ持ち，</w:t>
-      </w:r>
-      <w:r>
-        <w:t>2</w:t>
-      </w:r>
-      <w:r>
-        <w:t>つを合わせて初めて秘密を復元できる（</w:t>
-      </w:r>
-      <w:r>
-        <w:t>2-of-2</w:t>
-      </w:r>
-      <w:r>
-        <w:t>）．</w:t>
-      </w:r>
-      <w:r>
-        <w:t>3</w:t>
-      </w:r>
-      <w:r>
-        <w:t>つに分けて</w:t>
-      </w:r>
-      <w:r>
-        <w:t>2</w:t>
-      </w:r>
-      <w:r>
-        <w:t>つで復元できる形（</w:t>
-      </w:r>
-      <w:r>
-        <w:t>2-of-3</w:t>
-      </w:r>
-      <w:r>
-        <w:t>）にすれば，</w:t>
-      </w:r>
-      <w:r>
-        <w:t>1</w:t>
-      </w:r>
-      <w:r>
-        <w:t>つを失っても復元できる耐性を持たせられる．「</w:t>
-      </w:r>
-      <w:r>
-        <w:t>2</w:t>
-      </w:r>
-      <w:r>
-        <w:t>人がそろわないと開けられない」という関係性を，物のかたちで表現する例である．各ハートは約</w:t>
-      </w:r>
-      <w:r>
-        <w:t>25×32×7 mm</w:t>
-      </w:r>
-      <w:r>
-        <w:t>で，</w:t>
-      </w:r>
-      <w:r>
-        <w:t>7 mm</w:t>
-      </w:r>
-      <w:r>
-        <w:t>厚の中に</w:t>
-      </w:r>
-      <w:r>
-        <w:t>4 mm</w:t>
-      </w:r>
-      <w:r>
-        <w:t>の笛を埋め込める．</w:t>
-      </w:r>
-      <w:r>
-        <w:t>1</w:t>
-      </w:r>
-      <w:r>
-        <w:t>記号の秘密であれば，各断片は基準笛</w:t>
-      </w:r>
-      <w:r>
-        <w:t>1</w:t>
-      </w:r>
-      <w:r>
-        <w:t>本とデータ</w:t>
-      </w:r>
-      <w:r>
-        <w:t>1</w:t>
-      </w:r>
-      <w:r>
-        <w:t>本の計</w:t>
-      </w:r>
-      <w:r>
-        <w:t>2</w:t>
-      </w:r>
-      <w:r>
-        <w:t>本で足りる．</w:t>
-      </w:r>
-    </w:p>
-    <w:p>
-      <w:pPr>
-        <w:pStyle w:val="2"/>
-        <w:spacing w:before="120" w:after="60"/>
-        <w:ind w:left="392" w:hanging="392"/>
-      </w:pPr>
-      <w:r>
-        <w:t>128bit</w:t>
-      </w:r>
-      <w:r>
-        <w:t>の復元用パスフレーズの保管（想定）</w:t>
-      </w:r>
-    </w:p>
-    <w:p>
-      <w:pPr>
-        <w:pStyle w:val="ad"/>
-        <w:spacing w:line="260" w:lineRule="exact"/>
-        <w:ind w:firstLine="180"/>
-      </w:pPr>
-      <w:r>
-        <w:t>12</w:t>
-      </w:r>
-      <w:r>
-        <w:t>単語のシード相当の</w:t>
-      </w:r>
-      <w:r>
-        <w:t>128bit</w:t>
-      </w:r>
-      <w:r>
-        <w:t>を，多数の笛としてシンプルな箱の底面に埋め込む使い方を想定している．求める強度に応じて笛の本数（</w:t>
-      </w:r>
-      <w:r>
-        <w:t>128bit</w:t>
-      </w:r>
-      <w:r>
-        <w:t>なら約</w:t>
-      </w:r>
-      <w:r>
-        <w:t>40</w:t>
-      </w:r>
-      <w:r>
-        <w:t>本）を選び，自由に配置する．金庫のように「ここに価値がある」と宣言せず，日常に紛れさせる点が特徴である．これは本手法の容量の上限を，実用の形で示す到達目標である．</w:t>
-      </w:r>
-    </w:p>
-    <w:p>
-      <w:pPr>
-        <w:pStyle w:val="1"/>
-        <w:spacing w:after="60"/>
-        <w:ind w:left="431" w:hanging="431"/>
-      </w:pPr>
-      <w:r>
-        <w:lastRenderedPageBreak/>
-        <w:t>議論と限界，今後の課題</w:t>
-      </w:r>
-    </w:p>
-    <w:p>
-      <w:pPr>
-        <w:pStyle w:val="2"/>
-        <w:spacing w:before="120" w:after="60"/>
-        <w:ind w:left="392" w:hanging="392"/>
-      </w:pPr>
-      <w:r>
-        <w:t>なぜ音なのか</w:t>
-      </w:r>
-    </w:p>
-    <w:p>
-      <w:pPr>
-        <w:pStyle w:val="ad"/>
-        <w:spacing w:line="260" w:lineRule="exact"/>
-        <w:ind w:firstLine="180"/>
-      </w:pPr>
-      <w:r>
-        <w:t>第一に，読み出し装置であるマイクがすべてのスマートフォンに載っており，正当な利用者の読み出しの敷居が事実上ゼロである．第二に，音を起こす源が呼気であり電源を要しない．第三に，情報が音の高さに載っているため，こする速さに依存する方式</w:t>
-      </w:r>
-      <w:r>
-        <w:t>[7]</w:t>
-      </w:r>
-      <w:r>
-        <w:t>よりも人間の操作のばらつきに強い．音の高さは，ゆっくり吹いても速く吹いても変わらない．</w:t>
-      </w:r>
-    </w:p>
-    <w:p>
-      <w:pPr>
-        <w:pStyle w:val="2"/>
-        <w:spacing w:before="120" w:after="60"/>
-        <w:ind w:left="392" w:hanging="392"/>
-      </w:pPr>
-      <w:r>
-        <w:t>限界</w:t>
-      </w:r>
-    </w:p>
-    <w:p>
-      <w:pPr>
-        <w:pStyle w:val="ad"/>
-        <w:spacing w:line="260" w:lineRule="exact"/>
-        <w:ind w:firstLine="180"/>
-      </w:pPr>
-      <w:r>
-        <w:t>本方式にはいくつかの限界がある．第一に，容量あたりの物量では金属板</w:t>
-      </w:r>
-      <w:r>
-        <w:t>1</w:t>
-      </w:r>
-      <w:r>
-        <w:t>枚や紙片に劣る．ただし日常のカジュアル用途は笛数本から</w:t>
-      </w:r>
-      <w:r>
-        <w:t>10</w:t>
-      </w:r>
-      <w:r>
-        <w:t>本で済むため，かさばりが問題になるのは</w:t>
-      </w:r>
-      <w:r>
-        <w:t>128bit</w:t>
-      </w:r>
-      <w:r>
-        <w:t>級の保管に限られる．それについても，</w:t>
-      </w:r>
-      <w:r>
-        <w:t>6.4</w:t>
-      </w:r>
-      <w:r>
-        <w:t>節で示したように日用品の中に大量の笛を埋め込む余地は比較的確保しやすいと考える．本方式は容量あたりの効率ではなく，偽装のしやすさと読み出しの手軽さを買うための担体であり，性質の異なる予備手段の一つとして併用することが望ましい．第二に，複製が容易で読み取りの痕跡が残らないため，所有者は漏洩に気づけない．第三に，論文として方式を公開する以上，方式を知る攻撃者に対する存在の分かりにくさは限定的である．第四に，読み出しアプリとスマートフォンは信頼せざるを得ない部分であり，物体側に攻撃面がないという利点はソフトウェア側には及ばない．</w:t>
-      </w:r>
-    </w:p>
-    <w:p>
-      <w:pPr>
-        <w:pStyle w:val="2"/>
-        <w:spacing w:before="120" w:after="60"/>
-        <w:ind w:left="392" w:hanging="392"/>
-      </w:pPr>
-      <w:r>
-        <w:t>今後の課題（未実施の評価）</w:t>
-      </w:r>
-    </w:p>
-    <w:p>
-      <w:pPr>
-        <w:pStyle w:val="ad"/>
-        <w:spacing w:line="260" w:lineRule="exact"/>
-        <w:ind w:firstLine="180"/>
-      </w:pPr>
-      <w:r>
-        <w:t>本手法の主張を固めるため，以下の</w:t>
-      </w:r>
-      <w:r>
-        <w:t>5</w:t>
-      </w:r>
-      <w:r>
-        <w:t>つの評価を計画している．いずれも現時点では未実施であり，ここでは仮想の数値を結果として述べるのではなく，評価の設計として述べる．読み方には，笛を</w:t>
-      </w:r>
-      <w:r>
-        <w:t>1</w:t>
-      </w:r>
-      <w:r>
-        <w:t>本ずつ順に吹いて読む方法（以下「順番読み」）と，複数本の吹き込み口を口にまとめてくわえ同時に鳴らして読む方法（以下「同時読み」）の</w:t>
-      </w:r>
-      <w:r>
-        <w:t>2</w:t>
-      </w:r>
-      <w:r>
-        <w:t>通りがあり，これらを対象に，物理的な限界の確定，符号設計の確定，セキュリティ主張の定量化，耐久の初期評価の順に進める．</w:t>
-      </w:r>
-    </w:p>
-    <w:p>
-      <w:pPr>
-        <w:pStyle w:val="30"/>
-        <w:spacing w:before="72"/>
-        <w:ind w:left="392" w:hanging="392"/>
-      </w:pPr>
-      <w:r>
-        <w:rPr>
-          <w:rFonts w:hint="eastAsia"/>
-        </w:rPr>
-        <w:t>複数の笛の同時に鳴らす</w:t>
-      </w:r>
-    </w:p>
-    <w:p>
-      <w:pPr>
-        <w:pStyle w:val="ad"/>
-        <w:spacing w:line="260" w:lineRule="exact"/>
-        <w:ind w:firstLine="180"/>
-      </w:pPr>
-      <w:r>
-        <w:rPr>
-          <w:rFonts w:hint="eastAsia"/>
-        </w:rPr>
-        <w:t>複数の笛を同時に鳴らす方式が採用できれば，デコードのための手間を大きく改善可能である．複数の笛を同時に鳴らすと，それぞれの笛に供給される息の圧力と空気量が均一にはならないため，発生する音が単独での音と異なる可能性がある．また，和音として現れる音響スペクトルを分析して複数の笛の音を検出するデコーダーソフトウェアの開発も必要である．これは今後の課題である．</w:t>
-      </w:r>
-    </w:p>
-    <w:p>
-      <w:pPr>
-        <w:pStyle w:val="30"/>
-        <w:spacing w:before="72"/>
-        <w:ind w:left="392" w:hanging="392"/>
-      </w:pPr>
-      <w:r>
-        <w:t>読み間違いの傾向と，実効的に運べる量</w:t>
-      </w:r>
-    </w:p>
-    <w:p>
-      <w:pPr>
-        <w:pStyle w:val="ad"/>
-        <w:spacing w:line="260" w:lineRule="exact"/>
-        <w:ind w:firstLine="180"/>
-      </w:pPr>
-      <w:r>
-        <w:t>訓練を受けていない利用者による</w:t>
-      </w:r>
-      <w:r>
-        <w:rPr>
-          <w:rFonts w:hint="eastAsia"/>
-        </w:rPr>
-        <w:t>評価実験を行い，秘密の情報量とデコード成功率，所要時間などを測定し分析するユーザスタディが必要である．これは今後の課題である．</w:t>
-      </w:r>
-    </w:p>
-    <w:p>
-      <w:pPr>
-        <w:pStyle w:val="30"/>
-        <w:spacing w:before="72"/>
-        <w:ind w:left="392" w:hanging="392"/>
-      </w:pPr>
-      <w:r>
-        <w:t>隠した物がどれだけ見つかるか</w:t>
-      </w:r>
-    </w:p>
-    <w:p>
-      <w:pPr>
-        <w:pStyle w:val="ad"/>
-        <w:spacing w:line="260" w:lineRule="exact"/>
-        <w:ind w:firstLine="180"/>
-      </w:pPr>
-      <w:r>
-        <w:t>偽装による存在の分かりにくさを，判別性能の指標で定量化する</w:t>
-      </w:r>
-      <w:r>
-        <w:rPr>
-          <w:rFonts w:hint="eastAsia"/>
-        </w:rPr>
-        <w:t>ことが今後の課題である．</w:t>
-      </w:r>
-      <w:r>
-        <w:t xml:space="preserve"> </w:t>
-      </w:r>
-      <w:proofErr w:type="spellStart"/>
-      <w:r>
-        <w:t>CipherFlute</w:t>
-      </w:r>
-      <w:proofErr w:type="spellEnd"/>
-      <w:r>
-        <w:t>を埋め込んだ日用品と，そうでない日用品を混ぜて用意し，方式を知らされていない探索者と，方式を説明された探索者のそれぞれに，秘密の保管物を選ばせる</w:t>
-      </w:r>
-      <w:r>
-        <w:rPr>
-          <w:rFonts w:hint="eastAsia"/>
-        </w:rPr>
-        <w:t>実験による検証が考えられる</w:t>
-      </w:r>
-      <w:r>
-        <w:rPr>
-          <w:rFonts w:hint="eastAsia"/>
-        </w:rPr>
-        <w:t>．</w:t>
-      </w:r>
-      <w:r>
-        <w:t xml:space="preserve"> </w:t>
-      </w:r>
-    </w:p>
-    <w:p>
-      <w:pPr>
-        <w:pStyle w:val="30"/>
-        <w:spacing w:before="72"/>
-        <w:ind w:left="392" w:hanging="392"/>
-      </w:pPr>
-      <w:r>
-        <w:t>時間が経っても読めるか</w:t>
-      </w:r>
-    </w:p>
-    <w:p>
-      <w:pPr>
-        <w:pStyle w:val="ad"/>
-        <w:spacing w:line="260" w:lineRule="exact"/>
-        <w:ind w:firstLine="180"/>
-      </w:pPr>
-      <w:r>
-        <w:t>長期の読み取りに耐えるかを確かめるため，常温での保管，繰り返しの吹奏，および高温高湿の加速環境の後に，音の高さの変化を測る予定である．音を作る鋭い縁の劣化に特に注意し，変化量がスロットの幅（</w:t>
-      </w:r>
-      <w:r>
-        <w:t>100</w:t>
-      </w:r>
-      <w:r>
-        <w:t>セント）に対してどれだけの余裕を保つかを評価するとともに，基準笛との比で読む方法で読み間違いが生じないかを確かめる．この評価は，日常利用の標準である</w:t>
-      </w:r>
-      <w:r>
-        <w:t>PLA Pure</w:t>
-      </w:r>
-      <w:r>
-        <w:t>と，長期保管の選択肢である</w:t>
-      </w:r>
-      <w:r>
-        <w:t>PETG</w:t>
-      </w:r>
-      <w:r>
-        <w:t>のそれぞれについて行い，用途に応じて素材を選ぶ判断の根拠とする．</w:t>
-      </w:r>
-    </w:p>
-    <w:p>
-      <w:pPr>
-        <w:pStyle w:val="2"/>
-        <w:spacing w:before="120" w:after="60"/>
-        <w:ind w:left="392" w:hanging="392"/>
-      </w:pPr>
-      <w:r>
-        <w:t>モスキート音への対応</w:t>
-      </w:r>
-    </w:p>
-    <w:p>
-      <w:pPr>
-        <w:pStyle w:val="ad"/>
-        <w:spacing w:line="260" w:lineRule="exact"/>
-        <w:ind w:firstLine="180"/>
-      </w:pPr>
-      <w:r>
-        <w:t>可聴域外の高い音（いわゆるモスキート音，およそ</w:t>
-      </w:r>
-      <w:r>
-        <w:t>17</w:t>
-      </w:r>
-      <w:r>
-        <w:t>〜</w:t>
-      </w:r>
-      <w:r>
-        <w:t>20 kHz</w:t>
-      </w:r>
-      <w:r>
-        <w:t>）を使えれば，読み出しの音を周囲に気づかれにくくできる可能性がある．可聴域外</w:t>
-      </w:r>
-      <w:r>
-        <w:rPr>
-          <w:rFonts w:hint="eastAsia"/>
-        </w:rPr>
-        <w:t>を鳴動させるには</w:t>
-      </w:r>
-      <w:r>
-        <w:t>，細い風道・短い刃の距離・高い吹圧・小さな共鳴腔からなる専用の高周波ボイシング（ゴルトン笛型）が要る．こうした微細な構造では，</w:t>
-      </w:r>
-      <w:r>
-        <w:t>FDM</w:t>
-      </w:r>
-      <w:r>
-        <w:t>方式の造形分解能が性能の限界を決めるため，より細かく造形できる光造形が有利かもしれない．どこまで高い音が出せるかは，</w:t>
-      </w:r>
-      <w:r>
-        <w:rPr>
-          <w:rFonts w:hint="eastAsia"/>
-        </w:rPr>
-        <w:t>今後の課題である．</w:t>
-      </w:r>
-    </w:p>
-    <w:p>
-      <w:pPr>
-        <w:pStyle w:val="2"/>
-        <w:spacing w:before="120" w:after="60"/>
-        <w:ind w:left="392" w:hanging="392"/>
-      </w:pPr>
-      <w:r>
-        <w:t>素材の展望</w:t>
-      </w:r>
-    </w:p>
-    <w:p>
-      <w:pPr>
-        <w:pStyle w:val="ad"/>
-        <w:spacing w:line="260" w:lineRule="exact"/>
-        <w:ind w:firstLine="180"/>
-      </w:pPr>
-      <w:r>
-        <w:rPr>
-          <w:rFonts w:hint="eastAsia"/>
-        </w:rPr>
-        <w:t>本研究では</w:t>
-      </w:r>
-      <w:r>
-        <w:rPr>
-          <w:rFonts w:hint="eastAsia"/>
-        </w:rPr>
-        <w:t>FDM</w:t>
-      </w:r>
-      <w:r>
-        <w:rPr>
-          <w:rFonts w:hint="eastAsia"/>
-        </w:rPr>
-        <w:t>の素材として</w:t>
-      </w:r>
-      <w:r>
-        <w:t>，まず食品接触に適合していて扱いが容易な</w:t>
-      </w:r>
-      <w:r>
-        <w:t>PLA Pure</w:t>
-      </w:r>
-      <w:r>
-        <w:t>でプロトタイピング</w:t>
-      </w:r>
-      <w:r>
-        <w:rPr>
-          <w:rFonts w:hint="eastAsia"/>
-        </w:rPr>
-        <w:t>を行った．</w:t>
-      </w:r>
-      <w:r>
-        <w:t>より長期の保管には，加水分解や紫外線に比較的強い</w:t>
-      </w:r>
-      <w:r>
-        <w:t>PETG</w:t>
-      </w:r>
-      <w:r>
-        <w:t>が優れており，</w:t>
-      </w:r>
-      <w:r>
-        <w:rPr>
-          <w:rFonts w:hint="eastAsia"/>
-        </w:rPr>
-        <w:t>我々は</w:t>
-      </w:r>
-      <w:r>
-        <w:t>PETG</w:t>
-      </w:r>
-      <w:r>
-        <w:rPr>
-          <w:rFonts w:hint="eastAsia"/>
-        </w:rPr>
-        <w:t>による実装と動作も</w:t>
-      </w:r>
-      <w:r>
-        <w:t>確認済みである．さらに耐火性や超長期の保存まで求める場合には，金属</w:t>
-      </w:r>
-      <w:r>
-        <w:t>3D</w:t>
-      </w:r>
-      <w:r>
-        <w:t>プリントへの移行が将来の展望となる．</w:t>
-      </w:r>
-      <w:r>
-        <w:t xml:space="preserve"> </w:t>
-      </w:r>
-    </w:p>
-    <w:p>
-      <w:pPr>
-        <w:pStyle w:val="1"/>
-        <w:spacing w:after="60"/>
-        <w:ind w:left="431" w:hanging="431"/>
-      </w:pPr>
-      <w:r>
-        <w:t>おわりに</w:t>
-      </w:r>
-    </w:p>
-    <w:p>
-      <w:pPr>
-        <w:pStyle w:val="ad"/>
-        <w:spacing w:line="260" w:lineRule="exact"/>
-        <w:ind w:firstLine="180"/>
-      </w:pPr>
-      <w:r>
-        <w:t>秘密情報を日用品に埋め込んで管理するための，電源不要で自作できる</w:t>
-      </w:r>
-      <w:r>
-        <w:t>3D</w:t>
-      </w:r>
-      <w:r>
-        <w:t>プリントの笛「</w:t>
-      </w:r>
-      <w:r>
-        <w:t>CipherFlute</w:t>
-      </w:r>
-      <w:r>
-        <w:t>」を提案した．運べる情報量を笛の本数で選べるため，暗証番号のような気軽な用途から</w:t>
-      </w:r>
-      <w:r>
-        <w:t>128bit</w:t>
-      </w:r>
-      <w:r>
-        <w:t>の鍵管理まで，同じしくみで幅広く扱える．音や物体の層には秘密を守る力がないことを明示し，秘密を守りたい場合は秘密分散に保護を一元化する誠実な脅威モデルのもとで，符号化・基準笛による自己補正・誤り訂正を含む設計を示した．小さな秘密を印刷して吹き，スマートフォンだけで復号・照合する通しの実証に成功し，</w:t>
-      </w:r>
-      <w:r>
-        <w:t>25.2 ℃</w:t>
-      </w:r>
-      <w:r>
-        <w:t>から</w:t>
-      </w:r>
-      <w:r>
-        <w:t>41.0 ℃</w:t>
-      </w:r>
-      <w:r>
-        <w:t>でも基準笛との比が半音の幅の内側に収まることを実測で確かめた．今後は，未実施の評価と，可聴域外の音や素材の選択肢を含めた実用化を進める．</w:t>
+        <w:t>日々の議論と試作に協力いただいた方々に感謝する．</w:t>
       </w:r>
     </w:p>
     <w:p>
@@ -5635,49 +5429,6 @@
         <w:pStyle w:val="afe"/>
       </w:pPr>
       <w:r>
-        <w:t>未来ビジョン</w:t>
-      </w:r>
-    </w:p>
-    <w:p>
-      <w:pPr>
-        <w:pStyle w:val="ad"/>
-        <w:spacing w:line="260" w:lineRule="exact"/>
-        <w:ind w:firstLine="180"/>
-      </w:pPr>
-      <w:r>
-        <w:t>CipherFlute</w:t>
-      </w:r>
-      <w:r>
-        <w:t>は，秘密情報を，改まった保管庫ではな</w:t>
-      </w:r>
-      <w:r>
-        <w:lastRenderedPageBreak/>
-        <w:t>く身の回りの日用品にさりげなく宿す文化を切り拓きうる．復元の手続きが音を伴い，立ち会えるという性質は，複数人での鍵の開封式，遺言やデジタル遺産の引き継ぎ，そして楽器としての演奏性を伴う体験型のセキュリティ教育といった，人と人との関係性のなかで秘密を扱う場面に自然に馴染む．音として鳴らし，物として手渡せる秘密は，冷たいデータであった鍵管理を，日常の道具と体験のなかへ溶け込ませていく．なお，本方式を唯一のバックアップにしないことは，引き続き強く注意喚起する．</w:t>
-      </w:r>
-    </w:p>
-    <w:p>
-      <w:pPr>
-        <w:pStyle w:val="afe"/>
-      </w:pPr>
-      <w:r>
-        <w:t>謝辞</w:t>
-      </w:r>
-    </w:p>
-    <w:p>
-      <w:pPr>
-        <w:pStyle w:val="ad"/>
-        <w:spacing w:line="260" w:lineRule="exact"/>
-        <w:ind w:firstLine="180"/>
-      </w:pPr>
-      <w:r>
-        <w:t>日々の議論と試作に協力いただいた方々に感謝する．</w:t>
-      </w:r>
-    </w:p>
-    <w:p>
-      <w:pPr>
-        <w:pStyle w:val="afe"/>
-      </w:pPr>
-      <w:r>
         <w:t>参考文献</w:t>
       </w:r>
     </w:p>
@@ -5774,10 +5525,7 @@
         <w:pStyle w:val="a"/>
       </w:pPr>
       <w:r>
-        <w:t>[12] SatoshiLabs: SLIP-0039: Shamir's Secret-Sharing for Mnemonic Codes (2017). https://github.com/satoshilabs/slips/blob/master/s</w:t>
-      </w:r>
-      <w:r>
-        <w:t>lip-0039.md</w:t>
+        <w:t>[12] SatoshiLabs: SLIP-0039: Shamir's Secret-Sharing for Mnemonic Codes (2017). https://github.com/satoshilabs/slips/blob/master/slip-0039.md</w:t>
       </w:r>
     </w:p>
     <w:p>
@@ -5829,8 +5577,8 @@
       </w:r>
     </w:p>
     <w:sectPr>
-      <w:headerReference w:type="even" r:id="rId19"/>
-      <w:headerReference w:type="default" r:id="rId20"/>
+      <w:headerReference w:type="even" r:id="rId18"/>
+      <w:headerReference w:type="default" r:id="rId19"/>
       <w:type w:val="continuous"/>
       <w:pgSz w:w="11906" w:h="16838" w:code="9"/>
       <w:pgMar w:top="1928" w:right="1134" w:bottom="1304" w:left="1134" w:header="1531" w:footer="284" w:gutter="0"/>
@@ -8096,6 +7844,14 @@
     <w:abstractNumId w:val="11"/>
   </w:num>
 </w:numbering>
+</file>
+
+<file path=word/people.xml><?xml version="1.0" encoding="utf-8"?>
+<w15:people xmlns:wpc="http://schemas.microsoft.com/office/word/2010/wordprocessingCanvas" xmlns:cx="http://schemas.microsoft.com/office/drawing/2014/chartex" xmlns:cx1="http://schemas.microsoft.com/office/drawing/2015/9/8/chartex" xmlns:cx2="http://schemas.microsoft.com/office/drawing/2015/10/21/chartex" xmlns:cx3="http://schemas.microsoft.com/office/drawing/2016/5/9/chartex" xmlns:cx4="http://schemas.microsoft.com/office/drawing/2016/5/10/chartex" xmlns:cx5="http://schemas.microsoft.com/office/drawing/2016/5/11/chartex" xmlns:cx6="http://schemas.microsoft.com/office/drawing/2016/5/12/chartex" xmlns:cx7="http://schemas.microsoft.com/office/drawing/2016/5/13/chartex" xmlns:cx8="http://schemas.microsoft.com/office/drawing/2016/5/14/chartex" xmlns:mc="http://schemas.openxmlformats.org/markup-compatibility/2006" xmlns:aink="http://schemas.microsoft.com/office/drawing/2016/ink" xmlns:am3d="http://schemas.microsoft.com/office/drawing/2017/model3d" xmlns:o="urn:schemas-microsoft-com:office:office" xmlns:oel="http://schemas.microsoft.com/office/2019/extlst" xmlns:r="http://schemas.openxmlformats.org/officeDocument/2006/relationships" xmlns:m="http://schemas.openxmlformats.org/officeDocument/2006/math" xmlns:v="urn:schemas-microsoft-com:vml" xmlns:wp14="http://schemas.microsoft.com/office/word/2010/wordprocessingDrawing" xmlns:wp="http://schemas.openxmlformats.org/drawingml/2006/wordprocessingDrawing" xmlns:w10="urn:schemas-microsoft-com:office:word" xmlns:w="http://schemas.openxmlformats.org/wordprocessingml/2006/main" xmlns:w14="http://schemas.microsoft.com/office/word/2010/wordml" xmlns:w15="http://schemas.microsoft.com/office/word/2012/wordml" xmlns:w16cex="http://schemas.microsoft.com/office/word/2018/wordml/cex" xmlns:w16cid="http://schemas.microsoft.com/office/word/2016/wordml/cid" xmlns:w16="http://schemas.microsoft.com/office/word/2018/wordml" xmlns:w16du="http://schemas.microsoft.com/office/word/2023/wordml/word16du" xmlns:w16sdtdh="http://schemas.microsoft.com/office/word/2020/wordml/sdtdatahash" xmlns:w16sdtfl="http://schemas.microsoft.com/office/word/2024/wordml/sdtformatlock" xmlns:w16se="http://schemas.microsoft.com/office/word/2015/wordml/symex" xmlns:wpg="http://schemas.microsoft.com/office/word/2010/wordprocessingGroup" xmlns:wpi="http://schemas.microsoft.com/office/word/2010/wordprocessingInk" xmlns:wne="http://schemas.microsoft.com/office/word/2006/wordml" xmlns:wps="http://schemas.microsoft.com/office/word/2010/wordprocessingShape" mc:Ignorable="w14 w15 w16se w16cid w16 w16cex w16sdtdh w16sdtfl w16du wp14">
+  <w15:person w15:author="栗原　一貴">
+    <w15:presenceInfo w15:providerId="AD" w15:userId="S::kurihara@tsuda.ac.jp::2212d535-f6b8-466d-87f2-b1f17a01bba7"/>
+  </w15:person>
+</w15:people>
 </file>
 
 <file path=word/styles.xml><?xml version="1.0" encoding="utf-8"?>

--- a/paper/cipherflute_wiss2026_v1.2_tracked.docx
+++ b/paper/cipherflute_wiss2026_v1.2_tracked.docx
@@ -393,15 +393,7 @@
         <w:ind w:firstLine="180"/>
       </w:pPr>
       <w:r>
-        <w:t xml:space="preserve">本手法で運べる情報量は，用途に応じて選ぶことができる．暗証番号や合言葉，贈り物やイベントの合図，体験型のセキュリティ教育といった少ないbit数で足りるカジュアルな利用シーンでは</w:t>
-      </w:r>
-      <w:del w:id="1001" w:author="CipherFlute generator" w:date="2026-07-25T21:01:46Z">
-        <w:r>
-          <w:delText xml:space="preserve">，</w:delText>
-        </w:r>
-      </w:del>
-      <w:r>
-        <w:t xml:space="preserve">，笛数本から10本程度の小さな構成で足りる．人が記憶して使うパスワードの実効的な情報量も数十bit程度に留まる．一方で，128bitのリカバリーシードを保管することも可能であり，約40本の笛でエンコーディングできる（3章）．このように，気軽な暗証番号から本格的な鍵管理まで，同じしくみを幅広く気軽に使える点が本手法の特徴である．</w:t>
+        <w:t>本手法で運べる情報量は，用途に応じて選ぶことができる．暗証番号や合言葉，贈り物やイベントの合図，体験型のセキュリティ教育といった少ないbit数で足りるカジュアルな利用シーンでは，笛数本から10本程度の小さな構成で足りる．人が記憶して使うパスワードの実効的な情報量も数十bit程度に留まる．一方で，128bitのリカバリーシードを保管することも可能であり，約40本の笛でエンコーディングできる（3章）．このように，気軽な暗証番号から本格的な鍵管理まで，同じしくみを幅広く気軽に使える点が本手法の特徴である．</w:t>
       </w:r>
     </w:p>
     <w:p>
@@ -2051,13 +2043,8 @@
         <w:ind w:firstLine="180"/>
       </w:pPr>
       <w:r>
-        <w:t xml:space="preserve">読み取りの語彙は，あらかじめ決めた音の高さの置き場（以下スロット）である．どのスロットで鳴るかで，笛1本が1つの数字を表す．厚壁ヘッドで安定して鳴る音域は，下がF#6（約1480 Hz），上がF#7（約2960 Hz）までである．この音域を半音（100セント）刻みで割ると，スロットは13個になる．較正用の13本を室温で測ると全部が発音し，隣り合う音の間隔は平均でちょうど100セントであった．笛1本が13通りの13進数の数字を表すので，1本あたり約3.7bitを運ぶ．スロット数の13は素数であり，後述の誤り訂正の計算の土台とちょうど1対1で対応する（3.4節）．</w:t>
-      </w:r>
-      <w:ins w:id="1002" w:author="CipherFlute generator" w:date="2026-07-25T21:01:46Z">
-        <w:r>
-          <w:t xml:space="preserve">なお，笛の造形方式によっては低音側の数本が安定して鳴らないことがあり，その場合は音域を狭めて11スロット（G#6からF#7）で運用する．11も素数なので，同じ枠組みをそのまま使える．</w:t>
-        </w:r>
-      </w:ins>
+        <w:t>読み取りの語彙は，あらかじめ決めた音の高さの置き場（以下スロット）である．どのスロットで鳴るかで，笛1本が1つの数字を表す．厚壁ヘッドで安定して鳴る音域は，下がF#6（約1480 Hz），上がF#7（約2960 Hz）までである．この音域を半音（100セント）刻みで割ると，スロットは13個になる．較正用の13本を室温で測ると全部が発音し，隣り合う音の間隔は平均でちょうど100セントであった．笛1本が13通りの13進数の数字を表すので，1本あたり約3.7bitを運ぶ．スロット数の13は素数であり，後述の誤り訂正の計算の土台とちょうど1対1で対応する（3.4節）．なお，笛の造形方式によっては低音側の数本が安定して鳴らないことがあり，その場合は音域を狭めて11スロット（G#6からF#7）で運用する．11も素数なので，同じ枠組みをそのまま使える．</w:t>
+      </w:r>
     </w:p>
     <w:p>
       <w:pPr>
@@ -2735,41 +2722,9 @@
           <w:rFonts w:hint="eastAsia"/>
         </w:rPr>
       </w:pPr>
-      <w:del w:id="1003" w:author="CipherFlute generator" w:date="2026-07-25T21:01:46Z">
-        <w:r>
-          <w:delText xml:space="preserve">暗号のデコードは，マイク入力の周波数分析からなるWebアプリで行い，ネットワークがなくても動作する．図5がその利用の様子である．</w:delText>
-        </w:r>
-      </w:del>
-    </w:p>
-    <w:p>
-      <w:pPr>
-        <w:pStyle w:val="ad"/>
-        <w:spacing w:line="260" w:lineRule="exact"/>
-        <w:ind w:firstLine="180"/>
-        <w:rPr>
-          <w:rFonts w:hint="eastAsia"/>
-        </w:rPr>
-      </w:pPr>
-      <w:del w:id="1004" w:author="CipherFlute generator" w:date="2026-07-25T21:01:46Z">
-        <w:r>
-          <w:delText xml:space="preserve">図5　復号ソフトの画面．吹いた音の周波数を解析し，検出した並びと復元した値を表示する．</w:delText>
-        </w:r>
-      </w:del>
-    </w:p>
-    <w:p>
-      <w:pPr>
-        <w:pStyle w:val="ad"/>
-        <w:spacing w:line="260" w:lineRule="exact"/>
-        <w:ind w:firstLine="180"/>
-        <w:rPr>
-          <w:rFonts w:hint="eastAsia"/>
-        </w:rPr>
-      </w:pPr>
-      <w:ins w:id="1005" w:author="CipherFlute generator" w:date="2026-07-25T21:01:46Z">
-        <w:r>
-          <w:t>暗号のデコードは，マイク入力の周波数分析からなるWebアプリで行い，ネットワークがなくても動作する．図4がその利用の様子である．</w:t>
-        </w:r>
-      </w:ins>
+      <w:r>
+        <w:t>暗号のデコードは，マイク入力の周波数分析からなるWebアプリで行い，ネットワークがなくても動作する．図4がその利用の様子である．</w:t>
+      </w:r>
     </w:p>
     <w:p>
       <w:pPr>
@@ -2814,11 +2769,9 @@
       <w:pPr>
         <w:jc w:val="center"/>
       </w:pPr>
-      <w:ins w:id="1006" w:author="CipherFlute generator" w:date="2026-07-25T21:01:46Z">
-        <w:r>
-          <w:t>図4　復号ソフトの画面．吹いた音の周波数を解析し，検出した並びと復元した値を表示する．</w:t>
-        </w:r>
-      </w:ins>
+      <w:r>
+        <w:t>図4　復号ソフトの画面．吹いた音の周波数を解析し，検出した並びと復元した値を表示する．</w:t>
+      </w:r>
     </w:p>
     <w:p>
       <w:pPr>
@@ -3219,100 +3172,7 @@
         <w:rPr>
           <w:rFonts w:hint="eastAsia"/>
         </w:rPr>
-        <w:t>笛の</w:t>
-      </w:r>
-      <w:r>
-        <w:t>素材</w:t>
-      </w:r>
-      <w:r>
-        <w:rPr>
-          <w:rFonts w:hint="eastAsia"/>
-        </w:rPr>
-        <w:t>について</w:t>
-      </w:r>
-      <w:r>
-        <w:t>，</w:t>
-      </w:r>
-      <w:r>
-        <w:t>食品接触に適合していて扱いが容易な</w:t>
-      </w:r>
-      <w:r>
-        <w:t>Bambu Lab PLA Pure</w:t>
-      </w:r>
-      <w:r>
-        <w:t>でプロトタイピング</w:t>
-      </w:r>
-      <w:r>
-        <w:rPr>
-          <w:rFonts w:hint="eastAsia"/>
-        </w:rPr>
-        <w:t>した．</w:t>
-      </w:r>
-      <w:r>
-        <w:t>吹き込み口が口に触れること，不透明であるため管が透けて見えず偽装の観点でも都合がよいこと，そして安定して造形できていることが，この素材を標準とする理由である．より長期の保管に対しては，</w:t>
-      </w:r>
-      <w:r>
-        <w:t>PETG</w:t>
-      </w:r>
-      <w:r>
-        <w:t>が正式な選択肢となる．</w:t>
-      </w:r>
-      <w:r>
-        <w:t>PETG</w:t>
-      </w:r>
-      <w:r>
-        <w:t>でも問題なく造形でき，加水分解や紫外線への耐性の観点から</w:t>
-      </w:r>
-      <w:r>
-        <w:t>PLA</w:t>
-      </w:r>
-      <w:r>
-        <w:t>より優れているため，年単位で保管したい用途には</w:t>
-      </w:r>
-      <w:r>
-        <w:t>PETG</w:t>
-      </w:r>
-      <w:r>
-        <w:t>を選ぶとよい．さらに耐火性や超長期の保存まで求める場合には，金属</w:t>
-      </w:r>
-      <w:r>
-        <w:t>3D</w:t>
-      </w:r>
-      <w:r>
-        <w:t>プリントへの移行が将来の展望となる．笛は</w:t>
-      </w:r>
-      <w:r>
-        <w:rPr>
-          <w:rFonts w:hint="eastAsia"/>
-        </w:rPr>
-        <w:t>日用品に</w:t>
-      </w:r>
-      <w:r>
-        <w:t>融合でき，</w:t>
-      </w:r>
-      <w:r>
-        <w:rPr>
-          <w:rFonts w:hint="eastAsia"/>
-        </w:rPr>
-        <w:t>息の</w:t>
-      </w:r>
-      <w:r>
-        <w:t>吹き込み口と音の出る窓</w:t>
-      </w:r>
-      <w:r>
-        <w:rPr>
-          <w:rFonts w:hint="eastAsia"/>
-        </w:rPr>
-        <w:t>だけが外部に見える形となる</w:t>
-      </w:r>
-      <w:r>
-        <w:t>．印刷は家庭用の</w:t>
-      </w:r>
-      <w:r>
-        <w:t>3D</w:t>
-      </w:r>
-      <w:r>
-        <w:t>プリンタで完結する．なお，印刷データには秘密がそのまま載るため，スライスと印刷はネットワークから切り離した自分の環境で行うことを推奨する．</w:t>
+        <w:t>笛の素材について，食品接触に適合していて扱いが容易なBambu Lab PLA Pureでプロトタイピングした．吹き込み口が口に触れること，不透明であるため管が透けて見えず偽装の観点でも都合がよいこと，そして安定して造形できていることが，この素材を標準とする理由である．より長期の保管に対しては，PETGが正式な選択肢となる．PETGでも問題なく造形でき，加水分解や紫外線への耐性の観点からPLAより優れているため，年単位で保管したい用途にはPETGを選ぶとよい．さらに耐火性や超長期の保存まで求める場合には，金属3Dプリントへの移行が将来の展望となる．笛は日用品に融合でき，息の吹き込み口と音の出る窓だけが外部に見える形となる．笛を寝かせたまま長軸まわりに回しても音の高さが変わらないことは実測しており（5章），ホストの形に合わせて窓の向きを選べる．印刷は家庭用の3Dプリンタで完結する．なお，印刷データには秘密がそのまま載るため，スライスと印刷はネットワークから切り離した自分の環境で行うことを推奨する．</w:t>
       </w:r>
     </w:p>
     <w:p>
@@ -4208,19 +4068,7 @@
         <w:ind w:firstLine="180"/>
       </w:pPr>
       <w:r>
-        <w:t>本章では，現時点で実機による実測が済んでいる</w:t>
-      </w:r>
-      <w:r>
-        <w:t>3</w:t>
-      </w:r>
-      <w:r>
-        <w:t>つの結果を報告する．すなわち，較正と音域の確定，気温に対する頑健性，および印刷から復元までの通しの実証である．未実施の評価は，</w:t>
-      </w:r>
-      <w:r>
-        <w:t>7</w:t>
-      </w:r>
-      <w:r>
-        <w:t>章に今後の課題として整理する．</w:t>
+        <w:t>本章では，現時点で実機による実測が済んでいる4つの結果を報告する．すなわち，較正と音域の確定，気温に対する頑健性，印刷から復元までの通しの実証，および印刷の向きの自由度である．未実施の評価は，7章に今後の課題として整理する．</w:t>
       </w:r>
     </w:p>
     <w:p>
@@ -4239,133 +4087,107 @@
         <w:spacing w:line="260" w:lineRule="exact"/>
         <w:ind w:firstLine="180"/>
       </w:pPr>
-      <w:del w:id="1007" w:author="CipherFlute generator" w:date="2026-07-25T21:01:46Z">
-        <w:r>
-          <w:delText xml:space="preserve">厚壁ヘッド（mini10）の笛を用い，狙った音の高さに合わせ込む較正を行った．長さと音の高さの対応式 f = A/(L+e) に対して A = 86718，e = −11.81 を得た．初期の予備測定（図4）では，狙った音の笛9本すべてが±5セント以内で鳴った一方，17本を一列に並べた条件では安定して鳴る上端がD#7までで，それより高い笛は音が高い方へ引っ張られて不安定であった．そこで壁を厚くし窓を深くしたヘッドへ改良したところ，どの笛も安定して鳴るようになり，安定音域の上端がF#7まで広がった．この厚壁ヘッドでは，較正用の13本すべてが狙いから±6セント（二乗平均平方根で5.9セント）以内で鳴り，F#6からF#7までの13スロットを半音刻みで安定して使えることを確認した．</w:delText>
-        </w:r>
-      </w:del>
-    </w:p>
-    <w:p>
-      <w:pPr>
-        <w:pStyle w:val="ad"/>
-        <w:spacing w:line="260" w:lineRule="exact"/>
-        <w:ind w:firstLine="180"/>
-      </w:pPr>
-      <w:del w:id="1008" w:author="CipherFlute generator" w:date="2026-07-25T21:01:46Z">
-        <w:r>
-          <w:delText xml:space="preserve">図4　予備測定（実測）．左：9本は狙い±5セントで鳴った．右：17本の列では上端がD#7で，E7〜F#7は大きく上ずって不安定であった</w:delText>
-        </w:r>
-      </w:del>
-    </w:p>
-    <w:p>
-      <w:pPr>
-        <w:pStyle w:val="ad"/>
-        <w:spacing w:line="260" w:lineRule="exact"/>
-        <w:ind w:firstLine="180"/>
-      </w:pPr>
-      <w:ins w:id="1009" w:author="CipherFlute generator" w:date="2026-07-25T21:01:46Z">
-        <w:r>
-          <w:t>厚壁ヘッド（</w:t>
-        </w:r>
-        <w:r>
-          <w:t>mini10</w:t>
-        </w:r>
-        <w:r>
-          <w:t>）の笛を用い，狙った音の高さに合わせ込む較正を行った．長さと音の高さの対応式</w:t>
-        </w:r>
-        <w:r>
-          <w:t xml:space="preserve"> f = A/(L+e) </w:t>
-        </w:r>
-        <w:r>
-          <w:t>に対して</w:t>
-        </w:r>
-        <w:r>
-          <w:t xml:space="preserve"> A = 86718</w:t>
-        </w:r>
-        <w:r>
-          <w:t>，</w:t>
-        </w:r>
-        <w:r>
-          <w:t xml:space="preserve">e = −11.81 </w:t>
-        </w:r>
-        <w:r>
-          <w:t>を得た．初期の予備測定（図5）</w:t>
-        </w:r>
-        <w:r/>
-        <w:r>
-          <w:t>では，狙った音の笛</w:t>
-        </w:r>
-        <w:r>
-          <w:t>9</w:t>
-        </w:r>
-        <w:r>
-          <w:t>本すべてが</w:t>
-        </w:r>
-        <w:r>
-          <w:t>±5</w:t>
-        </w:r>
-        <w:r>
-          <w:t>セント以内で鳴った一方，</w:t>
-        </w:r>
-        <w:r>
-          <w:t>17</w:t>
-        </w:r>
-        <w:r>
-          <w:t>本を一列に並べた条件では安定して鳴る上端が</w:t>
-        </w:r>
-        <w:r>
-          <w:t>D#7</w:t>
-        </w:r>
-        <w:r>
-          <w:t>までで，それより高い笛は音が高い方へ引っ張られて不安定であった．そこで壁を厚くし窓を深くしたヘッドへ改良したところ，どの笛も安定</w:t>
-        </w:r>
-        <w:r>
-          <w:lastRenderedPageBreak/>
-          <w:t>して鳴るようになり，安定音域の上端が</w:t>
-        </w:r>
-        <w:r>
-          <w:t>F#7</w:t>
-        </w:r>
-        <w:r>
-          <w:t>まで広がった．この厚壁ヘッドでは，較正用の</w:t>
-        </w:r>
-        <w:r>
-          <w:t>13</w:t>
-        </w:r>
-        <w:r>
-          <w:t>本すべてが狙いから</w:t>
-        </w:r>
-        <w:r>
-          <w:t>±6</w:t>
-        </w:r>
-        <w:r>
-          <w:t>セント（二乗平均平方根で</w:t>
-        </w:r>
-        <w:r>
-          <w:t>5.9</w:t>
-        </w:r>
-        <w:r>
-          <w:t>セント）以内で鳴り，</w:t>
-        </w:r>
-        <w:r>
-          <w:t>F#6</w:t>
-        </w:r>
-        <w:r>
-          <w:t>から</w:t>
-        </w:r>
-        <w:r>
-          <w:t>F#7</w:t>
-        </w:r>
-        <w:r>
-          <w:t>までの</w:t>
-        </w:r>
-        <w:r>
-          <w:t>13</w:t>
-        </w:r>
-        <w:r>
-          <w:t>スロットを半音刻みで安定して使えることを確認した．</w:t>
-        </w:r>
-      </w:ins>
+      <w:r>
+        <w:t>厚壁ヘッド（</w:t>
+      </w:r>
+      <w:r>
+        <w:t>mini10</w:t>
+      </w:r>
+      <w:r>
+        <w:t>）の笛を用い，狙った音の高さに合わせ込む較正を行った．長さと音の高さの対応式</w:t>
+      </w:r>
+      <w:r>
+        <w:t xml:space="preserve"> f = A/(L+e) </w:t>
+      </w:r>
+      <w:r>
+        <w:t>に対して</w:t>
+      </w:r>
+      <w:r>
+        <w:t xml:space="preserve"> A = 86718</w:t>
+      </w:r>
+      <w:r>
+        <w:t>，</w:t>
+      </w:r>
+      <w:r>
+        <w:t xml:space="preserve">e = −11.81 </w:t>
+      </w:r>
+      <w:r>
+        <w:t>を得た．初期の予備測定（図5）</w:t>
+      </w:r>
+      <w:r/>
+      <w:r>
+        <w:t>では，狙った音の笛</w:t>
+      </w:r>
+      <w:r>
+        <w:t>9</w:t>
+      </w:r>
+      <w:r>
+        <w:t>本すべてが</w:t>
+      </w:r>
+      <w:r>
+        <w:t>±5</w:t>
+      </w:r>
+      <w:r>
+        <w:t>セント以内で鳴った一方，</w:t>
+      </w:r>
+      <w:r>
+        <w:t>17</w:t>
+      </w:r>
+      <w:r>
+        <w:t>本を一列に並べた条件では安定して鳴る上端が</w:t>
+      </w:r>
+      <w:r>
+        <w:t>D#7</w:t>
+      </w:r>
+      <w:r>
+        <w:t>までで，それより高い笛は音が高い方へ引っ張られて不安定であった．そこで壁を厚くし窓を深くしたヘッドへ改良したところ，どの笛も安定</w:t>
+      </w:r>
+      <w:r>
+        <w:lastRenderedPageBreak/>
+        <w:t>して鳴るようになり，安定音域の上端が</w:t>
+      </w:r>
+      <w:r>
+        <w:t>F#7</w:t>
+      </w:r>
+      <w:r>
+        <w:t>まで広がった．この厚壁ヘッドでは，較正用の</w:t>
+      </w:r>
+      <w:r>
+        <w:t>13</w:t>
+      </w:r>
+      <w:r>
+        <w:t>本すべてが狙いから</w:t>
+      </w:r>
+      <w:r>
+        <w:t>±6</w:t>
+      </w:r>
+      <w:r>
+        <w:t>セント（二乗平均平方根で</w:t>
+      </w:r>
+      <w:r>
+        <w:t>5.9</w:t>
+      </w:r>
+      <w:r>
+        <w:t>セント）以内で鳴り，</w:t>
+      </w:r>
+      <w:r>
+        <w:t>F#6</w:t>
+      </w:r>
+      <w:r>
+        <w:t>から</w:t>
+      </w:r>
+      <w:r>
+        <w:t>F#7</w:t>
+      </w:r>
+      <w:r>
+        <w:t>までの</w:t>
+      </w:r>
+      <w:r>
+        <w:t>13</w:t>
+      </w:r>
+      <w:r>
+        <w:t>スロットを半音刻みで安定して使えることを確認した．</w:t>
+      </w:r>
     </w:p>
     <w:p>
       <w:pPr>
@@ -4419,51 +4241,49 @@
         <w:pStyle w:val="af6"/>
         <w:ind w:firstLine="160"/>
       </w:pPr>
-      <w:ins w:id="1010" w:author="CipherFlute generator" w:date="2026-07-25T21:01:46Z">
-        <w:r>
-          <w:t>図5　予備測定（実測）．</w:t>
-        </w:r>
-        <w:r/>
-        <w:r>
-          <w:t>左：</w:t>
-        </w:r>
-        <w:r>
-          <w:t>9</w:t>
-        </w:r>
-        <w:r>
-          <w:t>本は狙い</w:t>
-        </w:r>
-        <w:r>
-          <w:t>±5</w:t>
-        </w:r>
-        <w:r>
-          <w:t>セントで鳴った．右：</w:t>
-        </w:r>
-        <w:r>
-          <w:t>17</w:t>
-        </w:r>
-        <w:r>
-          <w:t>本の列では上端が</w:t>
-        </w:r>
-        <w:r>
-          <w:t>D#7</w:t>
-        </w:r>
-        <w:r>
-          <w:t>で，</w:t>
-        </w:r>
-        <w:r>
-          <w:t>E7</w:t>
-        </w:r>
-        <w:r>
-          <w:t>〜</w:t>
-        </w:r>
-        <w:r>
-          <w:t>F#7</w:t>
-        </w:r>
-        <w:r>
-          <w:t>は大きく上ずって不安定であった</w:t>
-        </w:r>
-      </w:ins>
+      <w:r>
+        <w:t>図5　予備測定（実測）．</w:t>
+      </w:r>
+      <w:r/>
+      <w:r>
+        <w:t>左：</w:t>
+      </w:r>
+      <w:r>
+        <w:t>9</w:t>
+      </w:r>
+      <w:r>
+        <w:t>本は狙い</w:t>
+      </w:r>
+      <w:r>
+        <w:t>±5</w:t>
+      </w:r>
+      <w:r>
+        <w:t>セントで鳴った．右：</w:t>
+      </w:r>
+      <w:r>
+        <w:t>17</w:t>
+      </w:r>
+      <w:r>
+        <w:t>本の列では上端が</w:t>
+      </w:r>
+      <w:r>
+        <w:t>D#7</w:t>
+      </w:r>
+      <w:r>
+        <w:t>で，</w:t>
+      </w:r>
+      <w:r>
+        <w:t>E7</w:t>
+      </w:r>
+      <w:r>
+        <w:t>〜</w:t>
+      </w:r>
+      <w:r>
+        <w:t>F#7</w:t>
+      </w:r>
+      <w:r>
+        <w:t>は大きく上ずって不安定であった</w:t>
+      </w:r>
     </w:p>
     <w:p>
       <w:pPr>
@@ -4709,6 +4529,96 @@
     </w:p>
     <w:p>
       <w:pPr>
+        <w:pStyle w:val="2"/>
+        <w:spacing w:before="120" w:after="60"/>
+        <w:ind w:left="392" w:hanging="392"/>
+      </w:pPr>
+      <w:r>
+        <w:t>印刷の向きの自由度</w:t>
+      </w:r>
+    </w:p>
+    <w:p>
+      <w:pPr>
+        <w:pStyle w:val="ad"/>
+        <w:spacing w:line="260" w:lineRule="exact"/>
+        <w:ind w:firstLine="180"/>
+      </w:pPr>
+      <w:r>
+        <w:t>日用品に埋め込むには，ホストの形に合わせて笛の向きを選べることが望ましい．そこで，音の出る窓が真上を向く従来の向きを0度とし，笛を寝かせたまま長軸まわりに回した角度を変えて，造形と発音を比べた．同一の土台の右側面，左側面，上面に，同じ音（C7）の笛を1本ずつ接した試験片を1回で印刷し，上面の1本を従来の向きの対照とした．3本が同じ印刷条件で得られるため，全部が鳴らなければ向き以外に原因があり，対照だけが鳴れば向きの問題であると切り分けられる．</w:t>
+      </w:r>
+    </w:p>
+    <w:p>
+      <w:pPr>
+        <w:pStyle w:val="ad"/>
+        <w:spacing w:line="260" w:lineRule="exact"/>
+        <w:ind w:firstLine="180"/>
+      </w:pPr>
+      <w:r>
+        <w:t>結果として，0度と±90度の3本すべてが鳴った．基音の平均は，対照が2180.0 Hz，窓が水平に開く2本が2177.0 Hzと2180.0 Hzであり，対照との差はそれぞれ−2.4セントと0セントであった．対照そのものも2回の吹鳴で9.5セントばらついており，向きによる差はこのばらつきに埋もれる．スロットの刻みは半音（100セント）であるから，読み取りには影響しない大きさである．</w:t>
+      </w:r>
+    </w:p>
+    <w:p>
+      <w:pPr>
+        <w:pStyle w:val="ad"/>
+        <w:spacing w:line="260" w:lineRule="exact"/>
+        <w:ind w:firstLine="180"/>
+      </w:pPr>
+      <w:del w:id="1001" w:author="CipherFlute generator" w:date="2026-07-28T12:48:15Z">
+        <w:r>
+          <w:delText xml:space="preserve">一方，窓が水平に開く2本は，わずかに強い息を要し，音がやや濁って聞こえた．スペクトルを見ると，第3のピークが，対照では基音の2.99倍から3.00倍であるのに対し，水平の2本では3.09倍から3.13倍と，本来の3倍より50セントから70セント高い側へずれていた．基音と第2のピークは正常であり，濁りは高次のモードだけが整数比から外れることに由来すると考えられる．復号が読むのは基音だけであるため，この非整数化は読み取りに影響しない．</w:delText>
+        </w:r>
+      </w:del>
+    </w:p>
+    <w:p>
+      <w:pPr>
+        <w:pStyle w:val="ad"/>
+        <w:spacing w:line="260" w:lineRule="exact"/>
+        <w:ind w:firstLine="180"/>
+      </w:pPr>
+      <w:del w:id="1002" w:author="CipherFlute generator" w:date="2026-07-28T12:48:15Z">
+        <w:r>
+          <w:delText xml:space="preserve">したがって，埋め込みに使える向きは，窓が上，右，左の3方向に広がった．窓と吹き込み口が外気に開いてさえいれば，ホストの都合に合わせて笛を90度ずつ回してよい．窓が下を向く向きや中間の角度については，同じ設計で角度を掃引する試験片を用意しており，検証を進めている．</w:delText>
+        </w:r>
+      </w:del>
+    </w:p>
+    <w:p>
+      <w:pPr>
+        <w:pStyle w:val="ad"/>
+        <w:spacing w:line="260" w:lineRule="exact"/>
+        <w:ind w:firstLine="180"/>
+      </w:pPr>
+      <w:ins w:id="1003" w:author="CipherFlute generator" w:date="2026-07-28T12:48:15Z">
+        <w:r>
+          <w:t>一方，窓が真上を向かない向きでは，わずかに強い息を要し，音がやや濁って聞こえた．スペクトルを見ると，第3のピークが，対照では基音の2.99倍から3.00倍であるのに対し，窓が水平の2本では3.09倍から3.13倍と，本来の3倍より50セントから70セント高い側へずれていた．基音と第2のピークは正常であり，濁りは高次のモードだけが整数比から外れることに由来すると考えられる．復号が読むのは基音だけであるため，この非整数化は読み取りに影響しない．</w:t>
+        </w:r>
+      </w:ins>
+    </w:p>
+    <w:p>
+      <w:pPr>
+        <w:pStyle w:val="ad"/>
+        <w:spacing w:line="260" w:lineRule="exact"/>
+        <w:ind w:firstLine="180"/>
+      </w:pPr>
+      <w:ins w:id="1004" w:author="CipherFlute generator" w:date="2026-07-28T12:48:15Z">
+        <w:r>
+          <w:t>続いて，同じ設計で角度を掃引した試験片を印刷し，0度から180度までを確かめた．その結果，0度，±45度，±90度，±135度はいずれも鳴り，180度（窓が真下）だけが鳴らなかった．180度では管の天井が正しく被覆されず，窓の造形も崩れていた．したがって，埋め込みに使える向きは −135度から +135度までの連続した範囲であり，360度のうち270度を占める．使えないのは真下まわりの90度だけである．日用品への埋め込みにおいて，笛の向きに関する制約はほぼ無くなったといえる．</w:t>
+        </w:r>
+      </w:ins>
+    </w:p>
+    <w:p>
+      <w:pPr>
+        <w:pStyle w:val="ad"/>
+        <w:spacing w:line="260" w:lineRule="exact"/>
+        <w:ind w:firstLine="180"/>
+      </w:pPr>
+      <w:ins w:id="1005" w:author="CipherFlute generator" w:date="2026-07-28T12:48:15Z">
+        <w:r>
+          <w:t>笛の長軸を立てる置き方も試した．この場合，吹き込み口から音の出る窓へ至る風道は高さ約1 mmの垂直な細い管になる．吹き込み口を上に向けるとこの風道が埋まって息が入らず，鳴らなかった．吹き込み口を下に向けた場合は鳴ったが，低い音は狙いより95セント高く，高い音では一回の吹鳴で複数の基音が同時に現れて基音が定まらなかった．注意すべきは，聴いた印象と測定が食い違ったことである．耳では高い音がよく鳴り低い音はかすれて聞こえたが，測定では低い音の方が安定していた．復号器が読むのは基音ひとつであるから，鳴っているかどうかを聴感で判断してはならない．以上より，長軸を立てる置き方は現時点では推奨しない．</w:t>
+        </w:r>
+      </w:ins>
+    </w:p>
+    <w:p>
+      <w:pPr>
         <w:pStyle w:val="1"/>
         <w:spacing w:after="60"/>
         <w:ind w:left="431" w:hanging="431"/>
@@ -4801,11 +4711,22 @@
         <w:spacing w:before="120" w:after="60"/>
         <w:ind w:left="392" w:hanging="392"/>
       </w:pPr>
-      <w:del w:id="1011" w:author="CipherFlute generator" w:date="2026-07-25T21:01:46Z">
-        <w:r>
-          <w:delText xml:space="preserve">スプールへの放射状埋め込み（作成中）</w:delText>
-        </w:r>
-      </w:del>
+      <w:r>
+        <w:t>スプールへの放射状埋め込み（実装済み）</w:t>
+      </w:r>
+    </w:p>
+    <w:p>
+      <w:pPr>
+        <w:pStyle w:val="ad"/>
+        <w:spacing w:line="260" w:lineRule="exact"/>
+        <w:ind w:firstLine="180"/>
+      </w:pPr>
+      <w:r>
+        <w:t>3D</w:t>
+      </w:r>
+      <w:r>
+        <w:t>プリンタのフィラメントを巻くスプールの円盤に，笛を放射状に埋め込んだ．スプールを回しながら，外周に並んだ吹き込み口を順に吹くと，演奏するように秘密を読み出せる．ありふれた道具に秘密を溶け込ませ，日常の中に隠す例である．</w:t>
+      </w:r>
     </w:p>
     <w:p>
       <w:pPr>
@@ -4813,11 +4734,130 @@
         <w:spacing w:before="120" w:after="60"/>
         <w:ind w:left="392" w:hanging="392"/>
       </w:pPr>
-      <w:del w:id="1012" w:author="CipherFlute generator" w:date="2026-07-25T21:01:46Z">
-        <w:r>
-          <w:delText xml:space="preserve">3Dプリンタのフィラメントを巻くスプールの円盤に，笛を放射状に埋め込む案を作成中である．スプールを回しながら，外周に並んだ吹き込み口を順に吹くと，演奏するように秘密を読み出せる．ありふれた道具に秘密を溶け込ませ，日常の中に隠す例である．</w:delText>
-        </w:r>
-      </w:del>
+      <w:r>
+        <w:t>秘密分散によるパートナー間の分散保管（作成中，</w:t>
+      </w:r>
+      <w:r>
+        <w:t>HeartBeads</w:t>
+      </w:r>
+      <w:r>
+        <w:t>）</w:t>
+      </w:r>
+    </w:p>
+    <w:p>
+      <w:pPr>
+        <w:pStyle w:val="ad"/>
+        <w:spacing w:line="260" w:lineRule="exact"/>
+        <w:ind w:firstLine="180"/>
+      </w:pPr>
+      <w:r>
+        <w:t>HeartBeads</w:t>
+      </w:r>
+      <w:r>
+        <w:t>は，ハート型の小さな置物を</w:t>
+      </w:r>
+      <w:r>
+        <w:t>2</w:t>
+      </w:r>
+      <w:r>
+        <w:t>つ用意し，</w:t>
+      </w:r>
+      <w:r>
+        <w:t>1</w:t>
+      </w:r>
+      <w:r>
+        <w:t>つの秘密を秘密分散で</w:t>
+      </w:r>
+      <w:r>
+        <w:t>2</w:t>
+      </w:r>
+      <w:r>
+        <w:t>つの断片に分けて各ハートに笛として埋め込む案である（作成中）．</w:t>
+      </w:r>
+      <w:r>
+        <w:t>2</w:t>
+      </w:r>
+      <w:r>
+        <w:t>人が</w:t>
+      </w:r>
+      <w:r>
+        <w:t>1</w:t>
+      </w:r>
+      <w:r>
+        <w:t>つずつ持ち，</w:t>
+      </w:r>
+      <w:r>
+        <w:t>2</w:t>
+      </w:r>
+      <w:r>
+        <w:t>つを合わせて初めて秘密を復元できる（</w:t>
+      </w:r>
+      <w:r>
+        <w:t>2-of-2</w:t>
+      </w:r>
+      <w:r>
+        <w:t>）．</w:t>
+      </w:r>
+      <w:r>
+        <w:t>3</w:t>
+      </w:r>
+      <w:r>
+        <w:t>つに分けて</w:t>
+      </w:r>
+      <w:r>
+        <w:t>2</w:t>
+      </w:r>
+      <w:r>
+        <w:t>つで復元できる形（</w:t>
+      </w:r>
+      <w:r>
+        <w:t>2-of-3</w:t>
+      </w:r>
+      <w:r>
+        <w:t>）にすれば，</w:t>
+      </w:r>
+      <w:r>
+        <w:t>1</w:t>
+      </w:r>
+      <w:r>
+        <w:t>つを失っても復元できる耐性を持たせられる．「</w:t>
+      </w:r>
+      <w:r>
+        <w:t>2</w:t>
+      </w:r>
+      <w:r>
+        <w:t>人がそろわないと開けられない」という関係性を，物のかたちで表現する例である．各ハートは原型が約25×32×7 mmであり，笛が収まる大きさに拡大して用いる．</w:t>
+      </w:r>
+      <w:r/>
+      <w:r/>
+      <w:r/>
+      <w:r/>
+      <w:r/>
+      <w:r/>
+      <w:r>
+        <w:t>1</w:t>
+      </w:r>
+      <w:r>
+        <w:t>記号の秘密であれば，各断片は基準笛</w:t>
+      </w:r>
+      <w:r>
+        <w:t>1</w:t>
+      </w:r>
+      <w:r>
+        <w:t>本とデータ</w:t>
+      </w:r>
+      <w:r>
+        <w:t>1</w:t>
+      </w:r>
+      <w:r>
+        <w:t>本の計</w:t>
+      </w:r>
+      <w:r>
+        <w:t>2</w:t>
+      </w:r>
+      <w:r>
+        <w:t>本で足りる．</w:t>
+      </w:r>
     </w:p>
     <w:p>
       <w:pPr>
@@ -4825,11 +4865,9 @@
         <w:spacing w:before="120" w:after="60"/>
         <w:ind w:left="392" w:hanging="392"/>
       </w:pPr>
-      <w:ins w:id="1013" w:author="CipherFlute generator" w:date="2026-07-25T21:01:46Z">
-        <w:r>
-          <w:t>スプールへの放射状埋め込み（実装済み）</w:t>
-        </w:r>
-      </w:ins>
+      <w:r>
+        <w:t>128bitの復元用パスフレーズの保管（想定）</w:t>
+      </w:r>
     </w:p>
     <w:p>
       <w:pPr>
@@ -4837,14 +4875,19 @@
         <w:spacing w:line="260" w:lineRule="exact"/>
         <w:ind w:firstLine="180"/>
       </w:pPr>
-      <w:ins w:id="1014" w:author="CipherFlute generator" w:date="2026-07-25T21:01:46Z">
-        <w:r>
-          <w:t>3D</w:t>
-        </w:r>
-        <w:r>
-          <w:t>プリンタのフィラメントを巻くスプールの円盤に，笛を放射状に埋め込んだ．スプールを回しながら，外周に並んだ吹き込み口を順に吹くと，演奏するように秘密を読み出せる．ありふれた道具に秘密を溶け込ませ，日常の中に隠す例である．</w:t>
-        </w:r>
-      </w:ins>
+      <w:r>
+        <w:t>12単語のシード相当の128bitを，多数の笛としてシンプルな箱の底面に埋め込む使い方を想定している．求める強度に応じて笛の本数（128bitなら約40本）を選び，自由に配置する．金庫のように「ここに価値がある」と宣言せず，日常に紛れさせる点が特徴である．これは本手法の容量の上限を，実用の形で示す到達目標である．</w:t>
+      </w:r>
+    </w:p>
+    <w:p>
+      <w:pPr>
+        <w:pStyle w:val="1"/>
+        <w:spacing w:after="60"/>
+        <w:ind w:left="431" w:hanging="431"/>
+      </w:pPr>
+      <w:r>
+        <w:t>議論と限界，今後の課題</w:t>
+      </w:r>
     </w:p>
     <w:p>
       <w:pPr>
@@ -4853,13 +4896,7 @@
         <w:ind w:left="392" w:hanging="392"/>
       </w:pPr>
       <w:r>
-        <w:t>秘密分散によるパートナー間の分散保管（作成中，</w:t>
-      </w:r>
-      <w:r>
-        <w:t>HeartBeads</w:t>
-      </w:r>
-      <w:r>
-        <w:t>）</w:t>
+        <w:t>なぜ音なのか</w:t>
       </w:r>
     </w:p>
     <w:p>
@@ -4869,49 +4906,13 @@
         <w:ind w:firstLine="180"/>
       </w:pPr>
       <w:r>
-        <w:t xml:space="preserve">HeartBeadsは，ハート型の小さな置物を2つ用意し，1つの秘密を秘密分散で2つの断片に分けて各ハートに笛として埋め込む案である（作成中）．2人が1つずつ持ち，2つを合わせて初めて秘密を復元できる（2-of-2）．3つに分けて2つで復元できる形（2-of-3）にすれば，1つを失っても復元できる耐性を持たせられる．「2人がそろわないと開けられない」という関係性を，物のかたちで表現する例である．各ハートは</w:t>
-      </w:r>
-      <w:ins w:id="1015" w:author="CipherFlute generator" w:date="2026-07-25T21:01:46Z">
-        <w:r>
-          <w:t xml:space="preserve">原型が</w:t>
-        </w:r>
-      </w:ins>
-      <w:r>
-        <w:t xml:space="preserve">約25×32×7 mmで</w:t>
-      </w:r>
-      <w:ins w:id="1016" w:author="CipherFlute generator" w:date="2026-07-25T21:01:46Z">
-        <w:r>
-          <w:t xml:space="preserve">あり</w:t>
-        </w:r>
-      </w:ins>
-      <w:r>
-        <w:t xml:space="preserve">，</w:t>
-      </w:r>
-      <w:del w:id="1017" w:author="CipherFlute generator" w:date="2026-07-25T21:01:46Z">
-        <w:r>
-          <w:delText xml:space="preserve">7 mm厚の中</w:delText>
-        </w:r>
-      </w:del>
-      <w:ins w:id="1018" w:author="CipherFlute generator" w:date="2026-07-25T21:01:46Z">
-        <w:r>
-          <w:t xml:space="preserve">笛が収まる大きさ</w:t>
-        </w:r>
-      </w:ins>
-      <w:r>
-        <w:t xml:space="preserve">に</w:t>
-      </w:r>
-      <w:del w:id="1019" w:author="CipherFlute generator" w:date="2026-07-25T21:01:46Z">
-        <w:r>
-          <w:delText xml:space="preserve">4 mmの笛を埋め込め</w:delText>
-        </w:r>
-      </w:del>
-      <w:ins w:id="1020" w:author="CipherFlute generator" w:date="2026-07-25T21:01:46Z">
-        <w:r>
-          <w:t xml:space="preserve">拡大して用い</w:t>
-        </w:r>
-      </w:ins>
-      <w:r>
-        <w:t xml:space="preserve">る．1記号の秘密であれば，各断片は基準笛1本とデータ1本の計2本で足りる．</w:t>
+        <w:t>第一に，読み出し装置であるマイクがすべてのスマートフォンに載っており，正当な利用者の読み出しの敷居が事実上ゼロである．第二に，音を起こす源が呼気であり電源を要しない．第三に，情報が音の高さに載っているため，こする速さに依存する方式</w:t>
+      </w:r>
+      <w:r>
+        <w:t>[7]</w:t>
+      </w:r>
+      <w:r>
+        <w:t>よりも人間の操作のばらつきに強い．音の高さは，ゆっくり吹いても速く吹いても変わらない．</w:t>
       </w:r>
     </w:p>
     <w:p>
@@ -4921,7 +4922,7 @@
         <w:ind w:left="392" w:hanging="392"/>
       </w:pPr>
       <w:r>
-        <w:t>128bitの復元用パスフレーズの保管（想定）</w:t>
+        <w:t>限界</w:t>
       </w:r>
     </w:p>
     <w:p>
@@ -4931,17 +4932,7 @@
         <w:ind w:firstLine="180"/>
       </w:pPr>
       <w:r>
-        <w:t>12単語のシード相当の128bitを，多数の笛としてシンプルな箱の底面に埋め込む使い方を想定している．求める強度に応じて笛の本数（128bitなら約40本）を選び，自由に配置する．金庫のように「ここに価値がある」と宣言せず，日常に紛れさせる点が特徴である．これは本手法の容量の上限を，実用の形で示す到達目標である．</w:t>
-      </w:r>
-    </w:p>
-    <w:p>
-      <w:pPr>
-        <w:pStyle w:val="1"/>
-        <w:spacing w:after="60"/>
-        <w:ind w:left="431" w:hanging="431"/>
-      </w:pPr>
-      <w:r>
-        <w:t>議論と限界，今後の課題</w:t>
+        <w:t>本方式にはいくつかの限界がある．第一に，容量あたりの物量では金属板1枚や紙片に劣る．ただし日常のカジュアル用途は笛数本から10本で済むため，かさばりが問題になるのは128bit級の保管に限られる．それについても，6.4節で示したように日用品の中に大量の笛を埋め込む余地は比較的確保しやすいと考える．本方式は容量あたりの効率ではなく，偽装のしやすさと読み出しの手軽さを買うための担体であり，性質の異なる予備手段の一つとして併用することが望ましい．第二に，複製が容易で読み取りの痕跡が残らないため，所有者は漏洩に気づけない．第三に，論文として方式を公開する以上，方式を知る攻撃者に対する存在の分かりにくさは限定的である．第四に，読み出しアプリとスマートフォンは信頼せざるを得ない部分であり，物体側に攻撃面がないという利点はソフトウェア側には及ばない．</w:t>
       </w:r>
     </w:p>
     <w:p>
@@ -4951,7 +4942,7 @@
         <w:ind w:left="392" w:hanging="392"/>
       </w:pPr>
       <w:r>
-        <w:t>なぜ音なのか</w:t>
+        <w:t>今後の課題（未実施の評価）</w:t>
       </w:r>
     </w:p>
     <w:p>
@@ -4961,52 +4952,6 @@
         <w:ind w:firstLine="180"/>
       </w:pPr>
       <w:r>
-        <w:t>第一に，読み出し装置であるマイクがすべてのスマートフォンに載っており，正当な利用者の読み出しの敷居が事実上ゼロである．第二に，音を起こす源が呼気であり電源を要しない．第三に，情報が音の高さに載っているため，こする速さに依存する方式</w:t>
-      </w:r>
-      <w:r>
-        <w:t>[7]</w:t>
-      </w:r>
-      <w:r>
-        <w:t>よりも人間の操作のばらつきに強い．音の高さは，ゆっくり吹いても速く吹いても変わらない．</w:t>
-      </w:r>
-    </w:p>
-    <w:p>
-      <w:pPr>
-        <w:pStyle w:val="2"/>
-        <w:spacing w:before="120" w:after="60"/>
-        <w:ind w:left="392" w:hanging="392"/>
-      </w:pPr>
-      <w:r>
-        <w:t>限界</w:t>
-      </w:r>
-    </w:p>
-    <w:p>
-      <w:pPr>
-        <w:pStyle w:val="ad"/>
-        <w:spacing w:line="260" w:lineRule="exact"/>
-        <w:ind w:firstLine="180"/>
-      </w:pPr>
-      <w:r>
-        <w:t>本方式にはいくつかの限界がある．第一に，容量あたりの物量では金属板1枚や紙片に劣る．ただし日常のカジュアル用途は笛数本から10本で済むため，かさばりが問題になるのは128bit級の保管に限られる．それについても，6.4節で示したように日用品の中に大量の笛を埋め込む余地は比較的確保しやすいと考える．本方式は容量あたりの効率ではなく，偽装のしやすさと読み出しの手軽さを買うための担体であり，性質の異なる予備手段の一つとして併用することが望ましい．第二に，複製が容易で読み取りの痕跡が残らないため，所有者は漏洩に気づけない．第三に，論文として方式を公開する以上，方式を知る攻撃者に対する存在の分かりにくさは限定的である．第四に，読み出しアプリとスマートフォンは信頼せざるを得ない部分であり，物体側に攻撃面がないという利点はソフトウェア側には及ばない．</w:t>
-      </w:r>
-    </w:p>
-    <w:p>
-      <w:pPr>
-        <w:pStyle w:val="2"/>
-        <w:spacing w:before="120" w:after="60"/>
-        <w:ind w:left="392" w:hanging="392"/>
-      </w:pPr>
-      <w:r>
-        <w:t>今後の課題（未実施の評価）</w:t>
-      </w:r>
-    </w:p>
-    <w:p>
-      <w:pPr>
-        <w:pStyle w:val="ad"/>
-        <w:spacing w:line="260" w:lineRule="exact"/>
-        <w:ind w:firstLine="180"/>
-      </w:pPr>
-      <w:r>
         <w:t>本手法の主張を固めるため，以下の</w:t>
       </w:r>
       <w:r>
@@ -5038,29 +4983,7 @@
         <w:rPr>
           <w:rFonts w:hint="eastAsia"/>
         </w:rPr>
-        <w:t xml:space="preserve">複数の笛</w:t>
-      </w:r>
-      <w:del w:id="1021" w:author="CipherFlute generator" w:date="2026-07-25T21:01:46Z">
-        <w:r>
-          <w:rPr>
-            <w:rFonts w:hint="eastAsia"/>
-          </w:rPr>
-          <w:delText xml:space="preserve">の</w:delText>
-        </w:r>
-      </w:del>
-      <w:ins w:id="1022" w:author="CipherFlute generator" w:date="2026-07-25T21:01:46Z">
-        <w:r>
-          <w:rPr>
-            <w:rFonts w:hint="eastAsia"/>
-          </w:rPr>
-          <w:t xml:space="preserve">を</w:t>
-        </w:r>
-      </w:ins>
-      <w:r>
-        <w:rPr>
-          <w:rFonts w:hint="eastAsia"/>
-        </w:rPr>
-        <w:t xml:space="preserve">同時に鳴らす</w:t>
+        <w:t>複数の笛を同時に鳴らす</w:t>
       </w:r>
     </w:p>
     <w:p>
